--- a/assets/docs/lop3/Toan - Lop 3.docx
+++ b/assets/docs/lop3/Toan - Lop 3.docx
@@ -1501,6 +1501,19 @@
               <w:t>NLS-AT: Trò chơi màn hình chỉ 10 phút; không dùng máy tra thay học thuộc bảng.</w:t>
             </w:r>
           </w:p>
+          <w:p>
+            <w:pPr>
+              <w:spacing w:after="0"/>
+            </w:pPr>
+            <w:r>
+              <w:rPr>
+                <w:b w:val="0"/>
+                <w:i w:val="0"/>
+                <w:sz w:val="18"/>
+              </w:rPr>
+              <w:t>STEM: Bảng nhân, chia (Toán – Mĩ thuật) — dạy thay cho tiết này.</w:t>
+            </w:r>
+          </w:p>
         </w:tc>
         <w:tc>
           <w:tcPr>
@@ -1783,6 +1796,32 @@
               <w:t>NLS-AT: Trò chơi màn hình chỉ 10 phút; không dùng máy tra thay học thuộc bảng.</w:t>
             </w:r>
           </w:p>
+          <w:p>
+            <w:pPr>
+              <w:spacing w:after="0"/>
+            </w:pPr>
+            <w:r>
+              <w:rPr>
+                <w:b w:val="0"/>
+                <w:i w:val="0"/>
+                <w:sz w:val="18"/>
+              </w:rPr>
+              <w:t>STEM: Bảng nhân, chia (Toán – Mĩ thuật) — dạy thay cho tiết này.</w:t>
+            </w:r>
+          </w:p>
+          <w:p>
+            <w:pPr>
+              <w:spacing w:after="0"/>
+            </w:pPr>
+            <w:r>
+              <w:rPr>
+                <w:b w:val="0"/>
+                <w:i w:val="0"/>
+                <w:sz w:val="18"/>
+              </w:rPr>
+              <w:t>KNS: KN chi tiêu hợp lí: tính toán khi mua bán, biết tiết kiệm.</w:t>
+            </w:r>
+          </w:p>
         </w:tc>
         <w:tc>
           <w:tcPr>
@@ -2038,6 +2077,20 @@
                 <w:i w:val="0"/>
                 <w:sz w:val="18"/>
               </w:rPr>
+              <w:t>STEM: Bảng nhân, chia (Toán – Mĩ thuật) — dạy thay cho tiết này.</w:t>
+            </w:r>
+          </w:p>
+          <w:p>
+            <w:pPr>
+              <w:spacing w:after="0"/>
+            </w:pPr>
+            <w:r>
+              <w:rPr>
+                <w:b w:val="0"/>
+                <w:i w:val="0"/>
+                <w:sz w:val="18"/>
+              </w:rPr>
+              <w:t>KNS: KN chi tiêu hợp lí: tính toán khi mua bán, biết tiết kiệm.</w:t>
             </w:r>
           </w:p>
         </w:tc>
@@ -2840,6 +2893,20 @@
                 <w:i w:val="0"/>
                 <w:sz w:val="18"/>
               </w:rPr>
+              <w:t>STEM: Bảng nhân, chia (Toán – Mĩ thuật) — dạy thay cho tiết này.</w:t>
+            </w:r>
+          </w:p>
+          <w:p>
+            <w:pPr>
+              <w:spacing w:after="0"/>
+            </w:pPr>
+            <w:r>
+              <w:rPr>
+                <w:b w:val="0"/>
+                <w:i w:val="0"/>
+                <w:sz w:val="18"/>
+              </w:rPr>
+              <w:t>KNS: KN chi tiêu hợp lí: tính toán khi mua bán, biết tiết kiệm.</w:t>
             </w:r>
           </w:p>
         </w:tc>
@@ -3068,6 +3135,20 @@
                 <w:i w:val="0"/>
                 <w:sz w:val="18"/>
               </w:rPr>
+              <w:t>STEM: Bảng nhân, chia (Toán – Mĩ thuật) — dạy thay cho tiết này.</w:t>
+            </w:r>
+          </w:p>
+          <w:p>
+            <w:pPr>
+              <w:spacing w:after="0"/>
+            </w:pPr>
+            <w:r>
+              <w:rPr>
+                <w:b w:val="0"/>
+                <w:i w:val="0"/>
+                <w:sz w:val="18"/>
+              </w:rPr>
+              <w:t>KNS: KN chi tiêu hợp lí: tính toán khi mua bán, biết tiết kiệm.</w:t>
             </w:r>
           </w:p>
         </w:tc>
@@ -3298,6 +3379,20 @@
                 <w:i w:val="0"/>
                 <w:sz w:val="18"/>
               </w:rPr>
+              <w:t>STEM: Bảng nhân, chia (Toán – Mĩ thuật) — dạy thay cho tiết này.</w:t>
+            </w:r>
+          </w:p>
+          <w:p>
+            <w:pPr>
+              <w:spacing w:after="0"/>
+            </w:pPr>
+            <w:r>
+              <w:rPr>
+                <w:b w:val="0"/>
+                <w:i w:val="0"/>
+                <w:sz w:val="18"/>
+              </w:rPr>
+              <w:t>KNS: KN chi tiêu hợp lí: tính toán khi mua bán, biết tiết kiệm.</w:t>
             </w:r>
           </w:p>
         </w:tc>
@@ -3526,6 +3621,20 @@
                 <w:i w:val="0"/>
                 <w:sz w:val="18"/>
               </w:rPr>
+              <w:t>STEM: Bảng nhân, chia (Toán – Mĩ thuật) — dạy thay cho tiết này.</w:t>
+            </w:r>
+          </w:p>
+          <w:p>
+            <w:pPr>
+              <w:spacing w:after="0"/>
+            </w:pPr>
+            <w:r>
+              <w:rPr>
+                <w:b w:val="0"/>
+                <w:i w:val="0"/>
+                <w:sz w:val="18"/>
+              </w:rPr>
+              <w:t>KNS: KN chi tiêu hợp lí: tính toán khi mua bán, biết tiết kiệm.</w:t>
             </w:r>
           </w:p>
         </w:tc>
@@ -3870,6 +3979,7 @@
                 <w:i w:val="0"/>
                 <w:sz w:val="18"/>
               </w:rPr>
+              <w:t>KNS: KN chi tiêu hợp lí: tính toán khi mua bán, biết tiết kiệm.</w:t>
             </w:r>
           </w:p>
         </w:tc>
@@ -4098,6 +4208,7 @@
                 <w:i w:val="0"/>
                 <w:sz w:val="18"/>
               </w:rPr>
+              <w:t>STEM: Trải nghiệm cùng một phần mấy (Toán – Mĩ thuật) — dạy thay cho tiết này.</w:t>
             </w:r>
           </w:p>
         </w:tc>
@@ -4787,6 +4898,7 @@
                 <w:i w:val="0"/>
                 <w:sz w:val="18"/>
               </w:rPr>
+              <w:t>KNS: KN chi tiêu hợp lí: tính toán khi mua bán, biết tiết kiệm.</w:t>
             </w:r>
           </w:p>
         </w:tc>
@@ -7194,6 +7306,7 @@
                 <w:i w:val="0"/>
                 <w:sz w:val="18"/>
               </w:rPr>
+              <w:t>KNS: KN chi tiêu hợp lí: tính toán khi mua bán, biết tiết kiệm.</w:t>
             </w:r>
           </w:p>
         </w:tc>
@@ -8226,6 +8339,7 @@
                 <w:i w:val="0"/>
                 <w:sz w:val="18"/>
               </w:rPr>
+              <w:t>STEM: Cân thăng bằng (Toán – Công nghệ) — dạy thay cho tiết này.</w:t>
             </w:r>
           </w:p>
         </w:tc>
@@ -12838,6 +12952,19 @@
               <w:t>NLS-GQVĐ (Cơ bản 1): dùng ứng dụng thước/cân điện tử (nếu có) để kiểm chứng lại kết quả đo bằng dụng cụ thật.</w:t>
             </w:r>
           </w:p>
+          <w:p>
+            <w:pPr>
+              <w:spacing w:after="0"/>
+            </w:pPr>
+            <w:r>
+              <w:rPr>
+                <w:b w:val="0"/>
+                <w:i w:val="0"/>
+                <w:sz w:val="18"/>
+              </w:rPr>
+              <w:t>STEM: Trải nghiệm diện tích (Toán – Mĩ thuật) — dạy thay cho tiết này.</w:t>
+            </w:r>
+          </w:p>
         </w:tc>
         <w:tc>
           <w:tcPr>
@@ -16964,6 +17091,32 @@
               <w:t>NLS-KT (Cơ bản 1): xem đồng hồ và lịch điện tử trên máy tính/điện thoại của cô để đối chiếu với đồng hồ, lịch thật.</w:t>
             </w:r>
           </w:p>
+          <w:p>
+            <w:pPr>
+              <w:spacing w:after="0"/>
+            </w:pPr>
+            <w:r>
+              <w:rPr>
+                <w:b w:val="0"/>
+                <w:i w:val="0"/>
+                <w:sz w:val="18"/>
+              </w:rPr>
+              <w:t>STEM: Đồng hồ số La Mã (Toán – Mĩ thuật) — dạy thay cho tiết này.</w:t>
+            </w:r>
+          </w:p>
+          <w:p>
+            <w:pPr>
+              <w:spacing w:after="0"/>
+            </w:pPr>
+            <w:r>
+              <w:rPr>
+                <w:b w:val="0"/>
+                <w:i w:val="0"/>
+                <w:sz w:val="18"/>
+              </w:rPr>
+              <w:t>KNS: KN chi tiêu hợp lí: tính toán khi mua bán, biết tiết kiệm.</w:t>
+            </w:r>
+          </w:p>
         </w:tc>
         <w:tc>
           <w:tcPr>
@@ -17422,6 +17575,19 @@
               <w:t>NLS-AT (Cơ bản 1): xem hình tiền trên màn hình để nhận biết mệnh giá; nhắc HS không tự ý mua bán trên mạng.</w:t>
             </w:r>
           </w:p>
+          <w:p>
+            <w:pPr>
+              <w:spacing w:after="0"/>
+            </w:pPr>
+            <w:r>
+              <w:rPr>
+                <w:b w:val="0"/>
+                <w:i w:val="0"/>
+                <w:sz w:val="18"/>
+              </w:rPr>
+              <w:t>KNS: KN chi tiêu hợp lí: tính toán khi mua bán, biết tiết kiệm.</w:t>
+            </w:r>
+          </w:p>
         </w:tc>
         <w:tc>
           <w:tcPr>
@@ -18915,6 +19081,19 @@
               <w:t>NLS-KT (Cơ bản 1): HS làm quen đọc bảng số liệu/biểu đồ tranh đơn giản; thu thập, sắp xếp dữ liệu (có hướng dẫn).</w:t>
             </w:r>
           </w:p>
+          <w:p>
+            <w:pPr>
+              <w:spacing w:after="0"/>
+            </w:pPr>
+            <w:r>
+              <w:rPr>
+                <w:b w:val="0"/>
+                <w:i w:val="0"/>
+                <w:sz w:val="18"/>
+              </w:rPr>
+              <w:t>KNS: KN chi tiêu hợp lí: tính toán khi mua bán, biết tiết kiệm.</w:t>
+            </w:r>
+          </w:p>
         </w:tc>
         <w:tc>
           <w:tcPr>
@@ -19371,6 +19550,7 @@
                 <w:i w:val="0"/>
                 <w:sz w:val="18"/>
               </w:rPr>
+              <w:t>KNS: KN chi tiêu hợp lí: tính toán khi mua bán, biết tiết kiệm.</w:t>
             </w:r>
           </w:p>
         </w:tc>

--- a/assets/docs/lop3/Toan - Lop 3.docx
+++ b/assets/docs/lop3/Toan - Lop 3.docx
@@ -2077,6 +2077,45 @@
                 <w:i w:val="0"/>
                 <w:sz w:val="18"/>
               </w:rPr>
+              <w:t>NLS-KT (Cơ bản 1): Ở bài “Bảng nhân 4, bảng chia 4”, GV chiếu hình các chong chóng bốn cánh và bấm hiện thêm từng chiếc; mỗi lần thêm một chong chóng</w:t>
+            </w:r>
+          </w:p>
+          <w:p>
+            <w:pPr>
+              <w:spacing w:after="0"/>
+            </w:pPr>
+            <w:r>
+              <w:rPr>
+                <w:b w:val="0"/>
+                <w:i w:val="0"/>
+                <w:sz w:val="18"/>
+              </w:rPr>
+              <w:t>NLS-GQVĐ (Cơ bản 1): Sau khi lập xong bảng nhân, GV chiếu trò chơi luyện bảng nhân 4 có tự chấm; mỗi em trả lời rồi nhìn máy báo đúng</w:t>
+            </w:r>
+          </w:p>
+          <w:p>
+            <w:pPr>
+              <w:spacing w:after="0"/>
+            </w:pPr>
+            <w:r>
+              <w:rPr>
+                <w:b w:val="0"/>
+                <w:i w:val="0"/>
+                <w:sz w:val="18"/>
+              </w:rPr>
+              <w:t>NLS-AT: Trò chơi do thầy cô bấm, HS chờ đến lượt được mời</w:t>
+            </w:r>
+          </w:p>
+          <w:p>
+            <w:pPr>
+              <w:spacing w:after="0"/>
+            </w:pPr>
+            <w:r>
+              <w:rPr>
+                <w:b w:val="0"/>
+                <w:i w:val="0"/>
+                <w:sz w:val="18"/>
+              </w:rPr>
               <w:t>STEM: Bảng nhân, chia (Toán – Mĩ thuật) — dạy thay cho tiết này.</w:t>
             </w:r>
           </w:p>
@@ -2205,6 +2244,33 @@
                 <w:i w:val="0"/>
                 <w:sz w:val="18"/>
               </w:rPr>
+              <w:t>NLS-KT (Cơ bản 1): Ở tiết lập bảng chia 4, GV chiếu 24 chấm tròn rồi bấm cho máy tự chia dần thành từng nhóm 4 chấm</w:t>
+            </w:r>
+          </w:p>
+          <w:p>
+            <w:pPr>
+              <w:spacing w:after="0"/>
+            </w:pPr>
+            <w:r>
+              <w:rPr>
+                <w:b w:val="0"/>
+                <w:i w:val="0"/>
+                <w:sz w:val="18"/>
+              </w:rPr>
+              <w:t>NLS-GQVĐ (Cơ bản 1): GV chiếu trò chơi luyện bảng chia 4 có tự chấm; HS chọn kết quả, máy báo đúng</w:t>
+            </w:r>
+          </w:p>
+          <w:p>
+            <w:pPr>
+              <w:spacing w:after="0"/>
+            </w:pPr>
+            <w:r>
+              <w:rPr>
+                <w:b w:val="0"/>
+                <w:i w:val="0"/>
+                <w:sz w:val="18"/>
+              </w:rPr>
+              <w:t>NLS-AT: Màn hình do thầy cô bấm, HS chờ đến lượt được mời lên chạm</w:t>
             </w:r>
           </w:p>
         </w:tc>
@@ -2319,6 +2385,33 @@
                 <w:i w:val="0"/>
                 <w:sz w:val="18"/>
               </w:rPr>
+              <w:t>NLS-KT (Cơ bản 1): Ở bài ôn tập hình học, GV dùng phần mềm hình học động chiếu lên màn hình rồi kéo một đỉnh của hình chữ nhật cho hình to</w:t>
+            </w:r>
+          </w:p>
+          <w:p>
+            <w:pPr>
+              <w:spacing w:after="0"/>
+            </w:pPr>
+            <w:r>
+              <w:rPr>
+                <w:b w:val="0"/>
+                <w:i w:val="0"/>
+                <w:sz w:val="18"/>
+              </w:rPr>
+              <w:t>NLS-GQVĐ (Cơ bản 1): Với bài tính độ dài đường gấp khúc, GV chiếu đường gấp khúc và tô sáng từng đoạn theo lời HS nói</w:t>
+            </w:r>
+          </w:p>
+          <w:p>
+            <w:pPr>
+              <w:spacing w:after="0"/>
+            </w:pPr>
+            <w:r>
+              <w:rPr>
+                <w:b w:val="0"/>
+                <w:i w:val="0"/>
+                <w:sz w:val="18"/>
+              </w:rPr>
+              <w:t>NLS-AT: Phần mềm do thầy cô điều khiển, HS chờ đến lượt được mời lên kéo hình</w:t>
             </w:r>
           </w:p>
         </w:tc>
@@ -2433,6 +2526,33 @@
                 <w:i w:val="0"/>
                 <w:sz w:val="18"/>
               </w:rPr>
+              <w:t>NLS-KT (Cơ bản 1): Ở phần đo lường, GV chiếu ảnh phóng to mặt cân đồng hồ và mặt đồng hồ kim</w:t>
+            </w:r>
+          </w:p>
+          <w:p>
+            <w:pPr>
+              <w:spacing w:after="0"/>
+            </w:pPr>
+            <w:r>
+              <w:rPr>
+                <w:b w:val="0"/>
+                <w:i w:val="0"/>
+                <w:sz w:val="18"/>
+              </w:rPr>
+              <w:t>NLS-GQVĐ (Cơ bản 1): GV mở bài tập tương tác kéo kim đồng hồ về đúng giờ đề bài nêu và chọn số đo phù hợp cho vật cân; máy báo đúng</w:t>
+            </w:r>
+          </w:p>
+          <w:p>
+            <w:pPr>
+              <w:spacing w:after="0"/>
+            </w:pPr>
+            <w:r>
+              <w:rPr>
+                <w:b w:val="0"/>
+                <w:i w:val="0"/>
+                <w:sz w:val="18"/>
+              </w:rPr>
+              <w:t>NLS-AT: HS chờ đến lượt được mời lên chạm màn hình, tay khô và sạch; cân</w:t>
             </w:r>
           </w:p>
         </w:tc>
@@ -2547,7 +2667,33 @@
                 <w:i w:val="0"/>
                 <w:sz w:val="18"/>
               </w:rPr>
-              <w:t>NLS-GQVĐ (Cơ bản 1): HS tự làm vào vở trước, sau đó dùng máy tính kiểm tra lại kết quả; máy chỉ để soát, không làm thay.</w:t>
+              <w:t>NLS-GQVĐ (Cơ bản 1): Tiết luyện tập chung có nhiều dạng bài nên GV dùng bộ câu hỏi trắc nghiệm chiếu trên màn hình có tự chấm: mỗi câu về so sánh</w:t>
+            </w:r>
+          </w:p>
+          <w:p>
+            <w:pPr>
+              <w:spacing w:after="0"/>
+            </w:pPr>
+            <w:r>
+              <w:rPr>
+                <w:b w:val="0"/>
+                <w:i w:val="0"/>
+                <w:sz w:val="18"/>
+              </w:rPr>
+              <w:t>NLS-KT (Cơ bản 1): GV chiếu phóng to bài toán có lời văn, gạch chân số liệu và từ khoá nhiều hơn, ít hơn bằng bút màu trên màn hình</w:t>
+            </w:r>
+          </w:p>
+          <w:p>
+            <w:pPr>
+              <w:spacing w:after="0"/>
+            </w:pPr>
+            <w:r>
+              <w:rPr>
+                <w:b w:val="0"/>
+                <w:i w:val="0"/>
+                <w:sz w:val="18"/>
+              </w:rPr>
+              <w:t>NLS-AT: Bộ câu hỏi do thầy cô bấm, HS giơ thẻ tại chỗ, không tranh nhau lên bảng</w:t>
             </w:r>
           </w:p>
         </w:tc>

--- a/assets/docs/lop3/Toan - Lop 3.docx
+++ b/assets/docs/lop3/Toan - Lop 3.docx
@@ -624,33 +624,6 @@
                 <w:i w:val="0"/>
                 <w:sz w:val="18"/>
               </w:rPr>
-              <w:t>NLS-KT (Cơ bản 1): GV chiếu bảng trăm, chục, đơn vị động: thêm, bớt khối thì số đổi ngay; HS đọc, viết số, phân tích thành tổng; chiếu tia số</w:t>
-            </w:r>
-          </w:p>
-          <w:p>
-            <w:pPr>
-              <w:spacing w:after="0"/>
-            </w:pPr>
-            <w:r>
-              <w:rPr>
-                <w:b w:val="0"/>
-                <w:i w:val="0"/>
-                <w:sz w:val="18"/>
-              </w:rPr>
-              <w:t>NLS-GQVĐ (Cơ bản 1): GV chiếu bài tập tương tác: máy cho số có ba chữ số, HS nêu ba số liên tiếp, giơ bảng con; máy hiện đáp án tự kiểm</w:t>
-            </w:r>
-          </w:p>
-          <w:p>
-            <w:pPr>
-              <w:spacing w:after="0"/>
-            </w:pPr>
-            <w:r>
-              <w:rPr>
-                <w:b w:val="0"/>
-                <w:i w:val="0"/>
-                <w:sz w:val="18"/>
-              </w:rPr>
-              <w:t>NLS-AT: Bảng số, tia số chỉ minh hoạ; không chạm máy, dây điện.</w:t>
             </w:r>
           </w:p>
         </w:tc>
@@ -765,33 +738,6 @@
                 <w:i w:val="0"/>
                 <w:sz w:val="18"/>
               </w:rPr>
-              <w:t>NLS-KT (Cơ bản 1): GV chiếu hai số kèm bảng hàng, HS so sánh từng hàng rồi chọn dấu lớn, bé, bằng; chiếu tia số để xếp dãy số</w:t>
-            </w:r>
-          </w:p>
-          <w:p>
-            <w:pPr>
-              <w:spacing w:after="0"/>
-            </w:pPr>
-            <w:r>
-              <w:rPr>
-                <w:b w:val="0"/>
-                <w:i w:val="0"/>
-                <w:sz w:val="18"/>
-              </w:rPr>
-              <w:t>NLS-GQVĐ (Cơ bản 1): GV chiếu bài tương tác tìm số lớn nhất, bé nhất, điền số thiếu vào dãy ba số liên tiếp; HS trả lời, máy hiện đáp án</w:t>
-            </w:r>
-          </w:p>
-          <w:p>
-            <w:pPr>
-              <w:spacing w:after="0"/>
-            </w:pPr>
-            <w:r>
-              <w:rPr>
-                <w:b w:val="0"/>
-                <w:i w:val="0"/>
-                <w:sz w:val="18"/>
-              </w:rPr>
-              <w:t>NLS-AT: Tia số, bảng so sánh chỉ minh hoạ; không chạm máy, dây điện.</w:t>
             </w:r>
           </w:p>
         </w:tc>
@@ -1047,33 +993,6 @@
                 <w:i w:val="0"/>
                 <w:sz w:val="18"/>
               </w:rPr>
-              <w:t>NLS-GQVĐ (Cơ bản 1): Trong bài “Bài 2. Ôn phép cộng, phép trừ trong phạm vi 1000 (Tiết 2)”, GV chiếu bảng số bị trừ, số trừ</w:t>
-            </w:r>
-          </w:p>
-          <w:p>
-            <w:pPr>
-              <w:spacing w:after="0"/>
-            </w:pPr>
-            <w:r>
-              <w:rPr>
-                <w:b w:val="0"/>
-                <w:i w:val="0"/>
-                <w:sz w:val="18"/>
-              </w:rPr>
-              <w:t>NLS-GT (Cơ bản 1): Ở bài toán thực tế một bước tính, HS làm theo nhóm đôi trên bảng con; GV chụp ảnh bài giải của 2–3 nhóm</w:t>
-            </w:r>
-          </w:p>
-          <w:p>
-            <w:pPr>
-              <w:spacing w:after="0"/>
-            </w:pPr>
-            <w:r>
-              <w:rPr>
-                <w:b w:val="0"/>
-                <w:i w:val="0"/>
-                <w:sz w:val="18"/>
-              </w:rPr>
-              <w:t>NLS-AT: Ảnh bài làm của HS chỉ chiếu trong lớp để nhận xét, không lưu lên mạng</w:t>
             </w:r>
           </w:p>
         </w:tc>
@@ -1331,33 +1250,6 @@
                 <w:i w:val="0"/>
                 <w:sz w:val="18"/>
               </w:rPr>
-              <w:t>NLS-KT (Cơ bản 1): Khám phá bài “Bài 3. Tìm thành phần trong phép cộng, phép trừ (Tiết 2)”, GV chiếu hình ảnh động bài toán viên bi của Việt</w:t>
-            </w:r>
-          </w:p>
-          <w:p>
-            <w:pPr>
-              <w:spacing w:after="0"/>
-            </w:pPr>
-            <w:r>
-              <w:rPr>
-                <w:b w:val="0"/>
-                <w:i w:val="0"/>
-                <w:sz w:val="18"/>
-              </w:rPr>
-              <w:t>NLS-GQVĐ (Cơ bản 1): Ở phần luyện tập, GV chiếu bài tập tương tác dạng ? – 4 = 6 và 12 – ? = 7</w:t>
-            </w:r>
-          </w:p>
-          <w:p>
-            <w:pPr>
-              <w:spacing w:after="0"/>
-            </w:pPr>
-            <w:r>
-              <w:rPr>
-                <w:b w:val="0"/>
-                <w:i w:val="0"/>
-                <w:sz w:val="18"/>
-              </w:rPr>
-              <w:t>NLS-AT: Bài tập tương tác mở trên máy của GV, HS lên bấm nhẹ tay khi được gọi</w:t>
             </w:r>
           </w:p>
         </w:tc>
@@ -1472,45 +1364,6 @@
                 <w:i w:val="0"/>
                 <w:sz w:val="18"/>
               </w:rPr>
-              <w:t>NLS-KT (Cơ bản 1): Sau khi ôn bảng nhân 2, chia 2 bằng đồ vật, GV chiếu trò chơi: máy hiện phép tính, HS giơ thẻ số, máy báo đúng sai</w:t>
-            </w:r>
-          </w:p>
-          <w:p>
-            <w:pPr>
-              <w:spacing w:after="0"/>
-            </w:pPr>
-            <w:r>
-              <w:rPr>
-                <w:b w:val="0"/>
-                <w:i w:val="0"/>
-                <w:sz w:val="18"/>
-              </w:rPr>
-              <w:t>NLS-GQVĐ (Cơ bản 1): Cuối tiết GV chiếu bảng tổng hợp trò chơi, HS luyện lại phép sai nhiều; chiếu hình đôi tất, đôi giày cho bài toán lời văn</w:t>
-            </w:r>
-          </w:p>
-          <w:p>
-            <w:pPr>
-              <w:spacing w:after="0"/>
-            </w:pPr>
-            <w:r>
-              <w:rPr>
-                <w:b w:val="0"/>
-                <w:i w:val="0"/>
-                <w:sz w:val="18"/>
-              </w:rPr>
-              <w:t>NLS-AT: Trò chơi màn hình chỉ 10 phút; không dùng máy tra thay học thuộc bảng.</w:t>
-            </w:r>
-          </w:p>
-          <w:p>
-            <w:pPr>
-              <w:spacing w:after="0"/>
-            </w:pPr>
-            <w:r>
-              <w:rPr>
-                <w:b w:val="0"/>
-                <w:i w:val="0"/>
-                <w:sz w:val="18"/>
-              </w:rPr>
               <w:t>STEM: Bảng nhân, chia (Toán – Mĩ thuật) — dạy thay cho tiết này.</w:t>
             </w:r>
           </w:p>
@@ -1626,33 +1479,6 @@
                 <w:i w:val="0"/>
                 <w:sz w:val="18"/>
               </w:rPr>
-              <w:t>NLS-KT (Cơ bản 1): Sau khi ôn bảng nhân 5, chia 5 bằng đồ vật, GV chiếu trò chơi: máy hiện phép tính, HS giơ thẻ số, máy báo đúng sai</w:t>
-            </w:r>
-          </w:p>
-          <w:p>
-            <w:pPr>
-              <w:spacing w:after="0"/>
-            </w:pPr>
-            <w:r>
-              <w:rPr>
-                <w:b w:val="0"/>
-                <w:i w:val="0"/>
-                <w:sz w:val="18"/>
-              </w:rPr>
-              <w:t>NLS-GQVĐ (Cơ bản 1): Cuối tiết GV chiếu bảng tổng hợp trò chơi, HS luyện lại phép sai nhiều; chiếu hình bàn tay năm ngón cho bài toán lời văn</w:t>
-            </w:r>
-          </w:p>
-          <w:p>
-            <w:pPr>
-              <w:spacing w:after="0"/>
-            </w:pPr>
-            <w:r>
-              <w:rPr>
-                <w:b w:val="0"/>
-                <w:i w:val="0"/>
-                <w:sz w:val="18"/>
-              </w:rPr>
-              <w:t>NLS-AT: Trò chơi màn hình chỉ 10 phút; không dùng máy tra thay học thuộc bảng.</w:t>
             </w:r>
           </w:p>
         </w:tc>
@@ -1767,7 +1593,7 @@
                 <w:i w:val="0"/>
                 <w:sz w:val="18"/>
               </w:rPr>
-              <w:t>NLS-KT (Cơ bản 1): GV chiếu ảnh xe xích lô thêm từng xe để HS lập bảng nhân 3; chiếu trò chơi: máy hiện phép nhân 3, HS giơ thẻ số</w:t>
+              <w:t>NLS-KT (Cơ bản 1): Ở “Bài 5. Bảng nhân 3, bảng chia 3” tiết 1, GV chiếu ảnh xe xích lô và hình từng xe thêm vào để HS thấy 3 được</w:t>
             </w:r>
           </w:p>
           <w:p>
@@ -1780,7 +1606,7 @@
                 <w:i w:val="0"/>
                 <w:sz w:val="18"/>
               </w:rPr>
-              <w:t>NLS-GQVĐ (Cơ bản 1): Cuối tiết GV chiếu bảng tổng hợp trò chơi, HS luyện lại phép sai nhiều; bài tập tương tác đếm thêm 3 trên tia số để tự kiểm</w:t>
+              <w:t>NLS-GQVĐ (Cơ bản 1): Cuối tiết GV chiếu bảng tổng hợp trò chơi cho HS nhìn phép nhân 3 nào lớp sai nhiều nhất và cùng luyện lại</w:t>
             </w:r>
           </w:p>
           <w:p>
@@ -1793,7 +1619,7 @@
                 <w:i w:val="0"/>
                 <w:sz w:val="18"/>
               </w:rPr>
-              <w:t>NLS-AT: Trò chơi màn hình chỉ 10 phút; không dùng máy tra thay học thuộc bảng.</w:t>
+              <w:t>NLS-AT: Trò chơi trên màn hình chỉ dùng khoảng 10 phút trong tiết rồi chuyển sang làm vở</w:t>
             </w:r>
           </w:p>
           <w:p>
@@ -1934,33 +1760,6 @@
                 <w:i w:val="0"/>
                 <w:sz w:val="18"/>
               </w:rPr>
-              <w:t>NLS-KT (Cơ bản 1): GV chiếu hình 12 chấm tròn chia vào các tấm bìa 3 chấm để lập bảng chia 3; trò chơi máy hiện phép chia, HS giơ thẻ số</w:t>
-            </w:r>
-          </w:p>
-          <w:p>
-            <w:pPr>
-              <w:spacing w:after="0"/>
-            </w:pPr>
-            <w:r>
-              <w:rPr>
-                <w:b w:val="0"/>
-                <w:i w:val="0"/>
-                <w:sz w:val="18"/>
-              </w:rPr>
-              <w:t>NLS-GQVĐ (Cơ bản 1): Cuối tiết GV chiếu bảng tổng hợp trò chơi, HS luyện lại phép sai nhiều; bài tập tương tác nối phép tính với kết quả</w:t>
-            </w:r>
-          </w:p>
-          <w:p>
-            <w:pPr>
-              <w:spacing w:after="0"/>
-            </w:pPr>
-            <w:r>
-              <w:rPr>
-                <w:b w:val="0"/>
-                <w:i w:val="0"/>
-                <w:sz w:val="18"/>
-              </w:rPr>
-              <w:t>NLS-AT: Trò chơi màn hình chỉ 10 phút; không dùng máy tra thay học thuộc bảng.</w:t>
             </w:r>
           </w:p>
         </w:tc>
@@ -2244,33 +2043,6 @@
                 <w:i w:val="0"/>
                 <w:sz w:val="18"/>
               </w:rPr>
-              <w:t>NLS-KT (Cơ bản 1): Ở tiết lập bảng chia 4, GV chiếu 24 chấm tròn rồi bấm cho máy tự chia dần thành từng nhóm 4 chấm</w:t>
-            </w:r>
-          </w:p>
-          <w:p>
-            <w:pPr>
-              <w:spacing w:after="0"/>
-            </w:pPr>
-            <w:r>
-              <w:rPr>
-                <w:b w:val="0"/>
-                <w:i w:val="0"/>
-                <w:sz w:val="18"/>
-              </w:rPr>
-              <w:t>NLS-GQVĐ (Cơ bản 1): GV chiếu trò chơi luyện bảng chia 4 có tự chấm; HS chọn kết quả, máy báo đúng</w:t>
-            </w:r>
-          </w:p>
-          <w:p>
-            <w:pPr>
-              <w:spacing w:after="0"/>
-            </w:pPr>
-            <w:r>
-              <w:rPr>
-                <w:b w:val="0"/>
-                <w:i w:val="0"/>
-                <w:sz w:val="18"/>
-              </w:rPr>
-              <w:t>NLS-AT: Màn hình do thầy cô bấm, HS chờ đến lượt được mời lên chạm</w:t>
             </w:r>
           </w:p>
         </w:tc>
@@ -2385,33 +2157,6 @@
                 <w:i w:val="0"/>
                 <w:sz w:val="18"/>
               </w:rPr>
-              <w:t>NLS-KT (Cơ bản 1): Ở bài ôn tập hình học, GV dùng phần mềm hình học động chiếu lên màn hình rồi kéo một đỉnh của hình chữ nhật cho hình to</w:t>
-            </w:r>
-          </w:p>
-          <w:p>
-            <w:pPr>
-              <w:spacing w:after="0"/>
-            </w:pPr>
-            <w:r>
-              <w:rPr>
-                <w:b w:val="0"/>
-                <w:i w:val="0"/>
-                <w:sz w:val="18"/>
-              </w:rPr>
-              <w:t>NLS-GQVĐ (Cơ bản 1): Với bài tính độ dài đường gấp khúc, GV chiếu đường gấp khúc và tô sáng từng đoạn theo lời HS nói</w:t>
-            </w:r>
-          </w:p>
-          <w:p>
-            <w:pPr>
-              <w:spacing w:after="0"/>
-            </w:pPr>
-            <w:r>
-              <w:rPr>
-                <w:b w:val="0"/>
-                <w:i w:val="0"/>
-                <w:sz w:val="18"/>
-              </w:rPr>
-              <w:t>NLS-AT: Phần mềm do thầy cô điều khiển, HS chờ đến lượt được mời lên kéo hình</w:t>
             </w:r>
           </w:p>
         </w:tc>
@@ -2526,33 +2271,6 @@
                 <w:i w:val="0"/>
                 <w:sz w:val="18"/>
               </w:rPr>
-              <w:t>NLS-KT (Cơ bản 1): Ở phần đo lường, GV chiếu ảnh phóng to mặt cân đồng hồ và mặt đồng hồ kim</w:t>
-            </w:r>
-          </w:p>
-          <w:p>
-            <w:pPr>
-              <w:spacing w:after="0"/>
-            </w:pPr>
-            <w:r>
-              <w:rPr>
-                <w:b w:val="0"/>
-                <w:i w:val="0"/>
-                <w:sz w:val="18"/>
-              </w:rPr>
-              <w:t>NLS-GQVĐ (Cơ bản 1): GV mở bài tập tương tác kéo kim đồng hồ về đúng giờ đề bài nêu và chọn số đo phù hợp cho vật cân; máy báo đúng</w:t>
-            </w:r>
-          </w:p>
-          <w:p>
-            <w:pPr>
-              <w:spacing w:after="0"/>
-            </w:pPr>
-            <w:r>
-              <w:rPr>
-                <w:b w:val="0"/>
-                <w:i w:val="0"/>
-                <w:sz w:val="18"/>
-              </w:rPr>
-              <w:t>NLS-AT: HS chờ đến lượt được mời lên chạm màn hình, tay khô và sạch; cân</w:t>
             </w:r>
           </w:p>
         </w:tc>
@@ -3039,6 +2757,45 @@
                 <w:i w:val="0"/>
                 <w:sz w:val="18"/>
               </w:rPr>
+              <w:t>NLS-KT (Cơ bản 1): Sau khi HS đã lập được bảng nhân, bảng chia trong bài “BẢNG NHÂN 6, BẢNG CHIA 6” bằng thao tác với đồ vật</w:t>
+            </w:r>
+          </w:p>
+          <w:p>
+            <w:pPr>
+              <w:spacing w:after="0"/>
+            </w:pPr>
+            <w:r>
+              <w:rPr>
+                <w:b w:val="0"/>
+                <w:i w:val="0"/>
+                <w:sz w:val="18"/>
+              </w:rPr>
+              <w:t>NLS-GQVĐ (Cơ bản 1): Cuối tiết GV chiếu bảng tổng hợp của trò chơi cho HS nhìn phép tính nào cả lớp sai nhiều nhất và cùng luyện lại đúng phép đó</w:t>
+            </w:r>
+          </w:p>
+          <w:p>
+            <w:pPr>
+              <w:spacing w:after="0"/>
+            </w:pPr>
+            <w:r>
+              <w:rPr>
+                <w:b w:val="0"/>
+                <w:i w:val="0"/>
+                <w:sz w:val="18"/>
+              </w:rPr>
+              <w:t>NLS-AT: Trò chơi trên màn hình chỉ dùng khoảng 10 phút trong tiết rồi chuyển sang làm vở</w:t>
+            </w:r>
+          </w:p>
+          <w:p>
+            <w:pPr>
+              <w:spacing w:after="0"/>
+            </w:pPr>
+            <w:r>
+              <w:rPr>
+                <w:b w:val="0"/>
+                <w:i w:val="0"/>
+                <w:sz w:val="18"/>
+              </w:rPr>
               <w:t>STEM: Bảng nhân, chia (Toán – Mĩ thuật) — dạy thay cho tiết này.</w:t>
             </w:r>
           </w:p>
@@ -3281,6 +3038,45 @@
                 <w:i w:val="0"/>
                 <w:sz w:val="18"/>
               </w:rPr>
+              <w:t>NLS-KT (Cơ bản 1): Sau khi HS đã lập được bảng nhân, bảng chia trong bài “BẢNG NHÂN 7, BẢNG CHIA 7” bằng thao tác với đồ vật</w:t>
+            </w:r>
+          </w:p>
+          <w:p>
+            <w:pPr>
+              <w:spacing w:after="0"/>
+            </w:pPr>
+            <w:r>
+              <w:rPr>
+                <w:b w:val="0"/>
+                <w:i w:val="0"/>
+                <w:sz w:val="18"/>
+              </w:rPr>
+              <w:t>NLS-GQVĐ (Cơ bản 1): Cuối tiết GV chiếu bảng tổng hợp của trò chơi cho HS nhìn phép tính nào cả lớp sai nhiều nhất và cùng luyện lại đúng phép đó</w:t>
+            </w:r>
+          </w:p>
+          <w:p>
+            <w:pPr>
+              <w:spacing w:after="0"/>
+            </w:pPr>
+            <w:r>
+              <w:rPr>
+                <w:b w:val="0"/>
+                <w:i w:val="0"/>
+                <w:sz w:val="18"/>
+              </w:rPr>
+              <w:t>NLS-AT: Trò chơi trên màn hình chỉ dùng khoảng 10 phút trong tiết rồi chuyển sang làm vở</w:t>
+            </w:r>
+          </w:p>
+          <w:p>
+            <w:pPr>
+              <w:spacing w:after="0"/>
+            </w:pPr>
+            <w:r>
+              <w:rPr>
+                <w:b w:val="0"/>
+                <w:i w:val="0"/>
+                <w:sz w:val="18"/>
+              </w:rPr>
               <w:t>STEM: Bảng nhân, chia (Toán – Mĩ thuật) — dạy thay cho tiết này.</w:t>
             </w:r>
           </w:p>
@@ -3525,6 +3321,45 @@
                 <w:i w:val="0"/>
                 <w:sz w:val="18"/>
               </w:rPr>
+              <w:t>NLS-KT (Cơ bản 1): Sau khi HS đã lập được bảng nhân, bảng chia trong bài “BẢNG NHÂN 8, BẢNG CHIA 8” bằng thao tác với đồ vật</w:t>
+            </w:r>
+          </w:p>
+          <w:p>
+            <w:pPr>
+              <w:spacing w:after="0"/>
+            </w:pPr>
+            <w:r>
+              <w:rPr>
+                <w:b w:val="0"/>
+                <w:i w:val="0"/>
+                <w:sz w:val="18"/>
+              </w:rPr>
+              <w:t>NLS-GQVĐ (Cơ bản 1): Cuối tiết GV chiếu bảng tổng hợp của trò chơi cho HS nhìn phép tính nào cả lớp sai nhiều nhất và cùng luyện lại đúng phép đó</w:t>
+            </w:r>
+          </w:p>
+          <w:p>
+            <w:pPr>
+              <w:spacing w:after="0"/>
+            </w:pPr>
+            <w:r>
+              <w:rPr>
+                <w:b w:val="0"/>
+                <w:i w:val="0"/>
+                <w:sz w:val="18"/>
+              </w:rPr>
+              <w:t>NLS-AT: Trò chơi trên màn hình chỉ dùng khoảng 10 phút trong tiết rồi chuyển sang làm vở</w:t>
+            </w:r>
+          </w:p>
+          <w:p>
+            <w:pPr>
+              <w:spacing w:after="0"/>
+            </w:pPr>
+            <w:r>
+              <w:rPr>
+                <w:b w:val="0"/>
+                <w:i w:val="0"/>
+                <w:sz w:val="18"/>
+              </w:rPr>
               <w:t>STEM: Bảng nhân, chia (Toán – Mĩ thuật) — dạy thay cho tiết này.</w:t>
             </w:r>
           </w:p>
@@ -3767,6 +3602,45 @@
                 <w:i w:val="0"/>
                 <w:sz w:val="18"/>
               </w:rPr>
+              <w:t>NLS-KT (Cơ bản 1): Sau khi HS đã lập được bảng nhân, bảng chia trong bài “BẢNG NHÂN 9, BẢNG CHA 9” bằng thao tác với đồ vật</w:t>
+            </w:r>
+          </w:p>
+          <w:p>
+            <w:pPr>
+              <w:spacing w:after="0"/>
+            </w:pPr>
+            <w:r>
+              <w:rPr>
+                <w:b w:val="0"/>
+                <w:i w:val="0"/>
+                <w:sz w:val="18"/>
+              </w:rPr>
+              <w:t>NLS-GQVĐ (Cơ bản 1): Cuối tiết GV chiếu bảng tổng hợp của trò chơi cho HS nhìn phép tính nào cả lớp sai nhiều nhất và cùng luyện lại đúng phép đó</w:t>
+            </w:r>
+          </w:p>
+          <w:p>
+            <w:pPr>
+              <w:spacing w:after="0"/>
+            </w:pPr>
+            <w:r>
+              <w:rPr>
+                <w:b w:val="0"/>
+                <w:i w:val="0"/>
+                <w:sz w:val="18"/>
+              </w:rPr>
+              <w:t>NLS-AT: Trò chơi trên màn hình chỉ dùng khoảng 10 phút trong tiết rồi chuyển sang làm vở</w:t>
+            </w:r>
+          </w:p>
+          <w:p>
+            <w:pPr>
+              <w:spacing w:after="0"/>
+            </w:pPr>
+            <w:r>
+              <w:rPr>
+                <w:b w:val="0"/>
+                <w:i w:val="0"/>
+                <w:sz w:val="18"/>
+              </w:rPr>
               <w:t>STEM: Bảng nhân, chia (Toán – Mĩ thuật) — dạy thay cho tiết này.</w:t>
             </w:r>
           </w:p>
@@ -4585,7 +4459,33 @@
                 <w:i w:val="0"/>
                 <w:sz w:val="18"/>
               </w:rPr>
-              <w:t>NLS-GQVĐ (Cơ bản 1): HS tự làm vào vở trước, sau đó dùng máy tính kiểm tra lại kết quả; máy chỉ để soát, không làm thay.</w:t>
+              <w:t>NLS-KT (Cơ bản 1): Tiết “LUYỆN TẬP CHUNG” là tiết luyện tập nên GV dùng bộ câu hỏi trắc nghiệm chiếu trên màn hình có tự chấm: mỗi câu hiện lên</w:t>
+            </w:r>
+          </w:p>
+          <w:p>
+            <w:pPr>
+              <w:spacing w:after="0"/>
+            </w:pPr>
+            <w:r>
+              <w:rPr>
+                <w:b w:val="0"/>
+                <w:i w:val="0"/>
+                <w:sz w:val="18"/>
+              </w:rPr>
+              <w:t>NLS-GQVĐ (Cơ bản 1): Với những câu nhiều bạn sai, GV không đọc đáp án luôn mà mời hai HS chọn khác nhau lên giải thích cách nghĩ của mình</w:t>
+            </w:r>
+          </w:p>
+          <w:p>
+            <w:pPr>
+              <w:spacing w:after="0"/>
+            </w:pPr>
+            <w:r>
+              <w:rPr>
+                <w:b w:val="0"/>
+                <w:i w:val="0"/>
+                <w:sz w:val="18"/>
+              </w:rPr>
+              <w:t>NLS-AT: Kết quả trắc nghiệm chiếu lên chỉ hiện số lượng theo câu, không nêu tên HS làm sai</w:t>
             </w:r>
           </w:p>
         </w:tc>
@@ -4815,7 +4715,33 @@
                 <w:i w:val="0"/>
                 <w:sz w:val="18"/>
               </w:rPr>
-              <w:t>NLS-ST (Cơ bản 1): dùng phần mềm vẽ đơn giản để tạo lại hình vừa học, lưu bài với tên rõ ràng.</w:t>
+              <w:t>NLS-KT (Cơ bản 1): Ở bài “ĐIỂM Ở GIỮA, TRUNG ĐIỂM CỦA ĐOẠN THẲNG”, GV dùng phần mềm hình học động chiếu lên màn hình: kéo một đỉnh của hình chữ nhật</w:t>
+            </w:r>
+          </w:p>
+          <w:p>
+            <w:pPr>
+              <w:spacing w:after="0"/>
+            </w:pPr>
+            <w:r>
+              <w:rPr>
+                <w:b w:val="0"/>
+                <w:i w:val="0"/>
+                <w:sz w:val="18"/>
+              </w:rPr>
+              <w:t>NLS-GQVĐ (Cơ bản 1): GV cho HS dự đoán trước rồi mới kéo hình để kiểm tra: “Nếu chiều dài tăng gấp đôi thì chu vi thay đổi thế nào?”</w:t>
+            </w:r>
+          </w:p>
+          <w:p>
+            <w:pPr>
+              <w:spacing w:after="0"/>
+            </w:pPr>
+            <w:r>
+              <w:rPr>
+                <w:b w:val="0"/>
+                <w:i w:val="0"/>
+                <w:sz w:val="18"/>
+              </w:rPr>
+              <w:t>NLS-AT: Hình trên màn hình chỉ để hiểu bài; HS vẫn phải tự vẽ</w:t>
             </w:r>
           </w:p>
         </w:tc>
@@ -5044,6 +4970,45 @@
                 <w:i w:val="0"/>
                 <w:sz w:val="18"/>
               </w:rPr>
+              <w:t>NLS-KT (Cơ bản 1): Ở bài “HÌNH TRÒN. TÂM, BÁN KÍNH, ĐƯỜNG KÍNH CỦA HÌNH TRÒN”, GV dùng phần mềm hình học động chiếu lên màn hình: kéo một đỉnh của hình</w:t>
+            </w:r>
+          </w:p>
+          <w:p>
+            <w:pPr>
+              <w:spacing w:after="0"/>
+            </w:pPr>
+            <w:r>
+              <w:rPr>
+                <w:b w:val="0"/>
+                <w:i w:val="0"/>
+                <w:sz w:val="18"/>
+              </w:rPr>
+              <w:t>NLS-GQVĐ (Cơ bản 1): GV cho HS dự đoán trước rồi mới kéo hình để kiểm tra: “Nếu chiều dài tăng gấp đôi thì chu vi thay đổi thế nào?”</w:t>
+            </w:r>
+          </w:p>
+          <w:p>
+            <w:pPr>
+              <w:spacing w:after="0"/>
+            </w:pPr>
+            <w:r>
+              <w:rPr>
+                <w:b w:val="0"/>
+                <w:i w:val="0"/>
+                <w:sz w:val="18"/>
+              </w:rPr>
+              <w:t>NLS-AT: Hình trên màn hình chỉ để hiểu bài; HS vẫn phải tự vẽ</w:t>
+            </w:r>
+          </w:p>
+          <w:p>
+            <w:pPr>
+              <w:spacing w:after="0"/>
+            </w:pPr>
+            <w:r>
+              <w:rPr>
+                <w:b w:val="0"/>
+                <w:i w:val="0"/>
+                <w:sz w:val="18"/>
+              </w:rPr>
               <w:t>KNS: KN chi tiêu hợp lí: tính toán khi mua bán, biết tiết kiệm.</w:t>
             </w:r>
           </w:p>
@@ -5618,6 +5583,33 @@
                 <w:i w:val="0"/>
                 <w:sz w:val="18"/>
               </w:rPr>
+              <w:t>NLS-KT (Cơ bản 1): Ở bài “Thực hành vẽ góc vuông, vẽ đường tròn , hình vuông, hình chữ nhật và vẽ trang trí”</w:t>
+            </w:r>
+          </w:p>
+          <w:p>
+            <w:pPr>
+              <w:spacing w:after="0"/>
+            </w:pPr>
+            <w:r>
+              <w:rPr>
+                <w:b w:val="0"/>
+                <w:i w:val="0"/>
+                <w:sz w:val="18"/>
+              </w:rPr>
+              <w:t>NLS-GQVĐ (Cơ bản 1): GV cho HS dự đoán trước rồi mới kéo hình để kiểm tra: “Nếu chiều dài tăng gấp đôi thì chu vi thay đổi thế nào?”</w:t>
+            </w:r>
+          </w:p>
+          <w:p>
+            <w:pPr>
+              <w:spacing w:after="0"/>
+            </w:pPr>
+            <w:r>
+              <w:rPr>
+                <w:b w:val="0"/>
+                <w:i w:val="0"/>
+                <w:sz w:val="18"/>
+              </w:rPr>
+              <w:t>NLS-AT: Hình trên màn hình chỉ để hiểu bài; HS vẫn phải tự vẽ</w:t>
             </w:r>
           </w:p>
         </w:tc>
@@ -5734,7 +5726,6 @@
                 <w:i w:val="0"/>
                 <w:sz w:val="18"/>
               </w:rPr>
-              <w:t>NLS-ST (Cơ bản 1): dùng phần mềm vẽ đơn giản để tạo lại hình vừa học, lưu bài với tên rõ ràng.</w:t>
             </w:r>
           </w:p>
         </w:tc>
@@ -5849,6 +5840,33 @@
                 <w:i w:val="0"/>
                 <w:sz w:val="18"/>
               </w:rPr>
+              <w:t>NLS-KT (Cơ bản 1): Ở bài “KHỐI LẬP PHƯƠNG- KHỐI HỘP CHỮ NHẬT”, GV dùng phần mềm hình học động chiếu lên màn hình: kéo một đỉnh của hình chữ nhật cho</w:t>
+            </w:r>
+          </w:p>
+          <w:p>
+            <w:pPr>
+              <w:spacing w:after="0"/>
+            </w:pPr>
+            <w:r>
+              <w:rPr>
+                <w:b w:val="0"/>
+                <w:i w:val="0"/>
+                <w:sz w:val="18"/>
+              </w:rPr>
+              <w:t>NLS-GQVĐ (Cơ bản 1): GV cho HS dự đoán trước rồi mới kéo hình để kiểm tra: “Nếu chiều dài tăng gấp đôi thì chu vi thay đổi thế nào?”</w:t>
+            </w:r>
+          </w:p>
+          <w:p>
+            <w:pPr>
+              <w:spacing w:after="0"/>
+            </w:pPr>
+            <w:r>
+              <w:rPr>
+                <w:b w:val="0"/>
+                <w:i w:val="0"/>
+                <w:sz w:val="18"/>
+              </w:rPr>
+              <w:t>NLS-AT: Hình trên màn hình chỉ để hiểu bài; HS vẫn phải tự vẽ</w:t>
             </w:r>
           </w:p>
         </w:tc>
@@ -6077,7 +6095,33 @@
                 <w:i w:val="0"/>
                 <w:sz w:val="18"/>
               </w:rPr>
-              <w:t>NLS-GQVĐ (Cơ bản 1): HS tự làm vào vở trước, sau đó dùng máy tính kiểm tra lại kết quả; máy chỉ để soát, không làm thay.</w:t>
+              <w:t>NLS-KT (Cơ bản 1): Tiết “LUYỆN TẬP CHUNG” là tiết luyện tập nên GV dùng bộ câu hỏi trắc nghiệm chiếu trên màn hình có tự chấm: mỗi câu hiện lên</w:t>
+            </w:r>
+          </w:p>
+          <w:p>
+            <w:pPr>
+              <w:spacing w:after="0"/>
+            </w:pPr>
+            <w:r>
+              <w:rPr>
+                <w:b w:val="0"/>
+                <w:i w:val="0"/>
+                <w:sz w:val="18"/>
+              </w:rPr>
+              <w:t>NLS-GQVĐ (Cơ bản 1): Với những câu nhiều bạn sai, GV không đọc đáp án luôn mà mời hai HS chọn khác nhau lên giải thích cách nghĩ của mình</w:t>
+            </w:r>
+          </w:p>
+          <w:p>
+            <w:pPr>
+              <w:spacing w:after="0"/>
+            </w:pPr>
+            <w:r>
+              <w:rPr>
+                <w:b w:val="0"/>
+                <w:i w:val="0"/>
+                <w:sz w:val="18"/>
+              </w:rPr>
+              <w:t>NLS-AT: Kết quả trắc nghiệm chiếu lên chỉ hiện số lượng theo câu, không nêu tên HS làm sai</w:t>
             </w:r>
           </w:p>
         </w:tc>
@@ -7681,7 +7725,33 @@
                 <w:i w:val="0"/>
                 <w:sz w:val="18"/>
               </w:rPr>
-              <w:t>NLS-GQVĐ (Cơ bản 1): HS tự làm vào vở trước, sau đó dùng máy tính kiểm tra lại kết quả; máy chỉ để soát, không làm thay.</w:t>
+              <w:t>NLS-KT (Cơ bản 1): Tiết “LUYỆN TẬP CHUNG” là tiết luyện tập nên GV dùng bộ câu hỏi trắc nghiệm chiếu trên màn hình có tự chấm: mỗi câu hiện lên</w:t>
+            </w:r>
+          </w:p>
+          <w:p>
+            <w:pPr>
+              <w:spacing w:after="0"/>
+            </w:pPr>
+            <w:r>
+              <w:rPr>
+                <w:b w:val="0"/>
+                <w:i w:val="0"/>
+                <w:sz w:val="18"/>
+              </w:rPr>
+              <w:t>NLS-GQVĐ (Cơ bản 1): Với những câu nhiều bạn sai, GV không đọc đáp án luôn mà mời hai HS chọn khác nhau lên giải thích cách nghĩ của mình</w:t>
+            </w:r>
+          </w:p>
+          <w:p>
+            <w:pPr>
+              <w:spacing w:after="0"/>
+            </w:pPr>
+            <w:r>
+              <w:rPr>
+                <w:b w:val="0"/>
+                <w:i w:val="0"/>
+                <w:sz w:val="18"/>
+              </w:rPr>
+              <w:t>NLS-AT: Kết quả trắc nghiệm chiếu lên chỉ hiện số lượng theo câu, không nêu tên HS làm sai</w:t>
             </w:r>
           </w:p>
         </w:tc>
@@ -7911,7 +7981,33 @@
                 <w:i w:val="0"/>
                 <w:sz w:val="18"/>
               </w:rPr>
-              <w:t>NLS-GQVĐ (Cơ bản 1): dùng ứng dụng thước/cân điện tử (nếu có) để kiểm chứng lại kết quả đo bằng dụng cụ thật.</w:t>
+              <w:t>NLS-KT (Cơ bản 1): Ở bài “MI-LI-MÉT”, GV mang tới cân điện tử và nhiệt kế điện tử, cho HS lần lượt cân quyển vở</w:t>
+            </w:r>
+          </w:p>
+          <w:p>
+            <w:pPr>
+              <w:spacing w:after="0"/>
+            </w:pPr>
+            <w:r>
+              <w:rPr>
+                <w:b w:val="0"/>
+                <w:i w:val="0"/>
+                <w:sz w:val="18"/>
+              </w:rPr>
+              <w:t>NLS-GQVĐ (Cơ bản 1): GV cố tình để cân điện tử chưa về số 0 rồi mới cân, HS thấy kết quả lệch; GV hướng dẫn cách làm đúng: chỉnh về 0</w:t>
+            </w:r>
+          </w:p>
+          <w:p>
+            <w:pPr>
+              <w:spacing w:after="0"/>
+            </w:pPr>
+            <w:r>
+              <w:rPr>
+                <w:b w:val="0"/>
+                <w:i w:val="0"/>
+                <w:sz w:val="18"/>
+              </w:rPr>
+              <w:t>NLS-AT: Cân điện tử, nhiệt kế điện tử là thiết bị dễ hỏng: đặt nhẹ tay, không ấn mạnh</w:t>
             </w:r>
           </w:p>
         </w:tc>
@@ -8142,7 +8238,33 @@
                 <w:i w:val="0"/>
                 <w:sz w:val="18"/>
               </w:rPr>
-              <w:t>NLS-GQVĐ (Cơ bản 1): dùng ứng dụng thước/cân điện tử (nếu có) để kiểm chứng lại kết quả đo bằng dụng cụ thật. — Gồm cả Bài 31, Bài 33 (Tổ CM đối chiếu mục lục SGK)</w:t>
+              <w:t>NLS-KT (Cơ bản 1): Ở bài “GAM”, GV mang tới cân điện tử và nhiệt kế điện tử, cho HS lần lượt cân quyển vở</w:t>
+            </w:r>
+          </w:p>
+          <w:p>
+            <w:pPr>
+              <w:spacing w:after="0"/>
+            </w:pPr>
+            <w:r>
+              <w:rPr>
+                <w:b w:val="0"/>
+                <w:i w:val="0"/>
+                <w:sz w:val="18"/>
+              </w:rPr>
+              <w:t>NLS-GQVĐ (Cơ bản 1): GV cố tình để cân điện tử chưa về số 0 rồi mới cân, HS thấy kết quả lệch; GV hướng dẫn cách làm đúng: chỉnh về 0</w:t>
+            </w:r>
+          </w:p>
+          <w:p>
+            <w:pPr>
+              <w:spacing w:after="0"/>
+            </w:pPr>
+            <w:r>
+              <w:rPr>
+                <w:b w:val="0"/>
+                <w:i w:val="0"/>
+                <w:sz w:val="18"/>
+              </w:rPr>
+              <w:t>NLS-AT: Cân điện tử, nhiệt kế điện tử là thiết bị dễ hỏng: đặt nhẹ tay, không ấn mạnh</w:t>
             </w:r>
           </w:p>
         </w:tc>
@@ -8257,6 +8379,33 @@
                 <w:i w:val="0"/>
                 <w:sz w:val="18"/>
               </w:rPr>
+              <w:t>NLS-KT (Cơ bản 1): Ở bài “MI LI LÍT (1T)”, GV mang tới cân điện tử và nhiệt kế điện tử, cho HS lần lượt cân quyển vở</w:t>
+            </w:r>
+          </w:p>
+          <w:p>
+            <w:pPr>
+              <w:spacing w:after="0"/>
+            </w:pPr>
+            <w:r>
+              <w:rPr>
+                <w:b w:val="0"/>
+                <w:i w:val="0"/>
+                <w:sz w:val="18"/>
+              </w:rPr>
+              <w:t>NLS-GQVĐ (Cơ bản 1): GV cố tình để cân điện tử chưa về số 0 rồi mới cân, HS thấy kết quả lệch; GV hướng dẫn cách làm đúng: chỉnh về 0</w:t>
+            </w:r>
+          </w:p>
+          <w:p>
+            <w:pPr>
+              <w:spacing w:after="0"/>
+            </w:pPr>
+            <w:r>
+              <w:rPr>
+                <w:b w:val="0"/>
+                <w:i w:val="0"/>
+                <w:sz w:val="18"/>
+              </w:rPr>
+              <w:t>NLS-AT: Cân điện tử, nhiệt kế điện tử là thiết bị dễ hỏng: đặt nhẹ tay, không ấn mạnh</w:t>
             </w:r>
           </w:p>
         </w:tc>
@@ -8371,6 +8520,33 @@
                 <w:i w:val="0"/>
                 <w:sz w:val="18"/>
               </w:rPr>
+              <w:t>NLS-KT (Cơ bản 1): Ở bài “NHIỆT ĐỘ. ĐƠN VỊ ĐO NHIỆT ĐỘ”, GV mang tới cân điện tử và nhiệt kế điện tử, cho HS lần lượt cân quyển vở</w:t>
+            </w:r>
+          </w:p>
+          <w:p>
+            <w:pPr>
+              <w:spacing w:after="0"/>
+            </w:pPr>
+            <w:r>
+              <w:rPr>
+                <w:b w:val="0"/>
+                <w:i w:val="0"/>
+                <w:sz w:val="18"/>
+              </w:rPr>
+              <w:t>NLS-GQVĐ (Cơ bản 1): GV cố tình để cân điện tử chưa về số 0 rồi mới cân, HS thấy kết quả lệch; GV hướng dẫn cách làm đúng: chỉnh về 0</w:t>
+            </w:r>
+          </w:p>
+          <w:p>
+            <w:pPr>
+              <w:spacing w:after="0"/>
+            </w:pPr>
+            <w:r>
+              <w:rPr>
+                <w:b w:val="0"/>
+                <w:i w:val="0"/>
+                <w:sz w:val="18"/>
+              </w:rPr>
+              <w:t>NLS-AT: Cân điện tử, nhiệt kế điện tử là thiết bị dễ hỏng: đặt nhẹ tay, không ấn mạnh</w:t>
             </w:r>
           </w:p>
         </w:tc>
@@ -8485,6 +8661,45 @@
                 <w:i w:val="0"/>
                 <w:sz w:val="18"/>
               </w:rPr>
+              <w:t>NLS-KT (Cơ bản 1): Ở bài “THỰC HÀNH VÀ TRẢI NGHIỆM VỚI CÁC ĐƠN VỊ MI – LI – MÉT, GAM, MI – LI – LIT, ĐỘ C”</w:t>
+            </w:r>
+          </w:p>
+          <w:p>
+            <w:pPr>
+              <w:spacing w:after="0"/>
+            </w:pPr>
+            <w:r>
+              <w:rPr>
+                <w:b w:val="0"/>
+                <w:i w:val="0"/>
+                <w:sz w:val="18"/>
+              </w:rPr>
+              <w:t>NLS-GQVĐ (Cơ bản 1): GV cố tình để cân điện tử chưa về số 0 rồi mới cân, HS thấy kết quả lệch; GV hướng dẫn cách làm đúng: chỉnh về 0</w:t>
+            </w:r>
+          </w:p>
+          <w:p>
+            <w:pPr>
+              <w:spacing w:after="0"/>
+            </w:pPr>
+            <w:r>
+              <w:rPr>
+                <w:b w:val="0"/>
+                <w:i w:val="0"/>
+                <w:sz w:val="18"/>
+              </w:rPr>
+              <w:t>NLS-AT: Cân điện tử, nhiệt kế điện tử là thiết bị dễ hỏng: đặt nhẹ tay, không ấn mạnh</w:t>
+            </w:r>
+          </w:p>
+          <w:p>
+            <w:pPr>
+              <w:spacing w:after="0"/>
+            </w:pPr>
+            <w:r>
+              <w:rPr>
+                <w:b w:val="0"/>
+                <w:i w:val="0"/>
+                <w:sz w:val="18"/>
+              </w:rPr>
               <w:t>STEM: Cân thăng bằng (Toán – Công nghệ) — dạy thay cho tiết này.</w:t>
             </w:r>
           </w:p>
@@ -8602,7 +8817,6 @@
                 <w:i w:val="0"/>
                 <w:sz w:val="18"/>
               </w:rPr>
-              <w:t>NLS-GQVĐ (Cơ bản 1): dùng ứng dụng thước/cân điện tử (nếu có) để kiểm chứng lại kết quả đo bằng dụng cụ thật.</w:t>
             </w:r>
           </w:p>
         </w:tc>
@@ -8717,7 +8931,33 @@
                 <w:i w:val="0"/>
                 <w:sz w:val="18"/>
               </w:rPr>
-              <w:t>NLS-GQVĐ (Cơ bản 1): HS tự làm vào vở trước, sau đó dùng máy tính kiểm tra lại kết quả; máy chỉ để soát, không làm thay.</w:t>
+              <w:t>NLS-KT (Cơ bản 1): Tiết “LUYỆN TẬP CHUNG” là tiết luyện tập nên GV dùng bộ câu hỏi trắc nghiệm chiếu trên màn hình có tự chấm: mỗi câu hiện lên</w:t>
+            </w:r>
+          </w:p>
+          <w:p>
+            <w:pPr>
+              <w:spacing w:after="0"/>
+            </w:pPr>
+            <w:r>
+              <w:rPr>
+                <w:b w:val="0"/>
+                <w:i w:val="0"/>
+                <w:sz w:val="18"/>
+              </w:rPr>
+              <w:t>NLS-GQVĐ (Cơ bản 1): Với những câu nhiều bạn sai, GV không đọc đáp án luôn mà mời hai HS chọn khác nhau lên giải thích cách nghĩ của mình</w:t>
+            </w:r>
+          </w:p>
+          <w:p>
+            <w:pPr>
+              <w:spacing w:after="0"/>
+            </w:pPr>
+            <w:r>
+              <w:rPr>
+                <w:b w:val="0"/>
+                <w:i w:val="0"/>
+                <w:sz w:val="18"/>
+              </w:rPr>
+              <w:t>NLS-AT: Kết quả trắc nghiệm chiếu lên chỉ hiện số lượng theo câu, không nêu tên HS làm sai</w:t>
             </w:r>
           </w:p>
         </w:tc>
@@ -10206,6 +10446,33 @@
                 <w:i w:val="0"/>
                 <w:sz w:val="18"/>
               </w:rPr>
+              <w:t>NLS-KT (Cơ bản 1): Tiết “LUYỆN TẬP CHUNG” là tiết luyện tập nên GV dùng bộ câu hỏi trắc nghiệm chiếu trên màn hình có tự chấm: mỗi câu hiện lên</w:t>
+            </w:r>
+          </w:p>
+          <w:p>
+            <w:pPr>
+              <w:spacing w:after="0"/>
+            </w:pPr>
+            <w:r>
+              <w:rPr>
+                <w:b w:val="0"/>
+                <w:i w:val="0"/>
+                <w:sz w:val="18"/>
+              </w:rPr>
+              <w:t>NLS-GQVĐ (Cơ bản 1): Với những câu nhiều bạn sai, GV không đọc đáp án luôn mà mời hai HS chọn khác nhau lên giải thích cách nghĩ của mình</w:t>
+            </w:r>
+          </w:p>
+          <w:p>
+            <w:pPr>
+              <w:spacing w:after="0"/>
+            </w:pPr>
+            <w:r>
+              <w:rPr>
+                <w:b w:val="0"/>
+                <w:i w:val="0"/>
+                <w:sz w:val="18"/>
+              </w:rPr>
+              <w:t>NLS-AT: Kết quả trắc nghiệm chiếu lên chỉ hiện số lượng theo câu, không nêu tên HS làm sai</w:t>
             </w:r>
           </w:p>
         </w:tc>
@@ -11833,6 +12100,33 @@
                 <w:i w:val="0"/>
                 <w:sz w:val="18"/>
               </w:rPr>
+              <w:t>NLS-KT (Cơ bản 1): Ở bài “So sánh các số trong phạm vi 10 000”, GV chiếu bảng hàng động trên máy: thêm hoặc bớt một khối ở hàng đơn vị</w:t>
+            </w:r>
+          </w:p>
+          <w:p>
+            <w:pPr>
+              <w:spacing w:after="0"/>
+            </w:pPr>
+            <w:r>
+              <w:rPr>
+                <w:b w:val="0"/>
+                <w:i w:val="0"/>
+                <w:sz w:val="18"/>
+              </w:rPr>
+              <w:t>NLS-GQVĐ (Cơ bản 1): Với chữ số La Mã, GV chiếu ảnh mặt đồng hồ, bìa sách, biển số nhà</w:t>
+            </w:r>
+          </w:p>
+          <w:p>
+            <w:pPr>
+              <w:spacing w:after="0"/>
+            </w:pPr>
+            <w:r>
+              <w:rPr>
+                <w:b w:val="0"/>
+                <w:i w:val="0"/>
+                <w:sz w:val="18"/>
+              </w:rPr>
+              <w:t>NLS-AT: Máy chỉ dùng để minh hoạ cấu tạo số; HS vẫn phải tự viết</w:t>
             </w:r>
           </w:p>
         </w:tc>
@@ -12066,6 +12360,45 @@
               <w:t>STEM: Đồng hồ sử dụng số La Mã (Tiết 96, 97).</w:t>
             </w:r>
           </w:p>
+          <w:p>
+            <w:pPr>
+              <w:spacing w:after="0"/>
+            </w:pPr>
+            <w:r>
+              <w:rPr>
+                <w:b w:val="0"/>
+                <w:i w:val="0"/>
+                <w:sz w:val="18"/>
+              </w:rPr>
+              <w:t>NLS-KT (Cơ bản 1): Ở bài “LÀM QUEN VỚI CHỮ SỐ LA MÃ”, GV chiếu bảng hàng động trên máy: thêm hoặc bớt một khối ở hàng đơn vị, hàng chục</w:t>
+            </w:r>
+          </w:p>
+          <w:p>
+            <w:pPr>
+              <w:spacing w:after="0"/>
+            </w:pPr>
+            <w:r>
+              <w:rPr>
+                <w:b w:val="0"/>
+                <w:i w:val="0"/>
+                <w:sz w:val="18"/>
+              </w:rPr>
+              <w:t>NLS-GQVĐ (Cơ bản 1): Với chữ số La Mã, GV chiếu ảnh mặt đồng hồ, bìa sách, biển số nhà</w:t>
+            </w:r>
+          </w:p>
+          <w:p>
+            <w:pPr>
+              <w:spacing w:after="0"/>
+            </w:pPr>
+            <w:r>
+              <w:rPr>
+                <w:b w:val="0"/>
+                <w:i w:val="0"/>
+                <w:sz w:val="18"/>
+              </w:rPr>
+              <w:t>NLS-AT: Máy chỉ dùng để minh hoạ cấu tạo số; HS vẫn phải tự viết</w:t>
+            </w:r>
+          </w:p>
         </w:tc>
         <w:tc>
           <w:tcPr>
@@ -12292,6 +12625,33 @@
                 <w:i w:val="0"/>
                 <w:sz w:val="18"/>
               </w:rPr>
+              <w:t>NLS-KT (Cơ bản 1): Ở bài “LÀM TRÒN SỐ ĐẾN HÀNG CHỤC, HÀNG TRĂM”, GV chiếu bảng hàng động trên máy: thêm hoặc bớt một khối ở hàng đơn vị, hàng chục</w:t>
+            </w:r>
+          </w:p>
+          <w:p>
+            <w:pPr>
+              <w:spacing w:after="0"/>
+            </w:pPr>
+            <w:r>
+              <w:rPr>
+                <w:b w:val="0"/>
+                <w:i w:val="0"/>
+                <w:sz w:val="18"/>
+              </w:rPr>
+              <w:t>NLS-GQVĐ (Cơ bản 1): Với chữ số La Mã, GV chiếu ảnh mặt đồng hồ, bìa sách, biển số nhà</w:t>
+            </w:r>
+          </w:p>
+          <w:p>
+            <w:pPr>
+              <w:spacing w:after="0"/>
+            </w:pPr>
+            <w:r>
+              <w:rPr>
+                <w:b w:val="0"/>
+                <w:i w:val="0"/>
+                <w:sz w:val="18"/>
+              </w:rPr>
+              <w:t>NLS-AT: Máy chỉ dùng để minh hoạ cấu tạo số; HS vẫn phải tự viết</w:t>
             </w:r>
           </w:p>
         </w:tc>
@@ -12406,7 +12766,33 @@
                 <w:i w:val="0"/>
                 <w:sz w:val="18"/>
               </w:rPr>
-              <w:t>NLS-GQVĐ (Cơ bản 1): HS tự làm vào vở trước, sau đó dùng máy tính kiểm tra lại kết quả; máy chỉ để soát, không làm thay.</w:t>
+              <w:t>NLS-KT (Cơ bản 1): Tiết “LUYỆN TẬP CHUNG” là tiết luyện tập nên GV dùng bộ câu hỏi trắc nghiệm chiếu trên màn hình có tự chấm: mỗi câu hiện lên</w:t>
+            </w:r>
+          </w:p>
+          <w:p>
+            <w:pPr>
+              <w:spacing w:after="0"/>
+            </w:pPr>
+            <w:r>
+              <w:rPr>
+                <w:b w:val="0"/>
+                <w:i w:val="0"/>
+                <w:sz w:val="18"/>
+              </w:rPr>
+              <w:t>NLS-GQVĐ (Cơ bản 1): Với những câu nhiều bạn sai, GV không đọc đáp án luôn mà mời hai HS chọn khác nhau lên giải thích cách nghĩ của mình</w:t>
+            </w:r>
+          </w:p>
+          <w:p>
+            <w:pPr>
+              <w:spacing w:after="0"/>
+            </w:pPr>
+            <w:r>
+              <w:rPr>
+                <w:b w:val="0"/>
+                <w:i w:val="0"/>
+                <w:sz w:val="18"/>
+              </w:rPr>
+              <w:t>NLS-AT: Kết quả trắc nghiệm chiếu lên chỉ hiện số lượng theo câu, không nêu tên HS làm sai</w:t>
             </w:r>
           </w:p>
         </w:tc>
@@ -12752,7 +13138,33 @@
                 <w:i w:val="0"/>
                 <w:sz w:val="18"/>
               </w:rPr>
-              <w:t>NLS-ST (Cơ bản 1): dùng phần mềm vẽ đơn giản để tạo lại hình vừa học, lưu bài với tên rõ ràng.</w:t>
+              <w:t>NLS-KT (Cơ bản 1): Ở bài “CHU VI HÌNH TAM GIÁC, HÌNH TỨ GIÁC, HÌNH CHỮ NHẬT, HÌNH VUÔNG”</w:t>
+            </w:r>
+          </w:p>
+          <w:p>
+            <w:pPr>
+              <w:spacing w:after="0"/>
+            </w:pPr>
+            <w:r>
+              <w:rPr>
+                <w:b w:val="0"/>
+                <w:i w:val="0"/>
+                <w:sz w:val="18"/>
+              </w:rPr>
+              <w:t>NLS-GQVĐ (Cơ bản 1): GV cho HS dự đoán trước rồi mới kéo hình để kiểm tra: “Nếu chiều dài tăng gấp đôi thì chu vi thay đổi thế nào?”</w:t>
+            </w:r>
+          </w:p>
+          <w:p>
+            <w:pPr>
+              <w:spacing w:after="0"/>
+            </w:pPr>
+            <w:r>
+              <w:rPr>
+                <w:b w:val="0"/>
+                <w:i w:val="0"/>
+                <w:sz w:val="18"/>
+              </w:rPr>
+              <w:t>NLS-AT: Hình trên màn hình chỉ để hiểu bài; HS vẫn phải tự vẽ</w:t>
             </w:r>
           </w:p>
         </w:tc>
@@ -13095,7 +13507,33 @@
                 <w:i w:val="0"/>
                 <w:sz w:val="18"/>
               </w:rPr>
-              <w:t>NLS-GQVĐ (Cơ bản 1): dùng ứng dụng thước/cân điện tử (nếu có) để kiểm chứng lại kết quả đo bằng dụng cụ thật.</w:t>
+              <w:t>NLS-KT (Cơ bản 1): Ở bài “DIỆN TÍCH CỦA MỘT HÌNH. XĂNG – TI – MÉT VUÔNG.”, GV dùng phần mềm hình học động chiếu lên màn hình: kéo một đỉnh của</w:t>
+            </w:r>
+          </w:p>
+          <w:p>
+            <w:pPr>
+              <w:spacing w:after="0"/>
+            </w:pPr>
+            <w:r>
+              <w:rPr>
+                <w:b w:val="0"/>
+                <w:i w:val="0"/>
+                <w:sz w:val="18"/>
+              </w:rPr>
+              <w:t>NLS-GQVĐ (Cơ bản 1): GV cho HS dự đoán trước rồi mới kéo hình để kiểm tra: “Nếu chiều dài tăng gấp đôi thì chu vi thay đổi thế nào?”</w:t>
+            </w:r>
+          </w:p>
+          <w:p>
+            <w:pPr>
+              <w:spacing w:after="0"/>
+            </w:pPr>
+            <w:r>
+              <w:rPr>
+                <w:b w:val="0"/>
+                <w:i w:val="0"/>
+                <w:sz w:val="18"/>
+              </w:rPr>
+              <w:t>NLS-AT: Hình trên màn hình chỉ để hiểu bài; HS vẫn phải tự vẽ</w:t>
             </w:r>
           </w:p>
           <w:p>
@@ -13339,6 +13777,33 @@
                 <w:i w:val="0"/>
                 <w:sz w:val="18"/>
               </w:rPr>
+              <w:t>NLS-KT (Cơ bản 1): Ở bài “DIỆN TÍCH HÌNH CHỮ NHẬT, DIỆN TÍCH HÌNH VUÔNG. DIỆN TÍCH HÌNH CHỮ NHẬT”</w:t>
+            </w:r>
+          </w:p>
+          <w:p>
+            <w:pPr>
+              <w:spacing w:after="0"/>
+            </w:pPr>
+            <w:r>
+              <w:rPr>
+                <w:b w:val="0"/>
+                <w:i w:val="0"/>
+                <w:sz w:val="18"/>
+              </w:rPr>
+              <w:t>NLS-GQVĐ (Cơ bản 1): GV cho HS dự đoán trước rồi mới kéo hình để kiểm tra: “Nếu chiều dài tăng gấp đôi thì chu vi thay đổi thế nào?”</w:t>
+            </w:r>
+          </w:p>
+          <w:p>
+            <w:pPr>
+              <w:spacing w:after="0"/>
+            </w:pPr>
+            <w:r>
+              <w:rPr>
+                <w:b w:val="0"/>
+                <w:i w:val="0"/>
+                <w:sz w:val="18"/>
+              </w:rPr>
+              <w:t>NLS-AT: Hình trên màn hình chỉ để hiểu bài; HS vẫn phải tự vẽ</w:t>
             </w:r>
           </w:p>
         </w:tc>
@@ -13681,6 +14146,33 @@
                 <w:i w:val="0"/>
                 <w:sz w:val="18"/>
               </w:rPr>
+              <w:t>NLS-KT (Cơ bản 1): Tiết “LUYỆN TẬP CHUNG. LUYỆN TẬP” là tiết luyện tập nên GV dùng bộ câu hỏi trắc nghiệm chiếu trên màn hình có tự chấm: mỗi câu hiện</w:t>
+            </w:r>
+          </w:p>
+          <w:p>
+            <w:pPr>
+              <w:spacing w:after="0"/>
+            </w:pPr>
+            <w:r>
+              <w:rPr>
+                <w:b w:val="0"/>
+                <w:i w:val="0"/>
+                <w:sz w:val="18"/>
+              </w:rPr>
+              <w:t>NLS-GQVĐ (Cơ bản 1): Với những câu nhiều bạn sai, GV không đọc đáp án luôn mà mời hai HS chọn khác nhau lên giải thích cách nghĩ của mình</w:t>
+            </w:r>
+          </w:p>
+          <w:p>
+            <w:pPr>
+              <w:spacing w:after="0"/>
+            </w:pPr>
+            <w:r>
+              <w:rPr>
+                <w:b w:val="0"/>
+                <w:i w:val="0"/>
+                <w:sz w:val="18"/>
+              </w:rPr>
+              <w:t>NLS-AT: Kết quả trắc nghiệm chiếu lên chỉ hiện số lượng theo câu, không nêu tên HS làm sai</w:t>
             </w:r>
           </w:p>
         </w:tc>
@@ -13797,7 +14289,6 @@
                 <w:i w:val="0"/>
                 <w:sz w:val="18"/>
               </w:rPr>
-              <w:t>NLS-GQVĐ (Cơ bản 1): HS tự làm vào vở trước, sau đó dùng máy tính kiểm tra lại kết quả; máy chỉ để soát, không làm thay.</w:t>
             </w:r>
           </w:p>
         </w:tc>
@@ -15172,7 +15663,33 @@
                 <w:i w:val="0"/>
                 <w:sz w:val="18"/>
               </w:rPr>
-              <w:t>NLS-GQVĐ (Cơ bản 1): HS tự làm vào vở trước, sau đó dùng máy tính kiểm tra lại kết quả; máy chỉ để soát, không làm thay.</w:t>
+              <w:t>NLS-KT (Cơ bản 1): Tiết “LUYỆN TẬP CHUNG” là tiết luyện tập nên GV dùng bộ câu hỏi trắc nghiệm chiếu trên màn hình có tự chấm: mỗi câu hiện lên</w:t>
+            </w:r>
+          </w:p>
+          <w:p>
+            <w:pPr>
+              <w:spacing w:after="0"/>
+            </w:pPr>
+            <w:r>
+              <w:rPr>
+                <w:b w:val="0"/>
+                <w:i w:val="0"/>
+                <w:sz w:val="18"/>
+              </w:rPr>
+              <w:t>NLS-GQVĐ (Cơ bản 1): Với những câu nhiều bạn sai, GV không đọc đáp án luôn mà mời hai HS chọn khác nhau lên giải thích cách nghĩ của mình</w:t>
+            </w:r>
+          </w:p>
+          <w:p>
+            <w:pPr>
+              <w:spacing w:after="0"/>
+            </w:pPr>
+            <w:r>
+              <w:rPr>
+                <w:b w:val="0"/>
+                <w:i w:val="0"/>
+                <w:sz w:val="18"/>
+              </w:rPr>
+              <w:t>NLS-AT: Kết quả trắc nghiệm chiếu lên chỉ hiện số lượng theo câu, không nêu tên HS làm sai</w:t>
             </w:r>
           </w:p>
         </w:tc>
@@ -15517,6 +16034,33 @@
                 <w:i w:val="0"/>
                 <w:sz w:val="18"/>
               </w:rPr>
+              <w:t>NLS-KT (Cơ bản 1): Ở bài “CÁC SỐ CÓ NĂM CHỮ SỐ”, GV chiếu bảng hàng động trên máy: thêm hoặc bớt một khối ở hàng đơn vị, hàng chục, hàng trăm</w:t>
+            </w:r>
+          </w:p>
+          <w:p>
+            <w:pPr>
+              <w:spacing w:after="0"/>
+            </w:pPr>
+            <w:r>
+              <w:rPr>
+                <w:b w:val="0"/>
+                <w:i w:val="0"/>
+                <w:sz w:val="18"/>
+              </w:rPr>
+              <w:t>NLS-GQVĐ (Cơ bản 1): Với chữ số La Mã, GV chiếu ảnh mặt đồng hồ, bìa sách, biển số nhà</w:t>
+            </w:r>
+          </w:p>
+          <w:p>
+            <w:pPr>
+              <w:spacing w:after="0"/>
+            </w:pPr>
+            <w:r>
+              <w:rPr>
+                <w:b w:val="0"/>
+                <w:i w:val="0"/>
+                <w:sz w:val="18"/>
+              </w:rPr>
+              <w:t>NLS-AT: Máy chỉ dùng để minh hoạ cấu tạo số; HS vẫn phải tự viết</w:t>
             </w:r>
           </w:p>
         </w:tc>
@@ -15973,6 +16517,33 @@
                 <w:i w:val="0"/>
                 <w:sz w:val="18"/>
               </w:rPr>
+              <w:t>NLS-KT (Cơ bản 1): Ở bài “SO SÁNH CÁC SỐ TRONG PHẠM VI 100 000”, GV chiếu bảng hàng động trên máy: thêm hoặc bớt một khối ở hàng đơn vị</w:t>
+            </w:r>
+          </w:p>
+          <w:p>
+            <w:pPr>
+              <w:spacing w:after="0"/>
+            </w:pPr>
+            <w:r>
+              <w:rPr>
+                <w:b w:val="0"/>
+                <w:i w:val="0"/>
+                <w:sz w:val="18"/>
+              </w:rPr>
+              <w:t>NLS-GQVĐ (Cơ bản 1): Với chữ số La Mã, GV chiếu ảnh mặt đồng hồ, bìa sách, biển số nhà</w:t>
+            </w:r>
+          </w:p>
+          <w:p>
+            <w:pPr>
+              <w:spacing w:after="0"/>
+            </w:pPr>
+            <w:r>
+              <w:rPr>
+                <w:b w:val="0"/>
+                <w:i w:val="0"/>
+                <w:sz w:val="18"/>
+              </w:rPr>
+              <w:t>NLS-AT: Máy chỉ dùng để minh hoạ cấu tạo số; HS vẫn phải tự viết</w:t>
             </w:r>
           </w:p>
         </w:tc>
@@ -16203,6 +16774,33 @@
                 <w:i w:val="0"/>
                 <w:sz w:val="18"/>
               </w:rPr>
+              <w:t>NLS-KT (Cơ bản 1): Ở bài “LÀM TRÒN CÁC SỐ ĐẾN HÀNG NGHÌN, HÀNG CHỤC NGHÌN”, GV chiếu bảng hàng động trên máy: thêm hoặc bớt một khối ở hàng đơn vị</w:t>
+            </w:r>
+          </w:p>
+          <w:p>
+            <w:pPr>
+              <w:spacing w:after="0"/>
+            </w:pPr>
+            <w:r>
+              <w:rPr>
+                <w:b w:val="0"/>
+                <w:i w:val="0"/>
+                <w:sz w:val="18"/>
+              </w:rPr>
+              <w:t>NLS-GQVĐ (Cơ bản 1): Với chữ số La Mã, GV chiếu ảnh mặt đồng hồ, bìa sách, biển số nhà</w:t>
+            </w:r>
+          </w:p>
+          <w:p>
+            <w:pPr>
+              <w:spacing w:after="0"/>
+            </w:pPr>
+            <w:r>
+              <w:rPr>
+                <w:b w:val="0"/>
+                <w:i w:val="0"/>
+                <w:sz w:val="18"/>
+              </w:rPr>
+              <w:t>NLS-AT: Máy chỉ dùng để minh hoạ cấu tạo số; HS vẫn phải tự viết</w:t>
             </w:r>
           </w:p>
         </w:tc>
@@ -16317,6 +16915,33 @@
                 <w:i w:val="0"/>
                 <w:sz w:val="18"/>
               </w:rPr>
+              <w:t>NLS-KT (Cơ bản 1): Tiết “LUYỆN TẬP CHUNG” là tiết luyện tập nên GV dùng bộ câu hỏi trắc nghiệm chiếu trên màn hình có tự chấm: mỗi câu hiện lên</w:t>
+            </w:r>
+          </w:p>
+          <w:p>
+            <w:pPr>
+              <w:spacing w:after="0"/>
+            </w:pPr>
+            <w:r>
+              <w:rPr>
+                <w:b w:val="0"/>
+                <w:i w:val="0"/>
+                <w:sz w:val="18"/>
+              </w:rPr>
+              <w:t>NLS-GQVĐ (Cơ bản 1): Với những câu nhiều bạn sai, GV không đọc đáp án luôn mà mời hai HS chọn khác nhau lên giải thích cách nghĩ của mình</w:t>
+            </w:r>
+          </w:p>
+          <w:p>
+            <w:pPr>
+              <w:spacing w:after="0"/>
+            </w:pPr>
+            <w:r>
+              <w:rPr>
+                <w:b w:val="0"/>
+                <w:i w:val="0"/>
+                <w:sz w:val="18"/>
+              </w:rPr>
+              <w:t>NLS-AT: Kết quả trắc nghiệm chiếu lên chỉ hiện số lượng theo câu, không nêu tên HS làm sai</w:t>
             </w:r>
           </w:p>
         </w:tc>
@@ -17117,7 +17742,33 @@
                 <w:i w:val="0"/>
                 <w:sz w:val="18"/>
               </w:rPr>
-              <w:t>NLS-GQVĐ (Cơ bản 1): HS tự làm vào vở trước, sau đó dùng máy tính kiểm tra lại kết quả; máy chỉ để soát, không làm thay.</w:t>
+              <w:t>NLS-KT (Cơ bản 1): Tiết “LUYỆN TẬP CHUNG” là tiết luyện tập nên GV dùng bộ câu hỏi trắc nghiệm chiếu trên màn hình có tự chấm: mỗi câu hiện lên</w:t>
+            </w:r>
+          </w:p>
+          <w:p>
+            <w:pPr>
+              <w:spacing w:after="0"/>
+            </w:pPr>
+            <w:r>
+              <w:rPr>
+                <w:b w:val="0"/>
+                <w:i w:val="0"/>
+                <w:sz w:val="18"/>
+              </w:rPr>
+              <w:t>NLS-GQVĐ (Cơ bản 1): Với những câu nhiều bạn sai, GV không đọc đáp án luôn mà mời hai HS chọn khác nhau lên giải thích cách nghĩ của mình</w:t>
+            </w:r>
+          </w:p>
+          <w:p>
+            <w:pPr>
+              <w:spacing w:after="0"/>
+            </w:pPr>
+            <w:r>
+              <w:rPr>
+                <w:b w:val="0"/>
+                <w:i w:val="0"/>
+                <w:sz w:val="18"/>
+              </w:rPr>
+              <w:t>NLS-AT: Kết quả trắc nghiệm chiếu lên chỉ hiện số lượng theo câu, không nêu tên HS làm sai</w:t>
             </w:r>
           </w:p>
         </w:tc>
@@ -17234,7 +17885,33 @@
                 <w:i w:val="0"/>
                 <w:sz w:val="18"/>
               </w:rPr>
-              <w:t>NLS-KT (Cơ bản 1): xem đồng hồ và lịch điện tử trên máy tính/điện thoại của cô để đối chiếu với đồng hồ, lịch thật.</w:t>
+              <w:t>NLS-KT (Cơ bản 1): Ở bài “XEM ĐỒNG HỒ. THÁNG-NĂM”, GV đặt cạnh nhau đồng hồ kim thật và đồng hồ số hiện trên màn hình máy tính, điện thoại</w:t>
+            </w:r>
+          </w:p>
+          <w:p>
+            <w:pPr>
+              <w:spacing w:after="0"/>
+            </w:pPr>
+            <w:r>
+              <w:rPr>
+                <w:b w:val="0"/>
+                <w:i w:val="0"/>
+                <w:sz w:val="18"/>
+              </w:rPr>
+              <w:t>NLS-AT (Cơ bản 1): Với phần tiền Việt Nam, GV giới thiệu hai cách trả tiền: đưa tiền mặt và quét mã trên điện thoại</w:t>
+            </w:r>
+          </w:p>
+          <w:p>
+            <w:pPr>
+              <w:spacing w:after="0"/>
+            </w:pPr>
+            <w:r>
+              <w:rPr>
+                <w:b w:val="0"/>
+                <w:i w:val="0"/>
+                <w:sz w:val="18"/>
+              </w:rPr>
+              <w:t>NLS-AT: Không tự cầm điện thoại của bố mẹ để quét mã trả tiền hay bấm nút đồng ý</w:t>
             </w:r>
           </w:p>
           <w:p>
@@ -17489,7 +18166,33 @@
                 <w:i w:val="0"/>
                 <w:sz w:val="18"/>
               </w:rPr>
-              <w:t>NLS-KT (Cơ bản 1): xem đồng hồ và lịch điện tử trên máy tính/điện thoại của cô để đối chiếu với đồng hồ, lịch thật.</w:t>
+              <w:t>NLS-KT (Cơ bản 1): Ở bài “THỰC HÀNH XEM ĐỒNG HỒ, XEM LỊCH”, GV đặt cạnh nhau đồng hồ kim thật và đồng hồ số hiện trên màn hình máy tính</w:t>
+            </w:r>
+          </w:p>
+          <w:p>
+            <w:pPr>
+              <w:spacing w:after="0"/>
+            </w:pPr>
+            <w:r>
+              <w:rPr>
+                <w:b w:val="0"/>
+                <w:i w:val="0"/>
+                <w:sz w:val="18"/>
+              </w:rPr>
+              <w:t>NLS-AT (Cơ bản 1): Với phần tiền Việt Nam, GV giới thiệu hai cách trả tiền: đưa tiền mặt và quét mã trên điện thoại</w:t>
+            </w:r>
+          </w:p>
+          <w:p>
+            <w:pPr>
+              <w:spacing w:after="0"/>
+            </w:pPr>
+            <w:r>
+              <w:rPr>
+                <w:b w:val="0"/>
+                <w:i w:val="0"/>
+                <w:sz w:val="18"/>
+              </w:rPr>
+              <w:t>NLS-AT: Không tự cầm điện thoại của bố mẹ để quét mã trả tiền hay bấm nút đồng ý</w:t>
             </w:r>
           </w:p>
         </w:tc>
@@ -17718,7 +18421,33 @@
                 <w:i w:val="0"/>
                 <w:sz w:val="18"/>
               </w:rPr>
-              <w:t>NLS-AT (Cơ bản 1): xem hình tiền trên màn hình để nhận biết mệnh giá; nhắc HS không tự ý mua bán trên mạng.</w:t>
+              <w:t>NLS-KT (Cơ bản 1): Ở bài “TIỀN VIỆT NAM”, GV đặt cạnh nhau đồng hồ kim thật và đồng hồ số hiện trên màn hình máy tính, điện thoại</w:t>
+            </w:r>
+          </w:p>
+          <w:p>
+            <w:pPr>
+              <w:spacing w:after="0"/>
+            </w:pPr>
+            <w:r>
+              <w:rPr>
+                <w:b w:val="0"/>
+                <w:i w:val="0"/>
+                <w:sz w:val="18"/>
+              </w:rPr>
+              <w:t>NLS-AT (Cơ bản 1): Với phần tiền Việt Nam, GV giới thiệu hai cách trả tiền: đưa tiền mặt và quét mã trên điện thoại</w:t>
+            </w:r>
+          </w:p>
+          <w:p>
+            <w:pPr>
+              <w:spacing w:after="0"/>
+            </w:pPr>
+            <w:r>
+              <w:rPr>
+                <w:b w:val="0"/>
+                <w:i w:val="0"/>
+                <w:sz w:val="18"/>
+              </w:rPr>
+              <w:t>NLS-AT: Không tự cầm điện thoại của bố mẹ để quét mã trả tiền hay bấm nút đồng ý</w:t>
             </w:r>
           </w:p>
           <w:p>
@@ -17966,6 +18695,45 @@
               <w:t>Gồm cả Bài 69 (Tổ CM đối chiếu mục lục SGK)</w:t>
             </w:r>
           </w:p>
+          <w:p>
+            <w:pPr>
+              <w:spacing w:after="0"/>
+            </w:pPr>
+            <w:r>
+              <w:rPr>
+                <w:b w:val="0"/>
+                <w:i w:val="0"/>
+                <w:sz w:val="18"/>
+              </w:rPr>
+              <w:t>NLS-KT (Cơ bản 1): Tiết “LUYỆN TẬP CHUNG” là tiết luyện tập nên GV dùng bộ câu hỏi trắc nghiệm chiếu trên màn hình có tự chấm: mỗi câu hiện lên</w:t>
+            </w:r>
+          </w:p>
+          <w:p>
+            <w:pPr>
+              <w:spacing w:after="0"/>
+            </w:pPr>
+            <w:r>
+              <w:rPr>
+                <w:b w:val="0"/>
+                <w:i w:val="0"/>
+                <w:sz w:val="18"/>
+              </w:rPr>
+              <w:t>NLS-GQVĐ (Cơ bản 1): Với những câu nhiều bạn sai, GV không đọc đáp án luôn mà mời hai HS chọn khác nhau lên giải thích cách nghĩ của mình</w:t>
+            </w:r>
+          </w:p>
+          <w:p>
+            <w:pPr>
+              <w:spacing w:after="0"/>
+            </w:pPr>
+            <w:r>
+              <w:rPr>
+                <w:b w:val="0"/>
+                <w:i w:val="0"/>
+                <w:sz w:val="18"/>
+              </w:rPr>
+              <w:t>NLS-AT: Kết quả trắc nghiệm chiếu lên chỉ hiện số lượng theo câu, không nêu tên HS làm sai</w:t>
+            </w:r>
+          </w:p>
         </w:tc>
         <w:tc>
           <w:tcPr>
@@ -18994,7 +19762,33 @@
                 <w:i w:val="0"/>
                 <w:sz w:val="18"/>
               </w:rPr>
-              <w:t>NLS-GQVĐ (Cơ bản 1): HS tự làm vào vở trước, sau đó dùng máy tính kiểm tra lại kết quả; máy chỉ để soát, không làm thay.</w:t>
+              <w:t>NLS-KT (Cơ bản 1): Tiết “LUYỆN TẬP CHUNG” là tiết luyện tập nên GV dùng bộ câu hỏi trắc nghiệm chiếu trên màn hình có tự chấm: mỗi câu hiện lên</w:t>
+            </w:r>
+          </w:p>
+          <w:p>
+            <w:pPr>
+              <w:spacing w:after="0"/>
+            </w:pPr>
+            <w:r>
+              <w:rPr>
+                <w:b w:val="0"/>
+                <w:i w:val="0"/>
+                <w:sz w:val="18"/>
+              </w:rPr>
+              <w:t>NLS-GQVĐ (Cơ bản 1): Với những câu nhiều bạn sai, GV không đọc đáp án luôn mà mời hai HS chọn khác nhau lên giải thích cách nghĩ của mình</w:t>
+            </w:r>
+          </w:p>
+          <w:p>
+            <w:pPr>
+              <w:spacing w:after="0"/>
+            </w:pPr>
+            <w:r>
+              <w:rPr>
+                <w:b w:val="0"/>
+                <w:i w:val="0"/>
+                <w:sz w:val="18"/>
+              </w:rPr>
+              <w:t>NLS-AT: Kết quả trắc nghiệm chiếu lên chỉ hiện số lượng theo câu, không nêu tên HS làm sai</w:t>
             </w:r>
           </w:p>
         </w:tc>
@@ -19224,7 +20018,33 @@
                 <w:i w:val="0"/>
                 <w:sz w:val="18"/>
               </w:rPr>
-              <w:t>NLS-KT (Cơ bản 1): HS làm quen đọc bảng số liệu/biểu đồ tranh đơn giản; thu thập, sắp xếp dữ liệu (có hướng dẫn).</w:t>
+              <w:t>NLS-KT (Cơ bản 1): Ở bài “THU THẬP, PHÂN LOẠI, GHI CHÉP SỐ LIỆU. BẢNG SỐ LIỆU THU THẬP, PHÂN LOẠI, GHI CHÉP SỐ LIỆU”</w:t>
+            </w:r>
+          </w:p>
+          <w:p>
+            <w:pPr>
+              <w:spacing w:after="0"/>
+            </w:pPr>
+            <w:r>
+              <w:rPr>
+                <w:b w:val="0"/>
+                <w:i w:val="0"/>
+                <w:sz w:val="18"/>
+              </w:rPr>
+              <w:t>NLS-GQVĐ (Cơ bản 1): GV sửa một ô số liệu trên máy ngay trước mắt HS để cả lớp thấy hình vẽ thay đổi theo</w:t>
+            </w:r>
+          </w:p>
+          <w:p>
+            <w:pPr>
+              <w:spacing w:after="0"/>
+            </w:pPr>
+            <w:r>
+              <w:rPr>
+                <w:b w:val="0"/>
+                <w:i w:val="0"/>
+                <w:sz w:val="18"/>
+              </w:rPr>
+              <w:t>NLS-AT: Khi hỏi số liệu về bạn (sở thích</w:t>
             </w:r>
           </w:p>
           <w:p>
@@ -19582,6 +20402,33 @@
                 <w:i w:val="0"/>
                 <w:sz w:val="18"/>
               </w:rPr>
+              <w:t>NLS-KT (Cơ bản 1): Ở bài “KHẢ NĂNG XẢY RA CỦA MỘT SỰ KIỆN”, GV cho HS thu thập số liệu thật ngay trong lớp (số bạn thích mỗi loại quả</w:t>
+            </w:r>
+          </w:p>
+          <w:p>
+            <w:pPr>
+              <w:spacing w:after="0"/>
+            </w:pPr>
+            <w:r>
+              <w:rPr>
+                <w:b w:val="0"/>
+                <w:i w:val="0"/>
+                <w:sz w:val="18"/>
+              </w:rPr>
+              <w:t>NLS-GQVĐ (Cơ bản 1): GV sửa một ô số liệu trên máy ngay trước mắt HS để cả lớp thấy hình vẽ thay đổi theo</w:t>
+            </w:r>
+          </w:p>
+          <w:p>
+            <w:pPr>
+              <w:spacing w:after="0"/>
+            </w:pPr>
+            <w:r>
+              <w:rPr>
+                <w:b w:val="0"/>
+                <w:i w:val="0"/>
+                <w:sz w:val="18"/>
+              </w:rPr>
+              <w:t>NLS-AT: Khi hỏi số liệu về bạn (sở thích</w:t>
             </w:r>
           </w:p>
         </w:tc>
@@ -19696,6 +20543,45 @@
                 <w:i w:val="0"/>
                 <w:sz w:val="18"/>
               </w:rPr>
+              <w:t>NLS-KT (Cơ bản 1): Ở bài “THỰC HÀNH VÀ TRẢI NGHIỆM THU THẬP, PHÂN LOẠI GHI CHÉP SỐ LIỆU, ĐỌC BẢNG SỐ LIỆU”</w:t>
+            </w:r>
+          </w:p>
+          <w:p>
+            <w:pPr>
+              <w:spacing w:after="0"/>
+            </w:pPr>
+            <w:r>
+              <w:rPr>
+                <w:b w:val="0"/>
+                <w:i w:val="0"/>
+                <w:sz w:val="18"/>
+              </w:rPr>
+              <w:t>NLS-GQVĐ (Cơ bản 1): GV sửa một ô số liệu trên máy ngay trước mắt HS để cả lớp thấy hình vẽ thay đổi theo</w:t>
+            </w:r>
+          </w:p>
+          <w:p>
+            <w:pPr>
+              <w:spacing w:after="0"/>
+            </w:pPr>
+            <w:r>
+              <w:rPr>
+                <w:b w:val="0"/>
+                <w:i w:val="0"/>
+                <w:sz w:val="18"/>
+              </w:rPr>
+              <w:t>NLS-AT: Khi hỏi số liệu về bạn (sở thích</w:t>
+            </w:r>
+          </w:p>
+          <w:p>
+            <w:pPr>
+              <w:spacing w:after="0"/>
+            </w:pPr>
+            <w:r>
+              <w:rPr>
+                <w:b w:val="0"/>
+                <w:i w:val="0"/>
+                <w:sz w:val="18"/>
+              </w:rPr>
               <w:t>KNS: KN chi tiêu hợp lí: tính toán khi mua bán, biết tiết kiệm.</w:t>
             </w:r>
           </w:p>
@@ -20728,7 +21614,6 @@
                 <w:i w:val="0"/>
                 <w:sz w:val="18"/>
               </w:rPr>
-              <w:t>NLS-GQVĐ (Cơ bản 1): dùng ứng dụng thước/cân điện tử (nếu có) để kiểm chứng lại kết quả đo bằng dụng cụ thật. — Gồm cả Bài 78 (Tổ CM đối chiếu mục lục SGK)</w:t>
             </w:r>
           </w:p>
         </w:tc>

--- a/assets/docs/lop3/Toan - Lop 3.docx
+++ b/assets/docs/lop3/Toan - Lop 3.docx
@@ -3999,6 +3999,45 @@
                 <w:i w:val="0"/>
                 <w:sz w:val="18"/>
               </w:rPr>
+              <w:t>NLS-KT (Cơ bản 1): Ở bài tìm thành phần trong phép nhân, phép chia, GV chiếu sơ đồ phép tính có một ô trống và bấm cho phần đã biết sáng lên</w:t>
+            </w:r>
+          </w:p>
+          <w:p>
+            <w:pPr>
+              <w:spacing w:after="0"/>
+            </w:pPr>
+            <w:r>
+              <w:rPr>
+                <w:b w:val="0"/>
+                <w:i w:val="0"/>
+                <w:sz w:val="18"/>
+              </w:rPr>
+              <w:t>NLS-GQVĐ (Cơ bản 1): GV mở bài tập tương tác điền số vào ô trống của phép nhân, phép chia</w:t>
+            </w:r>
+          </w:p>
+          <w:p>
+            <w:pPr>
+              <w:spacing w:after="0"/>
+            </w:pPr>
+            <w:r>
+              <w:rPr>
+                <w:b w:val="0"/>
+                <w:i w:val="0"/>
+                <w:sz w:val="18"/>
+              </w:rPr>
+              <w:t>NLS-AT: Bài tập trên màn hình do thầy cô mở, HS chờ đến lượt được mời lên chạm</w:t>
+            </w:r>
+          </w:p>
+          <w:p>
+            <w:pPr>
+              <w:spacing w:after="0"/>
+            </w:pPr>
+            <w:r>
+              <w:rPr>
+                <w:b w:val="0"/>
+                <w:i w:val="0"/>
+                <w:sz w:val="18"/>
+              </w:rPr>
               <w:t>KNS: KN chi tiêu hợp lí: tính toán khi mua bán, biết tiết kiệm.</w:t>
             </w:r>
           </w:p>
@@ -4228,6 +4267,45 @@
                 <w:i w:val="0"/>
                 <w:sz w:val="18"/>
               </w:rPr>
+              <w:t>NLS-KT (Cơ bản 1): Ở bài “Một phần mấy”, GV dùng hình động trên máy: chia một hình tròn, một băng giấy thành hai</w:t>
+            </w:r>
+          </w:p>
+          <w:p>
+            <w:pPr>
+              <w:spacing w:after="0"/>
+            </w:pPr>
+            <w:r>
+              <w:rPr>
+                <w:b w:val="0"/>
+                <w:i w:val="0"/>
+                <w:sz w:val="18"/>
+              </w:rPr>
+              <w:t>NLS-GQVĐ (Cơ bản 1): GV chiếu các hình chia phần không bằng nhau xen lẫn hình chia đúng, cho HS chọn hình đã tô một phần tư; máy báo đúng</w:t>
+            </w:r>
+          </w:p>
+          <w:p>
+            <w:pPr>
+              <w:spacing w:after="0"/>
+            </w:pPr>
+            <w:r>
+              <w:rPr>
+                <w:b w:val="0"/>
+                <w:i w:val="0"/>
+                <w:sz w:val="18"/>
+              </w:rPr>
+              <w:t>NLS-AT: Hình động do thầy cô điều khiển, HS chờ đến lượt được mời lên chạm màn hình</w:t>
+            </w:r>
+          </w:p>
+          <w:p>
+            <w:pPr>
+              <w:spacing w:after="0"/>
+            </w:pPr>
+            <w:r>
+              <w:rPr>
+                <w:b w:val="0"/>
+                <w:i w:val="0"/>
+                <w:sz w:val="18"/>
+              </w:rPr>
               <w:t>STEM: Trải nghiệm cùng một phần mấy (Toán – Mĩ thuật) — dạy thay cho tiết này.</w:t>
             </w:r>
           </w:p>
@@ -4459,33 +4537,33 @@
                 <w:i w:val="0"/>
                 <w:sz w:val="18"/>
               </w:rPr>
-              <w:t>NLS-KT (Cơ bản 1): Tiết “LUYỆN TẬP CHUNG” là tiết luyện tập nên GV dùng bộ câu hỏi trắc nghiệm chiếu trên màn hình có tự chấm: mỗi câu hiện lên</w:t>
-            </w:r>
-          </w:p>
-          <w:p>
-            <w:pPr>
-              <w:spacing w:after="0"/>
-            </w:pPr>
-            <w:r>
-              <w:rPr>
-                <w:b w:val="0"/>
-                <w:i w:val="0"/>
-                <w:sz w:val="18"/>
-              </w:rPr>
-              <w:t>NLS-GQVĐ (Cơ bản 1): Với những câu nhiều bạn sai, GV không đọc đáp án luôn mà mời hai HS chọn khác nhau lên giải thích cách nghĩ của mình</w:t>
-            </w:r>
-          </w:p>
-          <w:p>
-            <w:pPr>
-              <w:spacing w:after="0"/>
-            </w:pPr>
-            <w:r>
-              <w:rPr>
-                <w:b w:val="0"/>
-                <w:i w:val="0"/>
-                <w:sz w:val="18"/>
-              </w:rPr>
-              <w:t>NLS-AT: Kết quả trắc nghiệm chiếu lên chỉ hiện số lượng theo câu, không nêu tên HS làm sai</w:t>
+              <w:t>NLS-GQVĐ (Cơ bản 1): Ở tiết luyện tập chung, GV chiếu bộ câu hỏi có tự chấm về bảng nhân, bảng chia và tìm thành phần chưa biết</w:t>
+            </w:r>
+          </w:p>
+          <w:p>
+            <w:pPr>
+              <w:spacing w:after="0"/>
+            </w:pPr>
+            <w:r>
+              <w:rPr>
+                <w:b w:val="0"/>
+                <w:i w:val="0"/>
+                <w:sz w:val="18"/>
+              </w:rPr>
+              <w:t>NLS-KT (Cơ bản 1): GV chiếu phóng to bài toán có lời văn, gạch chân số liệu và từ khoá gấp lên, chia đều</w:t>
+            </w:r>
+          </w:p>
+          <w:p>
+            <w:pPr>
+              <w:spacing w:after="0"/>
+            </w:pPr>
+            <w:r>
+              <w:rPr>
+                <w:b w:val="0"/>
+                <w:i w:val="0"/>
+                <w:sz w:val="18"/>
+              </w:rPr>
+              <w:t>NLS-AT: Bộ câu hỏi do thầy cô bấm, HS giơ thẻ tại chỗ, không tranh nhau lên bảng</w:t>
             </w:r>
           </w:p>
         </w:tc>
@@ -5129,6 +5207,45 @@
               <w:t>Gồm cả Bài 19 (Tổ CM đối chiếu mục lục SGK)</w:t>
             </w:r>
           </w:p>
+          <w:p>
+            <w:pPr>
+              <w:spacing w:after="0"/>
+            </w:pPr>
+            <w:r>
+              <w:rPr>
+                <w:b w:val="0"/>
+                <w:i w:val="0"/>
+                <w:sz w:val="18"/>
+              </w:rPr>
+              <w:t>NLS-KT (Cơ bản 1): Ở bài “Góc, góc vuông, góc không vuông”, GV dùng hình động trên máy: kéo một cạnh cho góc mở rộng dần và bấm hiện ê ke áp</w:t>
+            </w:r>
+          </w:p>
+          <w:p>
+            <w:pPr>
+              <w:spacing w:after="0"/>
+            </w:pPr>
+            <w:r>
+              <w:rPr>
+                <w:b w:val="0"/>
+                <w:i w:val="0"/>
+                <w:sz w:val="18"/>
+              </w:rPr>
+              <w:t>NLS-GQVĐ (Cơ bản 1): GV chiếu nhiều hình có góc khác nhau cho HS chọn góc vuông trước khi kiểm tra bằng ê ke thật; máy báo đúng</w:t>
+            </w:r>
+          </w:p>
+          <w:p>
+            <w:pPr>
+              <w:spacing w:after="0"/>
+            </w:pPr>
+            <w:r>
+              <w:rPr>
+                <w:b w:val="0"/>
+                <w:i w:val="0"/>
+                <w:sz w:val="18"/>
+              </w:rPr>
+              <w:t>NLS-AT: Hình động do thầy cô điều khiển, HS chờ đến lượt được mời lên chạm màn hình</w:t>
+            </w:r>
+          </w:p>
         </w:tc>
         <w:tc>
           <w:tcPr>
@@ -5241,6 +5358,33 @@
                 <w:i w:val="0"/>
                 <w:sz w:val="18"/>
               </w:rPr>
+              <w:t>NLS-KT (Cơ bản 1): Ở bài về hình tam giác, tứ giác, hình chữ nhật và hình vuông, GV chiếu hình trên máy rồi xoay, phóng to thu nhỏ</w:t>
+            </w:r>
+          </w:p>
+          <w:p>
+            <w:pPr>
+              <w:spacing w:after="0"/>
+            </w:pPr>
+            <w:r>
+              <w:rPr>
+                <w:b w:val="0"/>
+                <w:i w:val="0"/>
+                <w:sz w:val="18"/>
+              </w:rPr>
+              <w:t>NLS-GQVĐ (Cơ bản 1): GV mở bài tập tương tác kéo mỗi hình về đúng nhóm và đánh dấu góc vuông của hình chữ nhật, hình vuông; máy báo đúng</w:t>
+            </w:r>
+          </w:p>
+          <w:p>
+            <w:pPr>
+              <w:spacing w:after="0"/>
+            </w:pPr>
+            <w:r>
+              <w:rPr>
+                <w:b w:val="0"/>
+                <w:i w:val="0"/>
+                <w:sz w:val="18"/>
+              </w:rPr>
+              <w:t>NLS-AT: Bài tập trên màn hình do thầy cô mở, HS chờ đến lượt được mời lên kéo hình</w:t>
             </w:r>
           </w:p>
         </w:tc>
@@ -6095,33 +6239,33 @@
                 <w:i w:val="0"/>
                 <w:sz w:val="18"/>
               </w:rPr>
-              <w:t>NLS-KT (Cơ bản 1): Tiết “LUYỆN TẬP CHUNG” là tiết luyện tập nên GV dùng bộ câu hỏi trắc nghiệm chiếu trên màn hình có tự chấm: mỗi câu hiện lên</w:t>
-            </w:r>
-          </w:p>
-          <w:p>
-            <w:pPr>
-              <w:spacing w:after="0"/>
-            </w:pPr>
-            <w:r>
-              <w:rPr>
-                <w:b w:val="0"/>
-                <w:i w:val="0"/>
-                <w:sz w:val="18"/>
-              </w:rPr>
-              <w:t>NLS-GQVĐ (Cơ bản 1): Với những câu nhiều bạn sai, GV không đọc đáp án luôn mà mời hai HS chọn khác nhau lên giải thích cách nghĩ của mình</w:t>
-            </w:r>
-          </w:p>
-          <w:p>
-            <w:pPr>
-              <w:spacing w:after="0"/>
-            </w:pPr>
-            <w:r>
-              <w:rPr>
-                <w:b w:val="0"/>
-                <w:i w:val="0"/>
-                <w:sz w:val="18"/>
-              </w:rPr>
-              <w:t>NLS-AT: Kết quả trắc nghiệm chiếu lên chỉ hiện số lượng theo câu, không nêu tên HS làm sai</w:t>
+              <w:t>NLS-KT (Cơ bản 1): Ở tiết luyện tập chung về vẽ góc vuông và đường tròn, GV dùng phần mềm hình học chiếu từng bước vẽ: đặt ê ke</w:t>
+            </w:r>
+          </w:p>
+          <w:p>
+            <w:pPr>
+              <w:spacing w:after="0"/>
+            </w:pPr>
+            <w:r>
+              <w:rPr>
+                <w:b w:val="0"/>
+                <w:i w:val="0"/>
+                <w:sz w:val="18"/>
+              </w:rPr>
+              <w:t>NLS-GQVĐ (Cơ bản 1): GV chiếu vài hình vẽ có chỗ sai như tâm đường tròn đặt lệch, hai cạnh góc chưa vuông; HS chỉ ra lỗi</w:t>
+            </w:r>
+          </w:p>
+          <w:p>
+            <w:pPr>
+              <w:spacing w:after="0"/>
+            </w:pPr>
+            <w:r>
+              <w:rPr>
+                <w:b w:val="0"/>
+                <w:i w:val="0"/>
+                <w:sz w:val="18"/>
+              </w:rPr>
+              <w:t>NLS-AT: Khi dùng compa và ê ke, HS cầm cẩn thận, không chĩa đầu nhọn về phía bạn</w:t>
             </w:r>
           </w:p>
         </w:tc>
@@ -6352,6 +6496,33 @@
                 <w:i w:val="0"/>
                 <w:sz w:val="18"/>
               </w:rPr>
+              <w:t>NLS-KT (Cơ bản 1): Ở tiết luyện tập nhân số có hai chữ số với số có một chữ số</w:t>
+            </w:r>
+          </w:p>
+          <w:p>
+            <w:pPr>
+              <w:spacing w:after="0"/>
+            </w:pPr>
+            <w:r>
+              <w:rPr>
+                <w:b w:val="0"/>
+                <w:i w:val="0"/>
+                <w:sz w:val="18"/>
+              </w:rPr>
+              <w:t>NLS-GQVĐ (Cơ bản 1): GV mở bài tập tương tác đặt tính rồi tính, máy báo đúng, sai ngay và chỉ chỗ sai</w:t>
+            </w:r>
+          </w:p>
+          <w:p>
+            <w:pPr>
+              <w:spacing w:after="0"/>
+            </w:pPr>
+            <w:r>
+              <w:rPr>
+                <w:b w:val="0"/>
+                <w:i w:val="0"/>
+                <w:sz w:val="18"/>
+              </w:rPr>
+              <w:t>NLS-AT: Màn hình do thầy cô bấm, HS chờ đến lượt được mời lên chạm</w:t>
             </w:r>
           </w:p>
         </w:tc>
@@ -6466,6 +6637,33 @@
                 <w:i w:val="0"/>
                 <w:sz w:val="18"/>
               </w:rPr>
+              <w:t>NLS-KT (Cơ bản 1): Ở bài “Gấp một số lên một số lần”, GV dùng hình động trên máy: bấm cho một nhóm đồ vật nhân lên thành hai lần</w:t>
+            </w:r>
+          </w:p>
+          <w:p>
+            <w:pPr>
+              <w:spacing w:after="0"/>
+            </w:pPr>
+            <w:r>
+              <w:rPr>
+                <w:b w:val="0"/>
+                <w:i w:val="0"/>
+                <w:sz w:val="18"/>
+              </w:rPr>
+              <w:t>NLS-GQVĐ (Cơ bản 1): GV chiếu các bài toán ngắn có từ gấp lên và thêm vào xen kẽ nhau, cho HS chọn phép tính đúng; máy báo đúng</w:t>
+            </w:r>
+          </w:p>
+          <w:p>
+            <w:pPr>
+              <w:spacing w:after="0"/>
+            </w:pPr>
+            <w:r>
+              <w:rPr>
+                <w:b w:val="0"/>
+                <w:i w:val="0"/>
+                <w:sz w:val="18"/>
+              </w:rPr>
+              <w:t>NLS-AT: Hình động do thầy cô điều khiển, HS chờ đến lượt được mời lên chạm màn hình</w:t>
             </w:r>
           </w:p>
         </w:tc>
@@ -6694,6 +6892,33 @@
                 <w:i w:val="0"/>
                 <w:sz w:val="18"/>
               </w:rPr>
+              <w:t>NLS-KT (Cơ bản 1): Ở bài phép chia hết và phép chia có dư, GV dùng hình động chia đều số viên phấn vào các hộp</w:t>
+            </w:r>
+          </w:p>
+          <w:p>
+            <w:pPr>
+              <w:spacing w:after="0"/>
+            </w:pPr>
+            <w:r>
+              <w:rPr>
+                <w:b w:val="0"/>
+                <w:i w:val="0"/>
+                <w:sz w:val="18"/>
+              </w:rPr>
+              <w:t>NLS-GQVĐ (Cơ bản 1): GV mở bài tập tương tác cho HS chia và ghi thương, ghi số dư; máy báo đúng</w:t>
+            </w:r>
+          </w:p>
+          <w:p>
+            <w:pPr>
+              <w:spacing w:after="0"/>
+            </w:pPr>
+            <w:r>
+              <w:rPr>
+                <w:b w:val="0"/>
+                <w:i w:val="0"/>
+                <w:sz w:val="18"/>
+              </w:rPr>
+              <w:t>NLS-AT: Bài tập trên màn hình do thầy cô mở, HS chờ đến lượt được mời lên chạm</w:t>
             </w:r>
           </w:p>
         </w:tc>
@@ -6924,6 +7149,33 @@
                 <w:i w:val="0"/>
                 <w:sz w:val="18"/>
               </w:rPr>
+              <w:t>NLS-KT (Cơ bản 1): Ở bài chia số có hai chữ số cho số có một chữ số</w:t>
+            </w:r>
+          </w:p>
+          <w:p>
+            <w:pPr>
+              <w:spacing w:after="0"/>
+            </w:pPr>
+            <w:r>
+              <w:rPr>
+                <w:b w:val="0"/>
+                <w:i w:val="0"/>
+                <w:sz w:val="18"/>
+              </w:rPr>
+              <w:t>NLS-GQVĐ (Cơ bản 1): GV mở bài tập tương tác đặt tính rồi tính, máy báo đúng, sai ngay và chỉ chỗ sai</w:t>
+            </w:r>
+          </w:p>
+          <w:p>
+            <w:pPr>
+              <w:spacing w:after="0"/>
+            </w:pPr>
+            <w:r>
+              <w:rPr>
+                <w:b w:val="0"/>
+                <w:i w:val="0"/>
+                <w:sz w:val="18"/>
+              </w:rPr>
+              <w:t>NLS-AT: Màn hình do thầy cô bấm, HS chờ đến lượt được mời lên chạm</w:t>
             </w:r>
           </w:p>
         </w:tc>
@@ -7266,6 +7518,33 @@
                 <w:i w:val="0"/>
                 <w:sz w:val="18"/>
               </w:rPr>
+              <w:t>NLS-KT (Cơ bản 1): Ở bài “Giảm một số đi một số lần”, GV dùng hình động trên máy: bấm cho một nhóm đồ vật bớt đi còn một nửa</w:t>
+            </w:r>
+          </w:p>
+          <w:p>
+            <w:pPr>
+              <w:spacing w:after="0"/>
+            </w:pPr>
+            <w:r>
+              <w:rPr>
+                <w:b w:val="0"/>
+                <w:i w:val="0"/>
+                <w:sz w:val="18"/>
+              </w:rPr>
+              <w:t>NLS-GQVĐ (Cơ bản 1): GV chiếu xen kẽ các bài toán có từ giảm đi và bớt đi, cho HS chọn phép tính đúng; máy báo đúng</w:t>
+            </w:r>
+          </w:p>
+          <w:p>
+            <w:pPr>
+              <w:spacing w:after="0"/>
+            </w:pPr>
+            <w:r>
+              <w:rPr>
+                <w:b w:val="0"/>
+                <w:i w:val="0"/>
+                <w:sz w:val="18"/>
+              </w:rPr>
+              <w:t>NLS-AT: Hình động do thầy cô điều khiển, HS chờ đến lượt được mời lên chạm màn hình</w:t>
             </w:r>
           </w:p>
         </w:tc>
@@ -7496,6 +7775,45 @@
                 <w:i w:val="0"/>
                 <w:sz w:val="18"/>
               </w:rPr>
+              <w:t>NLS-KT (Cơ bản 1): Ở bài toán giải bằng hai bước tính, GV chiếu sơ đồ đoạn thẳng trên máy và bấm hiện dần từng dữ kiện</w:t>
+            </w:r>
+          </w:p>
+          <w:p>
+            <w:pPr>
+              <w:spacing w:after="0"/>
+            </w:pPr>
+            <w:r>
+              <w:rPr>
+                <w:b w:val="0"/>
+                <w:i w:val="0"/>
+                <w:sz w:val="18"/>
+              </w:rPr>
+              <w:t>NLS-GQVĐ (Cơ bản 1): GV chiếu một bài giải mẫu rồi ẩn bước thứ nhất; HS nói bước còn thiếu</w:t>
+            </w:r>
+          </w:p>
+          <w:p>
+            <w:pPr>
+              <w:spacing w:after="0"/>
+            </w:pPr>
+            <w:r>
+              <w:rPr>
+                <w:b w:val="0"/>
+                <w:i w:val="0"/>
+                <w:sz w:val="18"/>
+              </w:rPr>
+              <w:t>NLS-AT: Sơ đồ do thầy cô điều khiển, HS chờ đến lượt được mời lên chạm</w:t>
+            </w:r>
+          </w:p>
+          <w:p>
+            <w:pPr>
+              <w:spacing w:after="0"/>
+            </w:pPr>
+            <w:r>
+              <w:rPr>
+                <w:b w:val="0"/>
+                <w:i w:val="0"/>
+                <w:sz w:val="18"/>
+              </w:rPr>
               <w:t>KNS: KN chi tiêu hợp lí: tính toán khi mua bán, biết tiết kiệm.</w:t>
             </w:r>
           </w:p>
@@ -7725,33 +8043,33 @@
                 <w:i w:val="0"/>
                 <w:sz w:val="18"/>
               </w:rPr>
-              <w:t>NLS-KT (Cơ bản 1): Tiết “LUYỆN TẬP CHUNG” là tiết luyện tập nên GV dùng bộ câu hỏi trắc nghiệm chiếu trên màn hình có tự chấm: mỗi câu hiện lên</w:t>
-            </w:r>
-          </w:p>
-          <w:p>
-            <w:pPr>
-              <w:spacing w:after="0"/>
-            </w:pPr>
-            <w:r>
-              <w:rPr>
-                <w:b w:val="0"/>
-                <w:i w:val="0"/>
-                <w:sz w:val="18"/>
-              </w:rPr>
-              <w:t>NLS-GQVĐ (Cơ bản 1): Với những câu nhiều bạn sai, GV không đọc đáp án luôn mà mời hai HS chọn khác nhau lên giải thích cách nghĩ của mình</w:t>
-            </w:r>
-          </w:p>
-          <w:p>
-            <w:pPr>
-              <w:spacing w:after="0"/>
-            </w:pPr>
-            <w:r>
-              <w:rPr>
-                <w:b w:val="0"/>
-                <w:i w:val="0"/>
-                <w:sz w:val="18"/>
-              </w:rPr>
-              <w:t>NLS-AT: Kết quả trắc nghiệm chiếu lên chỉ hiện số lượng theo câu, không nêu tên HS làm sai</w:t>
+              <w:t>NLS-GQVĐ (Cơ bản 1): Ở tiết luyện tập chung, GV chiếu bộ câu hỏi có tự chấm gồm nhân, chia, gấp lên và giảm đi một số lần</w:t>
+            </w:r>
+          </w:p>
+          <w:p>
+            <w:pPr>
+              <w:spacing w:after="0"/>
+            </w:pPr>
+            <w:r>
+              <w:rPr>
+                <w:b w:val="0"/>
+                <w:i w:val="0"/>
+                <w:sz w:val="18"/>
+              </w:rPr>
+              <w:t>NLS-KT (Cơ bản 1): GV chiếu phóng to bài toán có lời văn, gạch chân số liệu và từ khoá gấp lên, giảm đi, còn lại</w:t>
+            </w:r>
+          </w:p>
+          <w:p>
+            <w:pPr>
+              <w:spacing w:after="0"/>
+            </w:pPr>
+            <w:r>
+              <w:rPr>
+                <w:b w:val="0"/>
+                <w:i w:val="0"/>
+                <w:sz w:val="18"/>
+              </w:rPr>
+              <w:t>NLS-AT: Bộ câu hỏi do thầy cô bấm, HS giơ thẻ tại chỗ, không tranh nhau lên bảng</w:t>
             </w:r>
           </w:p>
         </w:tc>
@@ -8931,33 +9249,33 @@
                 <w:i w:val="0"/>
                 <w:sz w:val="18"/>
               </w:rPr>
-              <w:t>NLS-KT (Cơ bản 1): Tiết “LUYỆN TẬP CHUNG” là tiết luyện tập nên GV dùng bộ câu hỏi trắc nghiệm chiếu trên màn hình có tự chấm: mỗi câu hiện lên</w:t>
-            </w:r>
-          </w:p>
-          <w:p>
-            <w:pPr>
-              <w:spacing w:after="0"/>
-            </w:pPr>
-            <w:r>
-              <w:rPr>
-                <w:b w:val="0"/>
-                <w:i w:val="0"/>
-                <w:sz w:val="18"/>
-              </w:rPr>
-              <w:t>NLS-GQVĐ (Cơ bản 1): Với những câu nhiều bạn sai, GV không đọc đáp án luôn mà mời hai HS chọn khác nhau lên giải thích cách nghĩ của mình</w:t>
-            </w:r>
-          </w:p>
-          <w:p>
-            <w:pPr>
-              <w:spacing w:after="0"/>
-            </w:pPr>
-            <w:r>
-              <w:rPr>
-                <w:b w:val="0"/>
-                <w:i w:val="0"/>
-                <w:sz w:val="18"/>
-              </w:rPr>
-              <w:t>NLS-AT: Kết quả trắc nghiệm chiếu lên chỉ hiện số lượng theo câu, không nêu tên HS làm sai</w:t>
+              <w:t>NLS-GQVĐ (Cơ bản 1): Ở tiết luyện tập chung, GV chiếu bộ câu hỏi có tự chấm gồm nhân, chia và giải toán hai bước tính</w:t>
+            </w:r>
+          </w:p>
+          <w:p>
+            <w:pPr>
+              <w:spacing w:after="0"/>
+            </w:pPr>
+            <w:r>
+              <w:rPr>
+                <w:b w:val="0"/>
+                <w:i w:val="0"/>
+                <w:sz w:val="18"/>
+              </w:rPr>
+              <w:t>NLS-KT (Cơ bản 1): GV chiếu phóng to bài toán có lời văn, gạch chân số liệu và từ khoá mỗi, tất cả; HS đọc kĩ đề rồi mới chọn phép tính</w:t>
+            </w:r>
+          </w:p>
+          <w:p>
+            <w:pPr>
+              <w:spacing w:after="0"/>
+            </w:pPr>
+            <w:r>
+              <w:rPr>
+                <w:b w:val="0"/>
+                <w:i w:val="0"/>
+                <w:sz w:val="18"/>
+              </w:rPr>
+              <w:t>NLS-AT: Bộ câu hỏi do thầy cô bấm, HS giơ thẻ tại chỗ, không tranh nhau lên bảng</w:t>
             </w:r>
           </w:p>
         </w:tc>
@@ -9187,6 +9505,33 @@
                 <w:i w:val="0"/>
                 <w:sz w:val="18"/>
               </w:rPr>
+              <w:t>NLS-KT (Cơ bản 1): Ở bài nhân số có ba chữ số với số có một chữ số</w:t>
+            </w:r>
+          </w:p>
+          <w:p>
+            <w:pPr>
+              <w:spacing w:after="0"/>
+            </w:pPr>
+            <w:r>
+              <w:rPr>
+                <w:b w:val="0"/>
+                <w:i w:val="0"/>
+                <w:sz w:val="18"/>
+              </w:rPr>
+              <w:t>NLS-GQVĐ (Cơ bản 1): GV mở bài tập tương tác đặt tính rồi tính, máy báo đúng, sai ngay và chỉ chỗ sai</w:t>
+            </w:r>
+          </w:p>
+          <w:p>
+            <w:pPr>
+              <w:spacing w:after="0"/>
+            </w:pPr>
+            <w:r>
+              <w:rPr>
+                <w:b w:val="0"/>
+                <w:i w:val="0"/>
+                <w:sz w:val="18"/>
+              </w:rPr>
+              <w:t>NLS-AT: Màn hình do thầy cô bấm, HS chờ đến lượt được mời lên chạm</w:t>
             </w:r>
           </w:p>
         </w:tc>

--- a/assets/docs/lop3/Toan - Lop 3.docx
+++ b/assets/docs/lop3/Toan - Lop 3.docx
@@ -852,33 +852,7 @@
                 <w:i w:val="0"/>
                 <w:sz w:val="18"/>
               </w:rPr>
-              <w:t>NLS-KT (Cơ bản 1): Khởi động bài “Bài 2. Ôn phép cộng, phép trừ trong phạm vi 1000 (Tiết 1)”, GV chiếu trò chơi tính nhẩm với số tròn chục</w:t>
-            </w:r>
-          </w:p>
-          <w:p>
-            <w:pPr>
-              <w:spacing w:after="0"/>
-            </w:pPr>
-            <w:r>
-              <w:rPr>
-                <w:b w:val="0"/>
-                <w:i w:val="0"/>
-                <w:sz w:val="18"/>
-              </w:rPr>
-              <w:t>NLS-GQVĐ (Cơ bản 1): Ở phần vận dụng, GV chiếu bài toán thực tế có hình ảnh (số quyển sách hai ngăn tủ</w:t>
-            </w:r>
-          </w:p>
-          <w:p>
-            <w:pPr>
-              <w:spacing w:after="0"/>
-            </w:pPr>
-            <w:r>
-              <w:rPr>
-                <w:b w:val="0"/>
-                <w:i w:val="0"/>
-                <w:sz w:val="18"/>
-              </w:rPr>
-              <w:t>NLS-AT: Bài tập tương tác mở trên máy của GV, HS chỉ lên bấm khi được gọi</w:t>
+              <w:t>NLS-KT (Cơ bản 1): Khởi động bài “Bài 2. Ôn phép cộng, phép trừ trong phạm vi 1000 (Tiết 1)”, GV chiếu trò chơi tính nhẩm.</w:t>
             </w:r>
           </w:p>
         </w:tc>
@@ -1107,33 +1081,6 @@
                 <w:i w:val="0"/>
                 <w:sz w:val="18"/>
               </w:rPr>
-              <w:t>NLS-KT (Cơ bản 1): Ở phần khám phá bài “Bài 3. Tìm thành phần trong phép cộng, phép trừ (Tiết 1)”, GV chiếu hình ảnh động bài toán táo xanh</w:t>
-            </w:r>
-          </w:p>
-          <w:p>
-            <w:pPr>
-              <w:spacing w:after="0"/>
-            </w:pPr>
-            <w:r>
-              <w:rPr>
-                <w:b w:val="0"/>
-                <w:i w:val="0"/>
-                <w:sz w:val="18"/>
-              </w:rPr>
-              <w:t>NLS-GQVĐ (Cơ bản 1): Ở phần luyện tập, GV chiếu bài tập tương tác dạng ? + 5 = 12 hoặc 7 + ? = 15</w:t>
-            </w:r>
-          </w:p>
-          <w:p>
-            <w:pPr>
-              <w:spacing w:after="0"/>
-            </w:pPr>
-            <w:r>
-              <w:rPr>
-                <w:b w:val="0"/>
-                <w:i w:val="0"/>
-                <w:sz w:val="18"/>
-              </w:rPr>
-              <w:t>NLS-AT: Hình ảnh động và bài tập tương tác do GV chuẩn bị, mở trên máy của GV</w:t>
             </w:r>
           </w:p>
         </w:tc>
@@ -1593,33 +1540,7 @@
                 <w:i w:val="0"/>
                 <w:sz w:val="18"/>
               </w:rPr>
-              <w:t>NLS-KT (Cơ bản 1): Ở “Bài 5. Bảng nhân 3, bảng chia 3” tiết 1, GV chiếu ảnh xe xích lô và hình từng xe thêm vào để HS thấy 3 được</w:t>
-            </w:r>
-          </w:p>
-          <w:p>
-            <w:pPr>
-              <w:spacing w:after="0"/>
-            </w:pPr>
-            <w:r>
-              <w:rPr>
-                <w:b w:val="0"/>
-                <w:i w:val="0"/>
-                <w:sz w:val="18"/>
-              </w:rPr>
-              <w:t>NLS-GQVĐ (Cơ bản 1): Cuối tiết GV chiếu bảng tổng hợp trò chơi cho HS nhìn phép nhân 3 nào lớp sai nhiều nhất và cùng luyện lại</w:t>
-            </w:r>
-          </w:p>
-          <w:p>
-            <w:pPr>
-              <w:spacing w:after="0"/>
-            </w:pPr>
-            <w:r>
-              <w:rPr>
-                <w:b w:val="0"/>
-                <w:i w:val="0"/>
-                <w:sz w:val="18"/>
-              </w:rPr>
-              <w:t>NLS-AT: Trò chơi trên màn hình chỉ dùng khoảng 10 phút trong tiết rồi chuyển sang làm vở</w:t>
+              <w:t>NLS-GQVĐ (Cơ bản 1): Cuối tiết GV chiếu bảng tổng hợp trò chơi cho HS nhìn phép nhân 3 nào lớp sai nhiều nhất.</w:t>
             </w:r>
           </w:p>
           <w:p>
@@ -1876,33 +1797,7 @@
                 <w:i w:val="0"/>
                 <w:sz w:val="18"/>
               </w:rPr>
-              <w:t>NLS-KT (Cơ bản 1): Ở bài “Bảng nhân 4, bảng chia 4”, GV chiếu hình các chong chóng bốn cánh và bấm hiện thêm từng chiếc; mỗi lần thêm một chong chóng</w:t>
-            </w:r>
-          </w:p>
-          <w:p>
-            <w:pPr>
-              <w:spacing w:after="0"/>
-            </w:pPr>
-            <w:r>
-              <w:rPr>
-                <w:b w:val="0"/>
-                <w:i w:val="0"/>
-                <w:sz w:val="18"/>
-              </w:rPr>
-              <w:t>NLS-GQVĐ (Cơ bản 1): Sau khi lập xong bảng nhân, GV chiếu trò chơi luyện bảng nhân 4 có tự chấm; mỗi em trả lời rồi nhìn máy báo đúng</w:t>
-            </w:r>
-          </w:p>
-          <w:p>
-            <w:pPr>
-              <w:spacing w:after="0"/>
-            </w:pPr>
-            <w:r>
-              <w:rPr>
-                <w:b w:val="0"/>
-                <w:i w:val="0"/>
-                <w:sz w:val="18"/>
-              </w:rPr>
-              <w:t>NLS-AT: Trò chơi do thầy cô bấm, HS chờ đến lượt được mời</w:t>
+              <w:t>NLS-KT (Cơ bản 1): Ở bài “Bảng nhân 4, bảng chia 4”, GV chiếu hình các chong chóng bốn cánh.</w:t>
             </w:r>
           </w:p>
           <w:p>
@@ -2385,33 +2280,6 @@
                 <w:i w:val="0"/>
                 <w:sz w:val="18"/>
               </w:rPr>
-              <w:t>NLS-GQVĐ (Cơ bản 1): Tiết luyện tập chung có nhiều dạng bài nên GV dùng bộ câu hỏi trắc nghiệm chiếu trên màn hình có tự chấm: mỗi câu về so sánh</w:t>
-            </w:r>
-          </w:p>
-          <w:p>
-            <w:pPr>
-              <w:spacing w:after="0"/>
-            </w:pPr>
-            <w:r>
-              <w:rPr>
-                <w:b w:val="0"/>
-                <w:i w:val="0"/>
-                <w:sz w:val="18"/>
-              </w:rPr>
-              <w:t>NLS-KT (Cơ bản 1): GV chiếu phóng to bài toán có lời văn, gạch chân số liệu và từ khoá nhiều hơn, ít hơn bằng bút màu trên màn hình</w:t>
-            </w:r>
-          </w:p>
-          <w:p>
-            <w:pPr>
-              <w:spacing w:after="0"/>
-            </w:pPr>
-            <w:r>
-              <w:rPr>
-                <w:b w:val="0"/>
-                <w:i w:val="0"/>
-                <w:sz w:val="18"/>
-              </w:rPr>
-              <w:t>NLS-AT: Bộ câu hỏi do thầy cô bấm, HS giơ thẻ tại chỗ, không tranh nhau lên bảng</w:t>
             </w:r>
           </w:p>
         </w:tc>
@@ -2757,33 +2625,7 @@
                 <w:i w:val="0"/>
                 <w:sz w:val="18"/>
               </w:rPr>
-              <w:t>NLS-KT (Cơ bản 1): Sau khi HS đã lập được bảng nhân, bảng chia trong bài “BẢNG NHÂN 6, BẢNG CHIA 6” bằng thao tác với đồ vật</w:t>
-            </w:r>
-          </w:p>
-          <w:p>
-            <w:pPr>
-              <w:spacing w:after="0"/>
-            </w:pPr>
-            <w:r>
-              <w:rPr>
-                <w:b w:val="0"/>
-                <w:i w:val="0"/>
-                <w:sz w:val="18"/>
-              </w:rPr>
-              <w:t>NLS-GQVĐ (Cơ bản 1): Cuối tiết GV chiếu bảng tổng hợp của trò chơi cho HS nhìn phép tính nào cả lớp sai nhiều nhất và cùng luyện lại đúng phép đó</w:t>
-            </w:r>
-          </w:p>
-          <w:p>
-            <w:pPr>
-              <w:spacing w:after="0"/>
-            </w:pPr>
-            <w:r>
-              <w:rPr>
-                <w:b w:val="0"/>
-                <w:i w:val="0"/>
-                <w:sz w:val="18"/>
-              </w:rPr>
-              <w:t>NLS-AT: Trò chơi trên màn hình chỉ dùng khoảng 10 phút trong tiết rồi chuyển sang làm vở</w:t>
+              <w:t>NLS-GQVĐ (Cơ bản 1): Cuối tiết GV chiếu bảng tổng hợp của trò chơi cho HS nhìn phép tính nào cả lớp sai nhiều nhất và.</w:t>
             </w:r>
           </w:p>
           <w:p>
@@ -3038,45 +2880,6 @@
                 <w:i w:val="0"/>
                 <w:sz w:val="18"/>
               </w:rPr>
-              <w:t>NLS-KT (Cơ bản 1): Sau khi HS đã lập được bảng nhân, bảng chia trong bài “BẢNG NHÂN 7, BẢNG CHIA 7” bằng thao tác với đồ vật</w:t>
-            </w:r>
-          </w:p>
-          <w:p>
-            <w:pPr>
-              <w:spacing w:after="0"/>
-            </w:pPr>
-            <w:r>
-              <w:rPr>
-                <w:b w:val="0"/>
-                <w:i w:val="0"/>
-                <w:sz w:val="18"/>
-              </w:rPr>
-              <w:t>NLS-GQVĐ (Cơ bản 1): Cuối tiết GV chiếu bảng tổng hợp của trò chơi cho HS nhìn phép tính nào cả lớp sai nhiều nhất và cùng luyện lại đúng phép đó</w:t>
-            </w:r>
-          </w:p>
-          <w:p>
-            <w:pPr>
-              <w:spacing w:after="0"/>
-            </w:pPr>
-            <w:r>
-              <w:rPr>
-                <w:b w:val="0"/>
-                <w:i w:val="0"/>
-                <w:sz w:val="18"/>
-              </w:rPr>
-              <w:t>NLS-AT: Trò chơi trên màn hình chỉ dùng khoảng 10 phút trong tiết rồi chuyển sang làm vở</w:t>
-            </w:r>
-          </w:p>
-          <w:p>
-            <w:pPr>
-              <w:spacing w:after="0"/>
-            </w:pPr>
-            <w:r>
-              <w:rPr>
-                <w:b w:val="0"/>
-                <w:i w:val="0"/>
-                <w:sz w:val="18"/>
-              </w:rPr>
               <w:t>STEM: Bảng nhân, chia (Toán – Mĩ thuật) — dạy thay cho tiết này.</w:t>
             </w:r>
           </w:p>
@@ -3321,33 +3124,7 @@
                 <w:i w:val="0"/>
                 <w:sz w:val="18"/>
               </w:rPr>
-              <w:t>NLS-KT (Cơ bản 1): Sau khi HS đã lập được bảng nhân, bảng chia trong bài “BẢNG NHÂN 8, BẢNG CHIA 8” bằng thao tác với đồ vật</w:t>
-            </w:r>
-          </w:p>
-          <w:p>
-            <w:pPr>
-              <w:spacing w:after="0"/>
-            </w:pPr>
-            <w:r>
-              <w:rPr>
-                <w:b w:val="0"/>
-                <w:i w:val="0"/>
-                <w:sz w:val="18"/>
-              </w:rPr>
-              <w:t>NLS-GQVĐ (Cơ bản 1): Cuối tiết GV chiếu bảng tổng hợp của trò chơi cho HS nhìn phép tính nào cả lớp sai nhiều nhất và cùng luyện lại đúng phép đó</w:t>
-            </w:r>
-          </w:p>
-          <w:p>
-            <w:pPr>
-              <w:spacing w:after="0"/>
-            </w:pPr>
-            <w:r>
-              <w:rPr>
-                <w:b w:val="0"/>
-                <w:i w:val="0"/>
-                <w:sz w:val="18"/>
-              </w:rPr>
-              <w:t>NLS-AT: Trò chơi trên màn hình chỉ dùng khoảng 10 phút trong tiết rồi chuyển sang làm vở</w:t>
+              <w:t>NLS-KT (Cơ bản 1): Sau khi HS đã lập được bảng nhân, bảng chia trong bài “BẢNG NHÂN 8, BẢNG CHIA 8” bằng thao tác với.</w:t>
             </w:r>
           </w:p>
           <w:p>
@@ -3602,45 +3379,6 @@
                 <w:i w:val="0"/>
                 <w:sz w:val="18"/>
               </w:rPr>
-              <w:t>NLS-KT (Cơ bản 1): Sau khi HS đã lập được bảng nhân, bảng chia trong bài “BẢNG NHÂN 9, BẢNG CHA 9” bằng thao tác với đồ vật</w:t>
-            </w:r>
-          </w:p>
-          <w:p>
-            <w:pPr>
-              <w:spacing w:after="0"/>
-            </w:pPr>
-            <w:r>
-              <w:rPr>
-                <w:b w:val="0"/>
-                <w:i w:val="0"/>
-                <w:sz w:val="18"/>
-              </w:rPr>
-              <w:t>NLS-GQVĐ (Cơ bản 1): Cuối tiết GV chiếu bảng tổng hợp của trò chơi cho HS nhìn phép tính nào cả lớp sai nhiều nhất và cùng luyện lại đúng phép đó</w:t>
-            </w:r>
-          </w:p>
-          <w:p>
-            <w:pPr>
-              <w:spacing w:after="0"/>
-            </w:pPr>
-            <w:r>
-              <w:rPr>
-                <w:b w:val="0"/>
-                <w:i w:val="0"/>
-                <w:sz w:val="18"/>
-              </w:rPr>
-              <w:t>NLS-AT: Trò chơi trên màn hình chỉ dùng khoảng 10 phút trong tiết rồi chuyển sang làm vở</w:t>
-            </w:r>
-          </w:p>
-          <w:p>
-            <w:pPr>
-              <w:spacing w:after="0"/>
-            </w:pPr>
-            <w:r>
-              <w:rPr>
-                <w:b w:val="0"/>
-                <w:i w:val="0"/>
-                <w:sz w:val="18"/>
-              </w:rPr>
               <w:t>STEM: Bảng nhân, chia (Toán – Mĩ thuật) — dạy thay cho tiết này.</w:t>
             </w:r>
           </w:p>
@@ -3999,33 +3737,7 @@
                 <w:i w:val="0"/>
                 <w:sz w:val="18"/>
               </w:rPr>
-              <w:t>NLS-KT (Cơ bản 1): Ở bài tìm thành phần trong phép nhân, phép chia, GV chiếu sơ đồ phép tính có một ô trống và bấm cho phần đã biết sáng lên</w:t>
-            </w:r>
-          </w:p>
-          <w:p>
-            <w:pPr>
-              <w:spacing w:after="0"/>
-            </w:pPr>
-            <w:r>
-              <w:rPr>
-                <w:b w:val="0"/>
-                <w:i w:val="0"/>
-                <w:sz w:val="18"/>
-              </w:rPr>
-              <w:t>NLS-GQVĐ (Cơ bản 1): GV mở bài tập tương tác điền số vào ô trống của phép nhân, phép chia</w:t>
-            </w:r>
-          </w:p>
-          <w:p>
-            <w:pPr>
-              <w:spacing w:after="0"/>
-            </w:pPr>
-            <w:r>
-              <w:rPr>
-                <w:b w:val="0"/>
-                <w:i w:val="0"/>
-                <w:sz w:val="18"/>
-              </w:rPr>
-              <w:t>NLS-AT: Bài tập trên màn hình do thầy cô mở, HS chờ đến lượt được mời lên chạm</w:t>
+              <w:t>NLS-GQVĐ (Cơ bản 1): Mở bài tập tương tác điền số vào ô trống của phép nhân, phép chia; máy chấm ngay nên HS biết mình.</w:t>
             </w:r>
           </w:p>
           <w:p>
@@ -4267,45 +3979,6 @@
                 <w:i w:val="0"/>
                 <w:sz w:val="18"/>
               </w:rPr>
-              <w:t>NLS-KT (Cơ bản 1): Ở bài “Một phần mấy”, GV dùng hình động trên máy: chia một hình tròn, một băng giấy thành hai</w:t>
-            </w:r>
-          </w:p>
-          <w:p>
-            <w:pPr>
-              <w:spacing w:after="0"/>
-            </w:pPr>
-            <w:r>
-              <w:rPr>
-                <w:b w:val="0"/>
-                <w:i w:val="0"/>
-                <w:sz w:val="18"/>
-              </w:rPr>
-              <w:t>NLS-GQVĐ (Cơ bản 1): GV chiếu các hình chia phần không bằng nhau xen lẫn hình chia đúng, cho HS chọn hình đã tô một phần tư; máy báo đúng</w:t>
-            </w:r>
-          </w:p>
-          <w:p>
-            <w:pPr>
-              <w:spacing w:after="0"/>
-            </w:pPr>
-            <w:r>
-              <w:rPr>
-                <w:b w:val="0"/>
-                <w:i w:val="0"/>
-                <w:sz w:val="18"/>
-              </w:rPr>
-              <w:t>NLS-AT: Hình động do thầy cô điều khiển, HS chờ đến lượt được mời lên chạm màn hình</w:t>
-            </w:r>
-          </w:p>
-          <w:p>
-            <w:pPr>
-              <w:spacing w:after="0"/>
-            </w:pPr>
-            <w:r>
-              <w:rPr>
-                <w:b w:val="0"/>
-                <w:i w:val="0"/>
-                <w:sz w:val="18"/>
-              </w:rPr>
               <w:t>STEM: Trải nghiệm cùng một phần mấy (Toán – Mĩ thuật) — dạy thay cho tiết này.</w:t>
             </w:r>
           </w:p>
@@ -4537,33 +4210,7 @@
                 <w:i w:val="0"/>
                 <w:sz w:val="18"/>
               </w:rPr>
-              <w:t>NLS-GQVĐ (Cơ bản 1): Ở tiết luyện tập chung, GV chiếu bộ câu hỏi có tự chấm về bảng nhân, bảng chia và tìm thành phần chưa biết</w:t>
-            </w:r>
-          </w:p>
-          <w:p>
-            <w:pPr>
-              <w:spacing w:after="0"/>
-            </w:pPr>
-            <w:r>
-              <w:rPr>
-                <w:b w:val="0"/>
-                <w:i w:val="0"/>
-                <w:sz w:val="18"/>
-              </w:rPr>
-              <w:t>NLS-KT (Cơ bản 1): GV chiếu phóng to bài toán có lời văn, gạch chân số liệu và từ khoá gấp lên, chia đều</w:t>
-            </w:r>
-          </w:p>
-          <w:p>
-            <w:pPr>
-              <w:spacing w:after="0"/>
-            </w:pPr>
-            <w:r>
-              <w:rPr>
-                <w:b w:val="0"/>
-                <w:i w:val="0"/>
-                <w:sz w:val="18"/>
-              </w:rPr>
-              <w:t>NLS-AT: Bộ câu hỏi do thầy cô bấm, HS giơ thẻ tại chỗ, không tranh nhau lên bảng</w:t>
+              <w:t>NLS-KT (Cơ bản 1): Chiếu phóng to bài toán có lời văn, gạch chân số liệu và từ khoá gấp lên, chia đều.</w:t>
             </w:r>
           </w:p>
         </w:tc>
@@ -4793,33 +4440,6 @@
                 <w:i w:val="0"/>
                 <w:sz w:val="18"/>
               </w:rPr>
-              <w:t>NLS-KT (Cơ bản 1): Ở bài “ĐIỂM Ở GIỮA, TRUNG ĐIỂM CỦA ĐOẠN THẲNG”, GV dùng phần mềm hình học động chiếu lên màn hình: kéo một đỉnh của hình chữ nhật</w:t>
-            </w:r>
-          </w:p>
-          <w:p>
-            <w:pPr>
-              <w:spacing w:after="0"/>
-            </w:pPr>
-            <w:r>
-              <w:rPr>
-                <w:b w:val="0"/>
-                <w:i w:val="0"/>
-                <w:sz w:val="18"/>
-              </w:rPr>
-              <w:t>NLS-GQVĐ (Cơ bản 1): GV cho HS dự đoán trước rồi mới kéo hình để kiểm tra: “Nếu chiều dài tăng gấp đôi thì chu vi thay đổi thế nào?”</w:t>
-            </w:r>
-          </w:p>
-          <w:p>
-            <w:pPr>
-              <w:spacing w:after="0"/>
-            </w:pPr>
-            <w:r>
-              <w:rPr>
-                <w:b w:val="0"/>
-                <w:i w:val="0"/>
-                <w:sz w:val="18"/>
-              </w:rPr>
-              <w:t>NLS-AT: Hình trên màn hình chỉ để hiểu bài; HS vẫn phải tự vẽ</w:t>
             </w:r>
           </w:p>
         </w:tc>
@@ -5048,45 +4668,6 @@
                 <w:i w:val="0"/>
                 <w:sz w:val="18"/>
               </w:rPr>
-              <w:t>NLS-KT (Cơ bản 1): Ở bài “HÌNH TRÒN. TÂM, BÁN KÍNH, ĐƯỜNG KÍNH CỦA HÌNH TRÒN”, GV dùng phần mềm hình học động chiếu lên màn hình: kéo một đỉnh của hình</w:t>
-            </w:r>
-          </w:p>
-          <w:p>
-            <w:pPr>
-              <w:spacing w:after="0"/>
-            </w:pPr>
-            <w:r>
-              <w:rPr>
-                <w:b w:val="0"/>
-                <w:i w:val="0"/>
-                <w:sz w:val="18"/>
-              </w:rPr>
-              <w:t>NLS-GQVĐ (Cơ bản 1): GV cho HS dự đoán trước rồi mới kéo hình để kiểm tra: “Nếu chiều dài tăng gấp đôi thì chu vi thay đổi thế nào?”</w:t>
-            </w:r>
-          </w:p>
-          <w:p>
-            <w:pPr>
-              <w:spacing w:after="0"/>
-            </w:pPr>
-            <w:r>
-              <w:rPr>
-                <w:b w:val="0"/>
-                <w:i w:val="0"/>
-                <w:sz w:val="18"/>
-              </w:rPr>
-              <w:t>NLS-AT: Hình trên màn hình chỉ để hiểu bài; HS vẫn phải tự vẽ</w:t>
-            </w:r>
-          </w:p>
-          <w:p>
-            <w:pPr>
-              <w:spacing w:after="0"/>
-            </w:pPr>
-            <w:r>
-              <w:rPr>
-                <w:b w:val="0"/>
-                <w:i w:val="0"/>
-                <w:sz w:val="18"/>
-              </w:rPr>
               <w:t>KNS: KN chi tiêu hợp lí: tính toán khi mua bán, biết tiết kiệm.</w:t>
             </w:r>
           </w:p>
@@ -5217,33 +4798,7 @@
                 <w:i w:val="0"/>
                 <w:sz w:val="18"/>
               </w:rPr>
-              <w:t>NLS-KT (Cơ bản 1): Ở bài “Góc, góc vuông, góc không vuông”, GV dùng hình động trên máy: kéo một cạnh cho góc mở rộng dần và bấm hiện ê ke áp</w:t>
-            </w:r>
-          </w:p>
-          <w:p>
-            <w:pPr>
-              <w:spacing w:after="0"/>
-            </w:pPr>
-            <w:r>
-              <w:rPr>
-                <w:b w:val="0"/>
-                <w:i w:val="0"/>
-                <w:sz w:val="18"/>
-              </w:rPr>
-              <w:t>NLS-GQVĐ (Cơ bản 1): GV chiếu nhiều hình có góc khác nhau cho HS chọn góc vuông trước khi kiểm tra bằng ê ke thật; máy báo đúng</w:t>
-            </w:r>
-          </w:p>
-          <w:p>
-            <w:pPr>
-              <w:spacing w:after="0"/>
-            </w:pPr>
-            <w:r>
-              <w:rPr>
-                <w:b w:val="0"/>
-                <w:i w:val="0"/>
-                <w:sz w:val="18"/>
-              </w:rPr>
-              <w:t>NLS-AT: Hình động do thầy cô điều khiển, HS chờ đến lượt được mời lên chạm màn hình</w:t>
+              <w:t>NLS-GQVĐ (Cơ bản 1): Chiếu nhiều hình có góc khác nhau cho HS chọn góc vuông trước khi kiểm tra bằng ê ke thật.</w:t>
             </w:r>
           </w:p>
         </w:tc>
@@ -5358,33 +4913,6 @@
                 <w:i w:val="0"/>
                 <w:sz w:val="18"/>
               </w:rPr>
-              <w:t>NLS-KT (Cơ bản 1): Ở bài về hình tam giác, tứ giác, hình chữ nhật và hình vuông, GV chiếu hình trên máy rồi xoay, phóng to thu nhỏ</w:t>
-            </w:r>
-          </w:p>
-          <w:p>
-            <w:pPr>
-              <w:spacing w:after="0"/>
-            </w:pPr>
-            <w:r>
-              <w:rPr>
-                <w:b w:val="0"/>
-                <w:i w:val="0"/>
-                <w:sz w:val="18"/>
-              </w:rPr>
-              <w:t>NLS-GQVĐ (Cơ bản 1): GV mở bài tập tương tác kéo mỗi hình về đúng nhóm và đánh dấu góc vuông của hình chữ nhật, hình vuông; máy báo đúng</w:t>
-            </w:r>
-          </w:p>
-          <w:p>
-            <w:pPr>
-              <w:spacing w:after="0"/>
-            </w:pPr>
-            <w:r>
-              <w:rPr>
-                <w:b w:val="0"/>
-                <w:i w:val="0"/>
-                <w:sz w:val="18"/>
-              </w:rPr>
-              <w:t>NLS-AT: Bài tập trên màn hình do thầy cô mở, HS chờ đến lượt được mời lên kéo hình</w:t>
             </w:r>
           </w:p>
         </w:tc>
@@ -5727,33 +5255,6 @@
                 <w:i w:val="0"/>
                 <w:sz w:val="18"/>
               </w:rPr>
-              <w:t>NLS-KT (Cơ bản 1): Ở bài “Thực hành vẽ góc vuông, vẽ đường tròn , hình vuông, hình chữ nhật và vẽ trang trí”</w:t>
-            </w:r>
-          </w:p>
-          <w:p>
-            <w:pPr>
-              <w:spacing w:after="0"/>
-            </w:pPr>
-            <w:r>
-              <w:rPr>
-                <w:b w:val="0"/>
-                <w:i w:val="0"/>
-                <w:sz w:val="18"/>
-              </w:rPr>
-              <w:t>NLS-GQVĐ (Cơ bản 1): GV cho HS dự đoán trước rồi mới kéo hình để kiểm tra: “Nếu chiều dài tăng gấp đôi thì chu vi thay đổi thế nào?”</w:t>
-            </w:r>
-          </w:p>
-          <w:p>
-            <w:pPr>
-              <w:spacing w:after="0"/>
-            </w:pPr>
-            <w:r>
-              <w:rPr>
-                <w:b w:val="0"/>
-                <w:i w:val="0"/>
-                <w:sz w:val="18"/>
-              </w:rPr>
-              <w:t>NLS-AT: Hình trên màn hình chỉ để hiểu bài; HS vẫn phải tự vẽ</w:t>
             </w:r>
           </w:p>
         </w:tc>
@@ -5984,33 +5485,7 @@
                 <w:i w:val="0"/>
                 <w:sz w:val="18"/>
               </w:rPr>
-              <w:t>NLS-KT (Cơ bản 1): Ở bài “KHỐI LẬP PHƯƠNG- KHỐI HỘP CHỮ NHẬT”, GV dùng phần mềm hình học động chiếu lên màn hình: kéo một đỉnh của hình chữ nhật cho</w:t>
-            </w:r>
-          </w:p>
-          <w:p>
-            <w:pPr>
-              <w:spacing w:after="0"/>
-            </w:pPr>
-            <w:r>
-              <w:rPr>
-                <w:b w:val="0"/>
-                <w:i w:val="0"/>
-                <w:sz w:val="18"/>
-              </w:rPr>
-              <w:t>NLS-GQVĐ (Cơ bản 1): GV cho HS dự đoán trước rồi mới kéo hình để kiểm tra: “Nếu chiều dài tăng gấp đôi thì chu vi thay đổi thế nào?”</w:t>
-            </w:r>
-          </w:p>
-          <w:p>
-            <w:pPr>
-              <w:spacing w:after="0"/>
-            </w:pPr>
-            <w:r>
-              <w:rPr>
-                <w:b w:val="0"/>
-                <w:i w:val="0"/>
-                <w:sz w:val="18"/>
-              </w:rPr>
-              <w:t>NLS-AT: Hình trên màn hình chỉ để hiểu bài; HS vẫn phải tự vẽ</w:t>
+              <w:t>NLS-KT (Cơ bản 1): Ở bài “KHỐI LẬP PHƯƠNG- KHỐI HỘP CHỮ NHẬT”, GV dùng phần mềm hình học động chiếu lên màn hình.</w:t>
             </w:r>
           </w:p>
         </w:tc>
@@ -6239,33 +5714,6 @@
                 <w:i w:val="0"/>
                 <w:sz w:val="18"/>
               </w:rPr>
-              <w:t>NLS-KT (Cơ bản 1): Ở tiết luyện tập chung về vẽ góc vuông và đường tròn, GV dùng phần mềm hình học chiếu từng bước vẽ: đặt ê ke</w:t>
-            </w:r>
-          </w:p>
-          <w:p>
-            <w:pPr>
-              <w:spacing w:after="0"/>
-            </w:pPr>
-            <w:r>
-              <w:rPr>
-                <w:b w:val="0"/>
-                <w:i w:val="0"/>
-                <w:sz w:val="18"/>
-              </w:rPr>
-              <w:t>NLS-GQVĐ (Cơ bản 1): GV chiếu vài hình vẽ có chỗ sai như tâm đường tròn đặt lệch, hai cạnh góc chưa vuông; HS chỉ ra lỗi</w:t>
-            </w:r>
-          </w:p>
-          <w:p>
-            <w:pPr>
-              <w:spacing w:after="0"/>
-            </w:pPr>
-            <w:r>
-              <w:rPr>
-                <w:b w:val="0"/>
-                <w:i w:val="0"/>
-                <w:sz w:val="18"/>
-              </w:rPr>
-              <w:t>NLS-AT: Khi dùng compa và ê ke, HS cầm cẩn thận, không chĩa đầu nhọn về phía bạn</w:t>
             </w:r>
           </w:p>
         </w:tc>
@@ -6496,33 +5944,7 @@
                 <w:i w:val="0"/>
                 <w:sz w:val="18"/>
               </w:rPr>
-              <w:t>NLS-KT (Cơ bản 1): Ở tiết luyện tập nhân số có hai chữ số với số có một chữ số</w:t>
-            </w:r>
-          </w:p>
-          <w:p>
-            <w:pPr>
-              <w:spacing w:after="0"/>
-            </w:pPr>
-            <w:r>
-              <w:rPr>
-                <w:b w:val="0"/>
-                <w:i w:val="0"/>
-                <w:sz w:val="18"/>
-              </w:rPr>
-              <w:t>NLS-GQVĐ (Cơ bản 1): GV mở bài tập tương tác đặt tính rồi tính, máy báo đúng, sai ngay và chỉ chỗ sai</w:t>
-            </w:r>
-          </w:p>
-          <w:p>
-            <w:pPr>
-              <w:spacing w:after="0"/>
-            </w:pPr>
-            <w:r>
-              <w:rPr>
-                <w:b w:val="0"/>
-                <w:i w:val="0"/>
-                <w:sz w:val="18"/>
-              </w:rPr>
-              <w:t>NLS-AT: Màn hình do thầy cô bấm, HS chờ đến lượt được mời lên chạm</w:t>
+              <w:t>NLS-GQVĐ (Cơ bản 1): Mở bài tập tương tác đặt tính.</w:t>
             </w:r>
           </w:p>
         </w:tc>
@@ -6637,33 +6059,6 @@
                 <w:i w:val="0"/>
                 <w:sz w:val="18"/>
               </w:rPr>
-              <w:t>NLS-KT (Cơ bản 1): Ở bài “Gấp một số lên một số lần”, GV dùng hình động trên máy: bấm cho một nhóm đồ vật nhân lên thành hai lần</w:t>
-            </w:r>
-          </w:p>
-          <w:p>
-            <w:pPr>
-              <w:spacing w:after="0"/>
-            </w:pPr>
-            <w:r>
-              <w:rPr>
-                <w:b w:val="0"/>
-                <w:i w:val="0"/>
-                <w:sz w:val="18"/>
-              </w:rPr>
-              <w:t>NLS-GQVĐ (Cơ bản 1): GV chiếu các bài toán ngắn có từ gấp lên và thêm vào xen kẽ nhau, cho HS chọn phép tính đúng; máy báo đúng</w:t>
-            </w:r>
-          </w:p>
-          <w:p>
-            <w:pPr>
-              <w:spacing w:after="0"/>
-            </w:pPr>
-            <w:r>
-              <w:rPr>
-                <w:b w:val="0"/>
-                <w:i w:val="0"/>
-                <w:sz w:val="18"/>
-              </w:rPr>
-              <w:t>NLS-AT: Hình động do thầy cô điều khiển, HS chờ đến lượt được mời lên chạm màn hình</w:t>
             </w:r>
           </w:p>
         </w:tc>
@@ -6892,33 +6287,6 @@
                 <w:i w:val="0"/>
                 <w:sz w:val="18"/>
               </w:rPr>
-              <w:t>NLS-KT (Cơ bản 1): Ở bài phép chia hết và phép chia có dư, GV dùng hình động chia đều số viên phấn vào các hộp</w:t>
-            </w:r>
-          </w:p>
-          <w:p>
-            <w:pPr>
-              <w:spacing w:after="0"/>
-            </w:pPr>
-            <w:r>
-              <w:rPr>
-                <w:b w:val="0"/>
-                <w:i w:val="0"/>
-                <w:sz w:val="18"/>
-              </w:rPr>
-              <w:t>NLS-GQVĐ (Cơ bản 1): GV mở bài tập tương tác cho HS chia và ghi thương, ghi số dư; máy báo đúng</w:t>
-            </w:r>
-          </w:p>
-          <w:p>
-            <w:pPr>
-              <w:spacing w:after="0"/>
-            </w:pPr>
-            <w:r>
-              <w:rPr>
-                <w:b w:val="0"/>
-                <w:i w:val="0"/>
-                <w:sz w:val="18"/>
-              </w:rPr>
-              <w:t>NLS-AT: Bài tập trên màn hình do thầy cô mở, HS chờ đến lượt được mời lên chạm</w:t>
             </w:r>
           </w:p>
         </w:tc>
@@ -7149,33 +6517,7 @@
                 <w:i w:val="0"/>
                 <w:sz w:val="18"/>
               </w:rPr>
-              <w:t>NLS-KT (Cơ bản 1): Ở bài chia số có hai chữ số cho số có một chữ số</w:t>
-            </w:r>
-          </w:p>
-          <w:p>
-            <w:pPr>
-              <w:spacing w:after="0"/>
-            </w:pPr>
-            <w:r>
-              <w:rPr>
-                <w:b w:val="0"/>
-                <w:i w:val="0"/>
-                <w:sz w:val="18"/>
-              </w:rPr>
-              <w:t>NLS-GQVĐ (Cơ bản 1): GV mở bài tập tương tác đặt tính rồi tính, máy báo đúng, sai ngay và chỉ chỗ sai</w:t>
-            </w:r>
-          </w:p>
-          <w:p>
-            <w:pPr>
-              <w:spacing w:after="0"/>
-            </w:pPr>
-            <w:r>
-              <w:rPr>
-                <w:b w:val="0"/>
-                <w:i w:val="0"/>
-                <w:sz w:val="18"/>
-              </w:rPr>
-              <w:t>NLS-AT: Màn hình do thầy cô bấm, HS chờ đến lượt được mời lên chạm</w:t>
+              <w:t>NLS-KT (Cơ bản 1): Ở bài chia số có hai chữ số cho số có một chữ số, GV chiếu phép chia đặt tính trên màn hình.</w:t>
             </w:r>
           </w:p>
         </w:tc>
@@ -7518,33 +6860,6 @@
                 <w:i w:val="0"/>
                 <w:sz w:val="18"/>
               </w:rPr>
-              <w:t>NLS-KT (Cơ bản 1): Ở bài “Giảm một số đi một số lần”, GV dùng hình động trên máy: bấm cho một nhóm đồ vật bớt đi còn một nửa</w:t>
-            </w:r>
-          </w:p>
-          <w:p>
-            <w:pPr>
-              <w:spacing w:after="0"/>
-            </w:pPr>
-            <w:r>
-              <w:rPr>
-                <w:b w:val="0"/>
-                <w:i w:val="0"/>
-                <w:sz w:val="18"/>
-              </w:rPr>
-              <w:t>NLS-GQVĐ (Cơ bản 1): GV chiếu xen kẽ các bài toán có từ giảm đi và bớt đi, cho HS chọn phép tính đúng; máy báo đúng</w:t>
-            </w:r>
-          </w:p>
-          <w:p>
-            <w:pPr>
-              <w:spacing w:after="0"/>
-            </w:pPr>
-            <w:r>
-              <w:rPr>
-                <w:b w:val="0"/>
-                <w:i w:val="0"/>
-                <w:sz w:val="18"/>
-              </w:rPr>
-              <w:t>NLS-AT: Hình động do thầy cô điều khiển, HS chờ đến lượt được mời lên chạm màn hình</w:t>
             </w:r>
           </w:p>
         </w:tc>
@@ -7775,33 +7090,7 @@
                 <w:i w:val="0"/>
                 <w:sz w:val="18"/>
               </w:rPr>
-              <w:t>NLS-KT (Cơ bản 1): Ở bài toán giải bằng hai bước tính, GV chiếu sơ đồ đoạn thẳng trên máy và bấm hiện dần từng dữ kiện</w:t>
-            </w:r>
-          </w:p>
-          <w:p>
-            <w:pPr>
-              <w:spacing w:after="0"/>
-            </w:pPr>
-            <w:r>
-              <w:rPr>
-                <w:b w:val="0"/>
-                <w:i w:val="0"/>
-                <w:sz w:val="18"/>
-              </w:rPr>
-              <w:t>NLS-GQVĐ (Cơ bản 1): GV chiếu một bài giải mẫu rồi ẩn bước thứ nhất; HS nói bước còn thiếu</w:t>
-            </w:r>
-          </w:p>
-          <w:p>
-            <w:pPr>
-              <w:spacing w:after="0"/>
-            </w:pPr>
-            <w:r>
-              <w:rPr>
-                <w:b w:val="0"/>
-                <w:i w:val="0"/>
-                <w:sz w:val="18"/>
-              </w:rPr>
-              <w:t>NLS-AT: Sơ đồ do thầy cô điều khiển, HS chờ đến lượt được mời lên chạm</w:t>
+              <w:t>NLS-GQVĐ (Cơ bản 1): Chiếu một bài giải mẫu rồi ẩn bước thứ nhất.</w:t>
             </w:r>
           </w:p>
           <w:p>
@@ -8043,33 +7332,6 @@
                 <w:i w:val="0"/>
                 <w:sz w:val="18"/>
               </w:rPr>
-              <w:t>NLS-GQVĐ (Cơ bản 1): Ở tiết luyện tập chung, GV chiếu bộ câu hỏi có tự chấm gồm nhân, chia, gấp lên và giảm đi một số lần</w:t>
-            </w:r>
-          </w:p>
-          <w:p>
-            <w:pPr>
-              <w:spacing w:after="0"/>
-            </w:pPr>
-            <w:r>
-              <w:rPr>
-                <w:b w:val="0"/>
-                <w:i w:val="0"/>
-                <w:sz w:val="18"/>
-              </w:rPr>
-              <w:t>NLS-KT (Cơ bản 1): GV chiếu phóng to bài toán có lời văn, gạch chân số liệu và từ khoá gấp lên, giảm đi, còn lại</w:t>
-            </w:r>
-          </w:p>
-          <w:p>
-            <w:pPr>
-              <w:spacing w:after="0"/>
-            </w:pPr>
-            <w:r>
-              <w:rPr>
-                <w:b w:val="0"/>
-                <w:i w:val="0"/>
-                <w:sz w:val="18"/>
-              </w:rPr>
-              <w:t>NLS-AT: Bộ câu hỏi do thầy cô bấm, HS giơ thẻ tại chỗ, không tranh nhau lên bảng</w:t>
             </w:r>
           </w:p>
         </w:tc>
@@ -8299,33 +7561,6 @@
                 <w:i w:val="0"/>
                 <w:sz w:val="18"/>
               </w:rPr>
-              <w:t>NLS-KT (Cơ bản 1): Ở bài “MI-LI-MÉT”, GV mang tới cân điện tử và nhiệt kế điện tử, cho HS lần lượt cân quyển vở</w:t>
-            </w:r>
-          </w:p>
-          <w:p>
-            <w:pPr>
-              <w:spacing w:after="0"/>
-            </w:pPr>
-            <w:r>
-              <w:rPr>
-                <w:b w:val="0"/>
-                <w:i w:val="0"/>
-                <w:sz w:val="18"/>
-              </w:rPr>
-              <w:t>NLS-GQVĐ (Cơ bản 1): GV cố tình để cân điện tử chưa về số 0 rồi mới cân, HS thấy kết quả lệch; GV hướng dẫn cách làm đúng: chỉnh về 0</w:t>
-            </w:r>
-          </w:p>
-          <w:p>
-            <w:pPr>
-              <w:spacing w:after="0"/>
-            </w:pPr>
-            <w:r>
-              <w:rPr>
-                <w:b w:val="0"/>
-                <w:i w:val="0"/>
-                <w:sz w:val="18"/>
-              </w:rPr>
-              <w:t>NLS-AT: Cân điện tử, nhiệt kế điện tử là thiết bị dễ hỏng: đặt nhẹ tay, không ấn mạnh</w:t>
             </w:r>
           </w:p>
         </w:tc>
@@ -8556,33 +7791,7 @@
                 <w:i w:val="0"/>
                 <w:sz w:val="18"/>
               </w:rPr>
-              <w:t>NLS-KT (Cơ bản 1): Ở bài “GAM”, GV mang tới cân điện tử và nhiệt kế điện tử, cho HS lần lượt cân quyển vở</w:t>
-            </w:r>
-          </w:p>
-          <w:p>
-            <w:pPr>
-              <w:spacing w:after="0"/>
-            </w:pPr>
-            <w:r>
-              <w:rPr>
-                <w:b w:val="0"/>
-                <w:i w:val="0"/>
-                <w:sz w:val="18"/>
-              </w:rPr>
-              <w:t>NLS-GQVĐ (Cơ bản 1): GV cố tình để cân điện tử chưa về số 0 rồi mới cân, HS thấy kết quả lệch; GV hướng dẫn cách làm đúng: chỉnh về 0</w:t>
-            </w:r>
-          </w:p>
-          <w:p>
-            <w:pPr>
-              <w:spacing w:after="0"/>
-            </w:pPr>
-            <w:r>
-              <w:rPr>
-                <w:b w:val="0"/>
-                <w:i w:val="0"/>
-                <w:sz w:val="18"/>
-              </w:rPr>
-              <w:t>NLS-AT: Cân điện tử, nhiệt kế điện tử là thiết bị dễ hỏng: đặt nhẹ tay, không ấn mạnh</w:t>
+              <w:t>NLS-KT (Cơ bản 1): Ở bài “GAM”, GV mang tới cân điện tử và nhiệt kế điện tử, cho HS lần lượt cân quyển vở.</w:t>
             </w:r>
           </w:p>
         </w:tc>
@@ -8697,33 +7906,6 @@
                 <w:i w:val="0"/>
                 <w:sz w:val="18"/>
               </w:rPr>
-              <w:t>NLS-KT (Cơ bản 1): Ở bài “MI LI LÍT (1T)”, GV mang tới cân điện tử và nhiệt kế điện tử, cho HS lần lượt cân quyển vở</w:t>
-            </w:r>
-          </w:p>
-          <w:p>
-            <w:pPr>
-              <w:spacing w:after="0"/>
-            </w:pPr>
-            <w:r>
-              <w:rPr>
-                <w:b w:val="0"/>
-                <w:i w:val="0"/>
-                <w:sz w:val="18"/>
-              </w:rPr>
-              <w:t>NLS-GQVĐ (Cơ bản 1): GV cố tình để cân điện tử chưa về số 0 rồi mới cân, HS thấy kết quả lệch; GV hướng dẫn cách làm đúng: chỉnh về 0</w:t>
-            </w:r>
-          </w:p>
-          <w:p>
-            <w:pPr>
-              <w:spacing w:after="0"/>
-            </w:pPr>
-            <w:r>
-              <w:rPr>
-                <w:b w:val="0"/>
-                <w:i w:val="0"/>
-                <w:sz w:val="18"/>
-              </w:rPr>
-              <w:t>NLS-AT: Cân điện tử, nhiệt kế điện tử là thiết bị dễ hỏng: đặt nhẹ tay, không ấn mạnh</w:t>
             </w:r>
           </w:p>
         </w:tc>
@@ -8838,33 +8020,6 @@
                 <w:i w:val="0"/>
                 <w:sz w:val="18"/>
               </w:rPr>
-              <w:t>NLS-KT (Cơ bản 1): Ở bài “NHIỆT ĐỘ. ĐƠN VỊ ĐO NHIỆT ĐỘ”, GV mang tới cân điện tử và nhiệt kế điện tử, cho HS lần lượt cân quyển vở</w:t>
-            </w:r>
-          </w:p>
-          <w:p>
-            <w:pPr>
-              <w:spacing w:after="0"/>
-            </w:pPr>
-            <w:r>
-              <w:rPr>
-                <w:b w:val="0"/>
-                <w:i w:val="0"/>
-                <w:sz w:val="18"/>
-              </w:rPr>
-              <w:t>NLS-GQVĐ (Cơ bản 1): GV cố tình để cân điện tử chưa về số 0 rồi mới cân, HS thấy kết quả lệch; GV hướng dẫn cách làm đúng: chỉnh về 0</w:t>
-            </w:r>
-          </w:p>
-          <w:p>
-            <w:pPr>
-              <w:spacing w:after="0"/>
-            </w:pPr>
-            <w:r>
-              <w:rPr>
-                <w:b w:val="0"/>
-                <w:i w:val="0"/>
-                <w:sz w:val="18"/>
-              </w:rPr>
-              <w:t>NLS-AT: Cân điện tử, nhiệt kế điện tử là thiết bị dễ hỏng: đặt nhẹ tay, không ấn mạnh</w:t>
             </w:r>
           </w:p>
         </w:tc>
@@ -8979,45 +8134,6 @@
                 <w:i w:val="0"/>
                 <w:sz w:val="18"/>
               </w:rPr>
-              <w:t>NLS-KT (Cơ bản 1): Ở bài “THỰC HÀNH VÀ TRẢI NGHIỆM VỚI CÁC ĐƠN VỊ MI – LI – MÉT, GAM, MI – LI – LIT, ĐỘ C”</w:t>
-            </w:r>
-          </w:p>
-          <w:p>
-            <w:pPr>
-              <w:spacing w:after="0"/>
-            </w:pPr>
-            <w:r>
-              <w:rPr>
-                <w:b w:val="0"/>
-                <w:i w:val="0"/>
-                <w:sz w:val="18"/>
-              </w:rPr>
-              <w:t>NLS-GQVĐ (Cơ bản 1): GV cố tình để cân điện tử chưa về số 0 rồi mới cân, HS thấy kết quả lệch; GV hướng dẫn cách làm đúng: chỉnh về 0</w:t>
-            </w:r>
-          </w:p>
-          <w:p>
-            <w:pPr>
-              <w:spacing w:after="0"/>
-            </w:pPr>
-            <w:r>
-              <w:rPr>
-                <w:b w:val="0"/>
-                <w:i w:val="0"/>
-                <w:sz w:val="18"/>
-              </w:rPr>
-              <w:t>NLS-AT: Cân điện tử, nhiệt kế điện tử là thiết bị dễ hỏng: đặt nhẹ tay, không ấn mạnh</w:t>
-            </w:r>
-          </w:p>
-          <w:p>
-            <w:pPr>
-              <w:spacing w:after="0"/>
-            </w:pPr>
-            <w:r>
-              <w:rPr>
-                <w:b w:val="0"/>
-                <w:i w:val="0"/>
-                <w:sz w:val="18"/>
-              </w:rPr>
               <w:t>STEM: Cân thăng bằng (Toán – Công nghệ) — dạy thay cho tiết này.</w:t>
             </w:r>
           </w:p>
@@ -9249,33 +8365,7 @@
                 <w:i w:val="0"/>
                 <w:sz w:val="18"/>
               </w:rPr>
-              <w:t>NLS-GQVĐ (Cơ bản 1): Ở tiết luyện tập chung, GV chiếu bộ câu hỏi có tự chấm gồm nhân, chia và giải toán hai bước tính</w:t>
-            </w:r>
-          </w:p>
-          <w:p>
-            <w:pPr>
-              <w:spacing w:after="0"/>
-            </w:pPr>
-            <w:r>
-              <w:rPr>
-                <w:b w:val="0"/>
-                <w:i w:val="0"/>
-                <w:sz w:val="18"/>
-              </w:rPr>
-              <w:t>NLS-KT (Cơ bản 1): GV chiếu phóng to bài toán có lời văn, gạch chân số liệu và từ khoá mỗi, tất cả; HS đọc kĩ đề rồi mới chọn phép tính</w:t>
-            </w:r>
-          </w:p>
-          <w:p>
-            <w:pPr>
-              <w:spacing w:after="0"/>
-            </w:pPr>
-            <w:r>
-              <w:rPr>
-                <w:b w:val="0"/>
-                <w:i w:val="0"/>
-                <w:sz w:val="18"/>
-              </w:rPr>
-              <w:t>NLS-AT: Bộ câu hỏi do thầy cô bấm, HS giơ thẻ tại chỗ, không tranh nhau lên bảng</w:t>
+              <w:t>NLS-GQVĐ (Cơ bản 1): Ở tiết luyện tập chung, GV chiếu bộ câu hỏi có tự chấm gồm nhân, chia.</w:t>
             </w:r>
           </w:p>
         </w:tc>
@@ -9505,33 +8595,6 @@
                 <w:i w:val="0"/>
                 <w:sz w:val="18"/>
               </w:rPr>
-              <w:t>NLS-KT (Cơ bản 1): Ở bài nhân số có ba chữ số với số có một chữ số</w:t>
-            </w:r>
-          </w:p>
-          <w:p>
-            <w:pPr>
-              <w:spacing w:after="0"/>
-            </w:pPr>
-            <w:r>
-              <w:rPr>
-                <w:b w:val="0"/>
-                <w:i w:val="0"/>
-                <w:sz w:val="18"/>
-              </w:rPr>
-              <w:t>NLS-GQVĐ (Cơ bản 1): GV mở bài tập tương tác đặt tính rồi tính, máy báo đúng, sai ngay và chỉ chỗ sai</w:t>
-            </w:r>
-          </w:p>
-          <w:p>
-            <w:pPr>
-              <w:spacing w:after="0"/>
-            </w:pPr>
-            <w:r>
-              <w:rPr>
-                <w:b w:val="0"/>
-                <w:i w:val="0"/>
-                <w:sz w:val="18"/>
-              </w:rPr>
-              <w:t>NLS-AT: Màn hình do thầy cô bấm, HS chờ đến lượt được mời lên chạm</w:t>
             </w:r>
           </w:p>
         </w:tc>
@@ -9762,6 +8825,7 @@
                 <w:i w:val="0"/>
                 <w:sz w:val="18"/>
               </w:rPr>
+              <w:t>NLS-KT (Cơ bản 1): Ở hoạt động Khám phá bài “Chia số có ba chữ số cho số có một chữ số”, GV chiếu hình vẽ.</w:t>
             </w:r>
           </w:p>
         </w:tc>
@@ -10563,6 +9627,7 @@
                 <w:i w:val="0"/>
                 <w:sz w:val="18"/>
               </w:rPr>
+              <w:t>NLS-GQVĐ (Cơ bản 1): Ở hoạt động Luyện tập, GV mở bài tập tương tác: máy hiện hai số, HS chọn phép tính tìm số lớn.</w:t>
             </w:r>
           </w:p>
         </w:tc>
@@ -10791,33 +9856,6 @@
                 <w:i w:val="0"/>
                 <w:sz w:val="18"/>
               </w:rPr>
-              <w:t>NLS-KT (Cơ bản 1): Tiết “LUYỆN TẬP CHUNG” là tiết luyện tập nên GV dùng bộ câu hỏi trắc nghiệm chiếu trên màn hình có tự chấm: mỗi câu hiện lên</w:t>
-            </w:r>
-          </w:p>
-          <w:p>
-            <w:pPr>
-              <w:spacing w:after="0"/>
-            </w:pPr>
-            <w:r>
-              <w:rPr>
-                <w:b w:val="0"/>
-                <w:i w:val="0"/>
-                <w:sz w:val="18"/>
-              </w:rPr>
-              <w:t>NLS-GQVĐ (Cơ bản 1): Với những câu nhiều bạn sai, GV không đọc đáp án luôn mà mời hai HS chọn khác nhau lên giải thích cách nghĩ của mình</w:t>
-            </w:r>
-          </w:p>
-          <w:p>
-            <w:pPr>
-              <w:spacing w:after="0"/>
-            </w:pPr>
-            <w:r>
-              <w:rPr>
-                <w:b w:val="0"/>
-                <w:i w:val="0"/>
-                <w:sz w:val="18"/>
-              </w:rPr>
-              <w:t>NLS-AT: Kết quả trắc nghiệm chiếu lên chỉ hiện số lượng theo câu, không nêu tên HS làm sai</w:t>
             </w:r>
           </w:p>
         </w:tc>
@@ -12105,6 +11143,19 @@
               <w:t>Gồm cả Bài 45 (Tổ CM đối chiếu mục lục SGK)</w:t>
             </w:r>
           </w:p>
+          <w:p>
+            <w:pPr>
+              <w:spacing w:after="0"/>
+            </w:pPr>
+            <w:r>
+              <w:rPr>
+                <w:b w:val="0"/>
+                <w:i w:val="0"/>
+                <w:sz w:val="18"/>
+              </w:rPr>
+              <w:t>NLS-KT (Cơ bản 1): Ở hoạt động Khám phá bài “Các số có bốn chữ số. Số 10 000”, GV chiếu bảng các hàng nghìn, trăm.</w:t>
+            </w:r>
+          </w:p>
         </w:tc>
         <w:tc>
           <w:tcPr>
@@ -12445,33 +11496,6 @@
                 <w:i w:val="0"/>
                 <w:sz w:val="18"/>
               </w:rPr>
-              <w:t>NLS-KT (Cơ bản 1): Ở bài “So sánh các số trong phạm vi 10 000”, GV chiếu bảng hàng động trên máy: thêm hoặc bớt một khối ở hàng đơn vị</w:t>
-            </w:r>
-          </w:p>
-          <w:p>
-            <w:pPr>
-              <w:spacing w:after="0"/>
-            </w:pPr>
-            <w:r>
-              <w:rPr>
-                <w:b w:val="0"/>
-                <w:i w:val="0"/>
-                <w:sz w:val="18"/>
-              </w:rPr>
-              <w:t>NLS-GQVĐ (Cơ bản 1): Với chữ số La Mã, GV chiếu ảnh mặt đồng hồ, bìa sách, biển số nhà</w:t>
-            </w:r>
-          </w:p>
-          <w:p>
-            <w:pPr>
-              <w:spacing w:after="0"/>
-            </w:pPr>
-            <w:r>
-              <w:rPr>
-                <w:b w:val="0"/>
-                <w:i w:val="0"/>
-                <w:sz w:val="18"/>
-              </w:rPr>
-              <w:t>NLS-AT: Máy chỉ dùng để minh hoạ cấu tạo số; HS vẫn phải tự viết</w:t>
             </w:r>
           </w:p>
         </w:tc>
@@ -12715,33 +11739,7 @@
                 <w:i w:val="0"/>
                 <w:sz w:val="18"/>
               </w:rPr>
-              <w:t>NLS-KT (Cơ bản 1): Ở bài “LÀM QUEN VỚI CHỮ SỐ LA MÃ”, GV chiếu bảng hàng động trên máy: thêm hoặc bớt một khối ở hàng đơn vị, hàng chục</w:t>
-            </w:r>
-          </w:p>
-          <w:p>
-            <w:pPr>
-              <w:spacing w:after="0"/>
-            </w:pPr>
-            <w:r>
-              <w:rPr>
-                <w:b w:val="0"/>
-                <w:i w:val="0"/>
-                <w:sz w:val="18"/>
-              </w:rPr>
-              <w:t>NLS-GQVĐ (Cơ bản 1): Với chữ số La Mã, GV chiếu ảnh mặt đồng hồ, bìa sách, biển số nhà</w:t>
-            </w:r>
-          </w:p>
-          <w:p>
-            <w:pPr>
-              <w:spacing w:after="0"/>
-            </w:pPr>
-            <w:r>
-              <w:rPr>
-                <w:b w:val="0"/>
-                <w:i w:val="0"/>
-                <w:sz w:val="18"/>
-              </w:rPr>
-              <w:t>NLS-AT: Máy chỉ dùng để minh hoạ cấu tạo số; HS vẫn phải tự viết</w:t>
+              <w:t>NLS-GQVĐ (Cơ bản 1): Với chữ số La Mã, GV chiếu ảnh mặt đồng hồ, bìa sách, biển số nhà, số ghi thế kỉ trên bảng di tích.</w:t>
             </w:r>
           </w:p>
         </w:tc>
@@ -12970,33 +11968,6 @@
                 <w:i w:val="0"/>
                 <w:sz w:val="18"/>
               </w:rPr>
-              <w:t>NLS-KT (Cơ bản 1): Ở bài “LÀM TRÒN SỐ ĐẾN HÀNG CHỤC, HÀNG TRĂM”, GV chiếu bảng hàng động trên máy: thêm hoặc bớt một khối ở hàng đơn vị, hàng chục</w:t>
-            </w:r>
-          </w:p>
-          <w:p>
-            <w:pPr>
-              <w:spacing w:after="0"/>
-            </w:pPr>
-            <w:r>
-              <w:rPr>
-                <w:b w:val="0"/>
-                <w:i w:val="0"/>
-                <w:sz w:val="18"/>
-              </w:rPr>
-              <w:t>NLS-GQVĐ (Cơ bản 1): Với chữ số La Mã, GV chiếu ảnh mặt đồng hồ, bìa sách, biển số nhà</w:t>
-            </w:r>
-          </w:p>
-          <w:p>
-            <w:pPr>
-              <w:spacing w:after="0"/>
-            </w:pPr>
-            <w:r>
-              <w:rPr>
-                <w:b w:val="0"/>
-                <w:i w:val="0"/>
-                <w:sz w:val="18"/>
-              </w:rPr>
-              <w:t>NLS-AT: Máy chỉ dùng để minh hoạ cấu tạo số; HS vẫn phải tự viết</w:t>
             </w:r>
           </w:p>
         </w:tc>
@@ -13111,33 +12082,6 @@
                 <w:i w:val="0"/>
                 <w:sz w:val="18"/>
               </w:rPr>
-              <w:t>NLS-KT (Cơ bản 1): Tiết “LUYỆN TẬP CHUNG” là tiết luyện tập nên GV dùng bộ câu hỏi trắc nghiệm chiếu trên màn hình có tự chấm: mỗi câu hiện lên</w:t>
-            </w:r>
-          </w:p>
-          <w:p>
-            <w:pPr>
-              <w:spacing w:after="0"/>
-            </w:pPr>
-            <w:r>
-              <w:rPr>
-                <w:b w:val="0"/>
-                <w:i w:val="0"/>
-                <w:sz w:val="18"/>
-              </w:rPr>
-              <w:t>NLS-GQVĐ (Cơ bản 1): Với những câu nhiều bạn sai, GV không đọc đáp án luôn mà mời hai HS chọn khác nhau lên giải thích cách nghĩ của mình</w:t>
-            </w:r>
-          </w:p>
-          <w:p>
-            <w:pPr>
-              <w:spacing w:after="0"/>
-            </w:pPr>
-            <w:r>
-              <w:rPr>
-                <w:b w:val="0"/>
-                <w:i w:val="0"/>
-                <w:sz w:val="18"/>
-              </w:rPr>
-              <w:t>NLS-AT: Kết quả trắc nghiệm chiếu lên chỉ hiện số lượng theo câu, không nêu tên HS làm sai</w:t>
             </w:r>
           </w:p>
         </w:tc>
@@ -13483,33 +12427,7 @@
                 <w:i w:val="0"/>
                 <w:sz w:val="18"/>
               </w:rPr>
-              <w:t>NLS-KT (Cơ bản 1): Ở bài “CHU VI HÌNH TAM GIÁC, HÌNH TỨ GIÁC, HÌNH CHỮ NHẬT, HÌNH VUÔNG”</w:t>
-            </w:r>
-          </w:p>
-          <w:p>
-            <w:pPr>
-              <w:spacing w:after="0"/>
-            </w:pPr>
-            <w:r>
-              <w:rPr>
-                <w:b w:val="0"/>
-                <w:i w:val="0"/>
-                <w:sz w:val="18"/>
-              </w:rPr>
-              <w:t>NLS-GQVĐ (Cơ bản 1): GV cho HS dự đoán trước rồi mới kéo hình để kiểm tra: “Nếu chiều dài tăng gấp đôi thì chu vi thay đổi thế nào?”</w:t>
-            </w:r>
-          </w:p>
-          <w:p>
-            <w:pPr>
-              <w:spacing w:after="0"/>
-            </w:pPr>
-            <w:r>
-              <w:rPr>
-                <w:b w:val="0"/>
-                <w:i w:val="0"/>
-                <w:sz w:val="18"/>
-              </w:rPr>
-              <w:t>NLS-AT: Hình trên màn hình chỉ để hiểu bài; HS vẫn phải tự vẽ</w:t>
+              <w:t>NLS-KT (Cơ bản 1): Ở bài “CHU VI HÌNH TAM GIÁC, HÌNH TỨ GIÁC, HÌNH CHỮ NHẬT, HÌNH VUÔNG”, GV dùng phần mềm hình học động chiếu lên màn hình.</w:t>
             </w:r>
           </w:p>
         </w:tc>
@@ -13852,45 +12770,6 @@
                 <w:i w:val="0"/>
                 <w:sz w:val="18"/>
               </w:rPr>
-              <w:t>NLS-KT (Cơ bản 1): Ở bài “DIỆN TÍCH CỦA MỘT HÌNH. XĂNG – TI – MÉT VUÔNG.”, GV dùng phần mềm hình học động chiếu lên màn hình: kéo một đỉnh của</w:t>
-            </w:r>
-          </w:p>
-          <w:p>
-            <w:pPr>
-              <w:spacing w:after="0"/>
-            </w:pPr>
-            <w:r>
-              <w:rPr>
-                <w:b w:val="0"/>
-                <w:i w:val="0"/>
-                <w:sz w:val="18"/>
-              </w:rPr>
-              <w:t>NLS-GQVĐ (Cơ bản 1): GV cho HS dự đoán trước rồi mới kéo hình để kiểm tra: “Nếu chiều dài tăng gấp đôi thì chu vi thay đổi thế nào?”</w:t>
-            </w:r>
-          </w:p>
-          <w:p>
-            <w:pPr>
-              <w:spacing w:after="0"/>
-            </w:pPr>
-            <w:r>
-              <w:rPr>
-                <w:b w:val="0"/>
-                <w:i w:val="0"/>
-                <w:sz w:val="18"/>
-              </w:rPr>
-              <w:t>NLS-AT: Hình trên màn hình chỉ để hiểu bài; HS vẫn phải tự vẽ</w:t>
-            </w:r>
-          </w:p>
-          <w:p>
-            <w:pPr>
-              <w:spacing w:after="0"/>
-            </w:pPr>
-            <w:r>
-              <w:rPr>
-                <w:b w:val="0"/>
-                <w:i w:val="0"/>
-                <w:sz w:val="18"/>
-              </w:rPr>
               <w:t>STEM: Trải nghiệm diện tích (Toán – Mĩ thuật) — dạy thay cho tiết này.</w:t>
             </w:r>
           </w:p>
@@ -14122,33 +13001,7 @@
                 <w:i w:val="0"/>
                 <w:sz w:val="18"/>
               </w:rPr>
-              <w:t>NLS-KT (Cơ bản 1): Ở bài “DIỆN TÍCH HÌNH CHỮ NHẬT, DIỆN TÍCH HÌNH VUÔNG. DIỆN TÍCH HÌNH CHỮ NHẬT”</w:t>
-            </w:r>
-          </w:p>
-          <w:p>
-            <w:pPr>
-              <w:spacing w:after="0"/>
-            </w:pPr>
-            <w:r>
-              <w:rPr>
-                <w:b w:val="0"/>
-                <w:i w:val="0"/>
-                <w:sz w:val="18"/>
-              </w:rPr>
-              <w:t>NLS-GQVĐ (Cơ bản 1): GV cho HS dự đoán trước rồi mới kéo hình để kiểm tra: “Nếu chiều dài tăng gấp đôi thì chu vi thay đổi thế nào?”</w:t>
-            </w:r>
-          </w:p>
-          <w:p>
-            <w:pPr>
-              <w:spacing w:after="0"/>
-            </w:pPr>
-            <w:r>
-              <w:rPr>
-                <w:b w:val="0"/>
-                <w:i w:val="0"/>
-                <w:sz w:val="18"/>
-              </w:rPr>
-              <w:t>NLS-AT: Hình trên màn hình chỉ để hiểu bài; HS vẫn phải tự vẽ</w:t>
+              <w:t>NLS-GQVĐ (Cơ bản 1): Cho HS dự đoán trước rồi mới kéo hình để kiểm tra.</w:t>
             </w:r>
           </w:p>
         </w:tc>
@@ -14491,33 +13344,6 @@
                 <w:i w:val="0"/>
                 <w:sz w:val="18"/>
               </w:rPr>
-              <w:t>NLS-KT (Cơ bản 1): Tiết “LUYỆN TẬP CHUNG. LUYỆN TẬP” là tiết luyện tập nên GV dùng bộ câu hỏi trắc nghiệm chiếu trên màn hình có tự chấm: mỗi câu hiện</w:t>
-            </w:r>
-          </w:p>
-          <w:p>
-            <w:pPr>
-              <w:spacing w:after="0"/>
-            </w:pPr>
-            <w:r>
-              <w:rPr>
-                <w:b w:val="0"/>
-                <w:i w:val="0"/>
-                <w:sz w:val="18"/>
-              </w:rPr>
-              <w:t>NLS-GQVĐ (Cơ bản 1): Với những câu nhiều bạn sai, GV không đọc đáp án luôn mà mời hai HS chọn khác nhau lên giải thích cách nghĩ của mình</w:t>
-            </w:r>
-          </w:p>
-          <w:p>
-            <w:pPr>
-              <w:spacing w:after="0"/>
-            </w:pPr>
-            <w:r>
-              <w:rPr>
-                <w:b w:val="0"/>
-                <w:i w:val="0"/>
-                <w:sz w:val="18"/>
-              </w:rPr>
-              <w:t>NLS-AT: Kết quả trắc nghiệm chiếu lên chỉ hiện số lượng theo câu, không nêu tên HS làm sai</w:t>
             </w:r>
           </w:p>
         </w:tc>
@@ -14866,6 +13692,19 @@
               <w:t>Gồm cả Bài 55 (Tổ CM đối chiếu mục lục SGK)</w:t>
             </w:r>
           </w:p>
+          <w:p>
+            <w:pPr>
+              <w:spacing w:after="0"/>
+            </w:pPr>
+            <w:r>
+              <w:rPr>
+                <w:b w:val="0"/>
+                <w:i w:val="0"/>
+                <w:sz w:val="18"/>
+              </w:rPr>
+              <w:t>NLS-KT (Cơ bản 1): Ở hoạt động Khám phá bài “Phép cộng trong phạm vi 10 000”, GV chiếu phép cộng đặt tính dọc lên màn.</w:t>
+            </w:r>
+          </w:p>
         </w:tc>
         <w:tc>
           <w:tcPr>
@@ -15322,6 +14161,7 @@
                 <w:i w:val="0"/>
                 <w:sz w:val="18"/>
               </w:rPr>
+              <w:t>NLS-GQVĐ (Cơ bản 1): Ở hoạt động Luyện tập, GV mở bài tập tương tác.</w:t>
             </w:r>
           </w:p>
         </w:tc>
@@ -16008,33 +14848,7 @@
                 <w:i w:val="0"/>
                 <w:sz w:val="18"/>
               </w:rPr>
-              <w:t>NLS-KT (Cơ bản 1): Tiết “LUYỆN TẬP CHUNG” là tiết luyện tập nên GV dùng bộ câu hỏi trắc nghiệm chiếu trên màn hình có tự chấm: mỗi câu hiện lên</w:t>
-            </w:r>
-          </w:p>
-          <w:p>
-            <w:pPr>
-              <w:spacing w:after="0"/>
-            </w:pPr>
-            <w:r>
-              <w:rPr>
-                <w:b w:val="0"/>
-                <w:i w:val="0"/>
-                <w:sz w:val="18"/>
-              </w:rPr>
-              <w:t>NLS-GQVĐ (Cơ bản 1): Với những câu nhiều bạn sai, GV không đọc đáp án luôn mà mời hai HS chọn khác nhau lên giải thích cách nghĩ của mình</w:t>
-            </w:r>
-          </w:p>
-          <w:p>
-            <w:pPr>
-              <w:spacing w:after="0"/>
-            </w:pPr>
-            <w:r>
-              <w:rPr>
-                <w:b w:val="0"/>
-                <w:i w:val="0"/>
-                <w:sz w:val="18"/>
-              </w:rPr>
-              <w:t>NLS-AT: Kết quả trắc nghiệm chiếu lên chỉ hiện số lượng theo câu, không nêu tên HS làm sai</w:t>
+              <w:t>NLS-KT (Cơ bản 1): Ở hoạt động Luyện tập bài “Luyện tập chung”, GV chiếu bảng tóm tắt các dạng tính đã học lên màn hình.</w:t>
             </w:r>
           </w:p>
         </w:tc>
@@ -16379,33 +15193,7 @@
                 <w:i w:val="0"/>
                 <w:sz w:val="18"/>
               </w:rPr>
-              <w:t>NLS-KT (Cơ bản 1): Ở bài “CÁC SỐ CÓ NĂM CHỮ SỐ”, GV chiếu bảng hàng động trên máy: thêm hoặc bớt một khối ở hàng đơn vị, hàng chục, hàng trăm</w:t>
-            </w:r>
-          </w:p>
-          <w:p>
-            <w:pPr>
-              <w:spacing w:after="0"/>
-            </w:pPr>
-            <w:r>
-              <w:rPr>
-                <w:b w:val="0"/>
-                <w:i w:val="0"/>
-                <w:sz w:val="18"/>
-              </w:rPr>
-              <w:t>NLS-GQVĐ (Cơ bản 1): Với chữ số La Mã, GV chiếu ảnh mặt đồng hồ, bìa sách, biển số nhà</w:t>
-            </w:r>
-          </w:p>
-          <w:p>
-            <w:pPr>
-              <w:spacing w:after="0"/>
-            </w:pPr>
-            <w:r>
-              <w:rPr>
-                <w:b w:val="0"/>
-                <w:i w:val="0"/>
-                <w:sz w:val="18"/>
-              </w:rPr>
-              <w:t>NLS-AT: Máy chỉ dùng để minh hoạ cấu tạo số; HS vẫn phải tự viết</w:t>
+              <w:t>NLS-GQVĐ (Cơ bản 1): Với chữ số La Mã, GV chiếu ảnh mặt đồng hồ, bìa sách, biển số nhà, số ghi thế kỉ trên bảng di tích.</w:t>
             </w:r>
           </w:p>
         </w:tc>
@@ -16862,33 +15650,6 @@
                 <w:i w:val="0"/>
                 <w:sz w:val="18"/>
               </w:rPr>
-              <w:t>NLS-KT (Cơ bản 1): Ở bài “SO SÁNH CÁC SỐ TRONG PHẠM VI 100 000”, GV chiếu bảng hàng động trên máy: thêm hoặc bớt một khối ở hàng đơn vị</w:t>
-            </w:r>
-          </w:p>
-          <w:p>
-            <w:pPr>
-              <w:spacing w:after="0"/>
-            </w:pPr>
-            <w:r>
-              <w:rPr>
-                <w:b w:val="0"/>
-                <w:i w:val="0"/>
-                <w:sz w:val="18"/>
-              </w:rPr>
-              <w:t>NLS-GQVĐ (Cơ bản 1): Với chữ số La Mã, GV chiếu ảnh mặt đồng hồ, bìa sách, biển số nhà</w:t>
-            </w:r>
-          </w:p>
-          <w:p>
-            <w:pPr>
-              <w:spacing w:after="0"/>
-            </w:pPr>
-            <w:r>
-              <w:rPr>
-                <w:b w:val="0"/>
-                <w:i w:val="0"/>
-                <w:sz w:val="18"/>
-              </w:rPr>
-              <w:t>NLS-AT: Máy chỉ dùng để minh hoạ cấu tạo số; HS vẫn phải tự viết</w:t>
             </w:r>
           </w:p>
         </w:tc>
@@ -17119,33 +15880,7 @@
                 <w:i w:val="0"/>
                 <w:sz w:val="18"/>
               </w:rPr>
-              <w:t>NLS-KT (Cơ bản 1): Ở bài “LÀM TRÒN CÁC SỐ ĐẾN HÀNG NGHÌN, HÀNG CHỤC NGHÌN”, GV chiếu bảng hàng động trên máy: thêm hoặc bớt một khối ở hàng đơn vị</w:t>
-            </w:r>
-          </w:p>
-          <w:p>
-            <w:pPr>
-              <w:spacing w:after="0"/>
-            </w:pPr>
-            <w:r>
-              <w:rPr>
-                <w:b w:val="0"/>
-                <w:i w:val="0"/>
-                <w:sz w:val="18"/>
-              </w:rPr>
-              <w:t>NLS-GQVĐ (Cơ bản 1): Với chữ số La Mã, GV chiếu ảnh mặt đồng hồ, bìa sách, biển số nhà</w:t>
-            </w:r>
-          </w:p>
-          <w:p>
-            <w:pPr>
-              <w:spacing w:after="0"/>
-            </w:pPr>
-            <w:r>
-              <w:rPr>
-                <w:b w:val="0"/>
-                <w:i w:val="0"/>
-                <w:sz w:val="18"/>
-              </w:rPr>
-              <w:t>NLS-AT: Máy chỉ dùng để minh hoạ cấu tạo số; HS vẫn phải tự viết</w:t>
+              <w:t>NLS-KT (Cơ bản 1): Ở bài “LÀM TRÒN CÁC SỐ ĐẾN HÀNG NGHÌN, HÀNG CHỤC NGHÌN”, GV chiếu bảng hàng động trên máy.</w:t>
             </w:r>
           </w:p>
         </w:tc>
@@ -17260,33 +15995,6 @@
                 <w:i w:val="0"/>
                 <w:sz w:val="18"/>
               </w:rPr>
-              <w:t>NLS-KT (Cơ bản 1): Tiết “LUYỆN TẬP CHUNG” là tiết luyện tập nên GV dùng bộ câu hỏi trắc nghiệm chiếu trên màn hình có tự chấm: mỗi câu hiện lên</w:t>
-            </w:r>
-          </w:p>
-          <w:p>
-            <w:pPr>
-              <w:spacing w:after="0"/>
-            </w:pPr>
-            <w:r>
-              <w:rPr>
-                <w:b w:val="0"/>
-                <w:i w:val="0"/>
-                <w:sz w:val="18"/>
-              </w:rPr>
-              <w:t>NLS-GQVĐ (Cơ bản 1): Với những câu nhiều bạn sai, GV không đọc đáp án luôn mà mời hai HS chọn khác nhau lên giải thích cách nghĩ của mình</w:t>
-            </w:r>
-          </w:p>
-          <w:p>
-            <w:pPr>
-              <w:spacing w:after="0"/>
-            </w:pPr>
-            <w:r>
-              <w:rPr>
-                <w:b w:val="0"/>
-                <w:i w:val="0"/>
-                <w:sz w:val="18"/>
-              </w:rPr>
-              <w:t>NLS-AT: Kết quả trắc nghiệm chiếu lên chỉ hiện số lượng theo câu, không nêu tên HS làm sai</w:t>
             </w:r>
           </w:p>
         </w:tc>
@@ -17631,6 +16339,7 @@
                 <w:i w:val="0"/>
                 <w:sz w:val="18"/>
               </w:rPr>
+              <w:t>NLS-GQVĐ (Cơ bản 1): Ở hoạt động Luyện tập, GV mở bài tập tương tác.</w:t>
             </w:r>
           </w:p>
         </w:tc>
@@ -18087,33 +16796,6 @@
                 <w:i w:val="0"/>
                 <w:sz w:val="18"/>
               </w:rPr>
-              <w:t>NLS-KT (Cơ bản 1): Tiết “LUYỆN TẬP CHUNG” là tiết luyện tập nên GV dùng bộ câu hỏi trắc nghiệm chiếu trên màn hình có tự chấm: mỗi câu hiện lên</w:t>
-            </w:r>
-          </w:p>
-          <w:p>
-            <w:pPr>
-              <w:spacing w:after="0"/>
-            </w:pPr>
-            <w:r>
-              <w:rPr>
-                <w:b w:val="0"/>
-                <w:i w:val="0"/>
-                <w:sz w:val="18"/>
-              </w:rPr>
-              <w:t>NLS-GQVĐ (Cơ bản 1): Với những câu nhiều bạn sai, GV không đọc đáp án luôn mà mời hai HS chọn khác nhau lên giải thích cách nghĩ của mình</w:t>
-            </w:r>
-          </w:p>
-          <w:p>
-            <w:pPr>
-              <w:spacing w:after="0"/>
-            </w:pPr>
-            <w:r>
-              <w:rPr>
-                <w:b w:val="0"/>
-                <w:i w:val="0"/>
-                <w:sz w:val="18"/>
-              </w:rPr>
-              <w:t>NLS-AT: Kết quả trắc nghiệm chiếu lên chỉ hiện số lượng theo câu, không nêu tên HS làm sai</w:t>
             </w:r>
           </w:p>
         </w:tc>
@@ -18230,33 +16912,7 @@
                 <w:i w:val="0"/>
                 <w:sz w:val="18"/>
               </w:rPr>
-              <w:t>NLS-KT (Cơ bản 1): Ở bài “XEM ĐỒNG HỒ. THÁNG-NĂM”, GV đặt cạnh nhau đồng hồ kim thật và đồng hồ số hiện trên màn hình máy tính, điện thoại</w:t>
-            </w:r>
-          </w:p>
-          <w:p>
-            <w:pPr>
-              <w:spacing w:after="0"/>
-            </w:pPr>
-            <w:r>
-              <w:rPr>
-                <w:b w:val="0"/>
-                <w:i w:val="0"/>
-                <w:sz w:val="18"/>
-              </w:rPr>
-              <w:t>NLS-AT (Cơ bản 1): Với phần tiền Việt Nam, GV giới thiệu hai cách trả tiền: đưa tiền mặt và quét mã trên điện thoại</w:t>
-            </w:r>
-          </w:p>
-          <w:p>
-            <w:pPr>
-              <w:spacing w:after="0"/>
-            </w:pPr>
-            <w:r>
-              <w:rPr>
-                <w:b w:val="0"/>
-                <w:i w:val="0"/>
-                <w:sz w:val="18"/>
-              </w:rPr>
-              <w:t>NLS-AT: Không tự cầm điện thoại của bố mẹ để quét mã trả tiền hay bấm nút đồng ý</w:t>
+              <w:t>NLS-KT (Cơ bản 1): Ở bài “XEM ĐỒNG HỒ. THÁNG-NĂM”, GV đặt cạnh nhau đồng hồ kim thật và đồng hồ số hiện trên màn hình máy tính, điện thoại.</w:t>
             </w:r>
           </w:p>
           <w:p>
@@ -18511,33 +17167,6 @@
                 <w:i w:val="0"/>
                 <w:sz w:val="18"/>
               </w:rPr>
-              <w:t>NLS-KT (Cơ bản 1): Ở bài “THỰC HÀNH XEM ĐỒNG HỒ, XEM LỊCH”, GV đặt cạnh nhau đồng hồ kim thật và đồng hồ số hiện trên màn hình máy tính</w:t>
-            </w:r>
-          </w:p>
-          <w:p>
-            <w:pPr>
-              <w:spacing w:after="0"/>
-            </w:pPr>
-            <w:r>
-              <w:rPr>
-                <w:b w:val="0"/>
-                <w:i w:val="0"/>
-                <w:sz w:val="18"/>
-              </w:rPr>
-              <w:t>NLS-AT (Cơ bản 1): Với phần tiền Việt Nam, GV giới thiệu hai cách trả tiền: đưa tiền mặt và quét mã trên điện thoại</w:t>
-            </w:r>
-          </w:p>
-          <w:p>
-            <w:pPr>
-              <w:spacing w:after="0"/>
-            </w:pPr>
-            <w:r>
-              <w:rPr>
-                <w:b w:val="0"/>
-                <w:i w:val="0"/>
-                <w:sz w:val="18"/>
-              </w:rPr>
-              <w:t>NLS-AT: Không tự cầm điện thoại của bố mẹ để quét mã trả tiền hay bấm nút đồng ý</w:t>
             </w:r>
           </w:p>
         </w:tc>
@@ -18766,45 +17395,6 @@
                 <w:i w:val="0"/>
                 <w:sz w:val="18"/>
               </w:rPr>
-              <w:t>NLS-KT (Cơ bản 1): Ở bài “TIỀN VIỆT NAM”, GV đặt cạnh nhau đồng hồ kim thật và đồng hồ số hiện trên màn hình máy tính, điện thoại</w:t>
-            </w:r>
-          </w:p>
-          <w:p>
-            <w:pPr>
-              <w:spacing w:after="0"/>
-            </w:pPr>
-            <w:r>
-              <w:rPr>
-                <w:b w:val="0"/>
-                <w:i w:val="0"/>
-                <w:sz w:val="18"/>
-              </w:rPr>
-              <w:t>NLS-AT (Cơ bản 1): Với phần tiền Việt Nam, GV giới thiệu hai cách trả tiền: đưa tiền mặt và quét mã trên điện thoại</w:t>
-            </w:r>
-          </w:p>
-          <w:p>
-            <w:pPr>
-              <w:spacing w:after="0"/>
-            </w:pPr>
-            <w:r>
-              <w:rPr>
-                <w:b w:val="0"/>
-                <w:i w:val="0"/>
-                <w:sz w:val="18"/>
-              </w:rPr>
-              <w:t>NLS-AT: Không tự cầm điện thoại của bố mẹ để quét mã trả tiền hay bấm nút đồng ý</w:t>
-            </w:r>
-          </w:p>
-          <w:p>
-            <w:pPr>
-              <w:spacing w:after="0"/>
-            </w:pPr>
-            <w:r>
-              <w:rPr>
-                <w:b w:val="0"/>
-                <w:i w:val="0"/>
-                <w:sz w:val="18"/>
-              </w:rPr>
               <w:t>KNS: KN chi tiêu hợp lí: tính toán khi mua bán, biết tiết kiệm.</w:t>
             </w:r>
           </w:p>
@@ -19050,33 +17640,7 @@
                 <w:i w:val="0"/>
                 <w:sz w:val="18"/>
               </w:rPr>
-              <w:t>NLS-KT (Cơ bản 1): Tiết “LUYỆN TẬP CHUNG” là tiết luyện tập nên GV dùng bộ câu hỏi trắc nghiệm chiếu trên màn hình có tự chấm: mỗi câu hiện lên</w:t>
-            </w:r>
-          </w:p>
-          <w:p>
-            <w:pPr>
-              <w:spacing w:after="0"/>
-            </w:pPr>
-            <w:r>
-              <w:rPr>
-                <w:b w:val="0"/>
-                <w:i w:val="0"/>
-                <w:sz w:val="18"/>
-              </w:rPr>
-              <w:t>NLS-GQVĐ (Cơ bản 1): Với những câu nhiều bạn sai, GV không đọc đáp án luôn mà mời hai HS chọn khác nhau lên giải thích cách nghĩ của mình</w:t>
-            </w:r>
-          </w:p>
-          <w:p>
-            <w:pPr>
-              <w:spacing w:after="0"/>
-            </w:pPr>
-            <w:r>
-              <w:rPr>
-                <w:b w:val="0"/>
-                <w:i w:val="0"/>
-                <w:sz w:val="18"/>
-              </w:rPr>
-              <w:t>NLS-AT: Kết quả trắc nghiệm chiếu lên chỉ hiện số lượng theo câu, không nêu tên HS làm sai</w:t>
+              <w:t>NLS-GQVĐ (Cơ bản 1): Ở phần luyện tập, GV mở bài tập tương tác.</w:t>
             </w:r>
           </w:p>
         </w:tc>
@@ -19763,6 +18327,7 @@
                 <w:i w:val="0"/>
                 <w:sz w:val="18"/>
               </w:rPr>
+              <w:t>NLS-KT (Cơ bản 1): Ở hoạt động Khám phá bài “Chia số có năm chữ số cho số có một chữ số”.</w:t>
             </w:r>
           </w:p>
         </w:tc>
@@ -20107,33 +18672,7 @@
                 <w:i w:val="0"/>
                 <w:sz w:val="18"/>
               </w:rPr>
-              <w:t>NLS-KT (Cơ bản 1): Tiết “LUYỆN TẬP CHUNG” là tiết luyện tập nên GV dùng bộ câu hỏi trắc nghiệm chiếu trên màn hình có tự chấm: mỗi câu hiện lên</w:t>
-            </w:r>
-          </w:p>
-          <w:p>
-            <w:pPr>
-              <w:spacing w:after="0"/>
-            </w:pPr>
-            <w:r>
-              <w:rPr>
-                <w:b w:val="0"/>
-                <w:i w:val="0"/>
-                <w:sz w:val="18"/>
-              </w:rPr>
-              <w:t>NLS-GQVĐ (Cơ bản 1): Với những câu nhiều bạn sai, GV không đọc đáp án luôn mà mời hai HS chọn khác nhau lên giải thích cách nghĩ của mình</w:t>
-            </w:r>
-          </w:p>
-          <w:p>
-            <w:pPr>
-              <w:spacing w:after="0"/>
-            </w:pPr>
-            <w:r>
-              <w:rPr>
-                <w:b w:val="0"/>
-                <w:i w:val="0"/>
-                <w:sz w:val="18"/>
-              </w:rPr>
-              <w:t>NLS-AT: Kết quả trắc nghiệm chiếu lên chỉ hiện số lượng theo câu, không nêu tên HS làm sai</w:t>
+              <w:t>NLS-GQVĐ (Cơ bản 1): Với những câu nhiều bạn sai, GV không đọc đáp án luôn mà mời hai HS chọn khác nhau lên giải thích.</w:t>
             </w:r>
           </w:p>
         </w:tc>
@@ -20363,45 +18902,6 @@
                 <w:i w:val="0"/>
                 <w:sz w:val="18"/>
               </w:rPr>
-              <w:t>NLS-KT (Cơ bản 1): Ở bài “THU THẬP, PHÂN LOẠI, GHI CHÉP SỐ LIỆU. BẢNG SỐ LIỆU THU THẬP, PHÂN LOẠI, GHI CHÉP SỐ LIỆU”</w:t>
-            </w:r>
-          </w:p>
-          <w:p>
-            <w:pPr>
-              <w:spacing w:after="0"/>
-            </w:pPr>
-            <w:r>
-              <w:rPr>
-                <w:b w:val="0"/>
-                <w:i w:val="0"/>
-                <w:sz w:val="18"/>
-              </w:rPr>
-              <w:t>NLS-GQVĐ (Cơ bản 1): GV sửa một ô số liệu trên máy ngay trước mắt HS để cả lớp thấy hình vẽ thay đổi theo</w:t>
-            </w:r>
-          </w:p>
-          <w:p>
-            <w:pPr>
-              <w:spacing w:after="0"/>
-            </w:pPr>
-            <w:r>
-              <w:rPr>
-                <w:b w:val="0"/>
-                <w:i w:val="0"/>
-                <w:sz w:val="18"/>
-              </w:rPr>
-              <w:t>NLS-AT: Khi hỏi số liệu về bạn (sở thích</w:t>
-            </w:r>
-          </w:p>
-          <w:p>
-            <w:pPr>
-              <w:spacing w:after="0"/>
-            </w:pPr>
-            <w:r>
-              <w:rPr>
-                <w:b w:val="0"/>
-                <w:i w:val="0"/>
-                <w:sz w:val="18"/>
-              </w:rPr>
               <w:t>KNS: KN chi tiêu hợp lí: tính toán khi mua bán, biết tiết kiệm.</w:t>
             </w:r>
           </w:p>
@@ -20747,33 +19247,7 @@
                 <w:i w:val="0"/>
                 <w:sz w:val="18"/>
               </w:rPr>
-              <w:t>NLS-KT (Cơ bản 1): Ở bài “KHẢ NĂNG XẢY RA CỦA MỘT SỰ KIỆN”, GV cho HS thu thập số liệu thật ngay trong lớp (số bạn thích mỗi loại quả</w:t>
-            </w:r>
-          </w:p>
-          <w:p>
-            <w:pPr>
-              <w:spacing w:after="0"/>
-            </w:pPr>
-            <w:r>
-              <w:rPr>
-                <w:b w:val="0"/>
-                <w:i w:val="0"/>
-                <w:sz w:val="18"/>
-              </w:rPr>
-              <w:t>NLS-GQVĐ (Cơ bản 1): GV sửa một ô số liệu trên máy ngay trước mắt HS để cả lớp thấy hình vẽ thay đổi theo</w:t>
-            </w:r>
-          </w:p>
-          <w:p>
-            <w:pPr>
-              <w:spacing w:after="0"/>
-            </w:pPr>
-            <w:r>
-              <w:rPr>
-                <w:b w:val="0"/>
-                <w:i w:val="0"/>
-                <w:sz w:val="18"/>
-              </w:rPr>
-              <w:t>NLS-AT: Khi hỏi số liệu về bạn (sở thích</w:t>
+              <w:t>NLS-KT (Cơ bản 1): Ở bài “KHẢ NĂNG XẢY RA CỦA MỘT SỰ KIỆN”.</w:t>
             </w:r>
           </w:p>
         </w:tc>
@@ -20882,45 +19356,6 @@
               <w:spacing w:after="0"/>
             </w:pPr>
             <w:r/>
-            <w:r>
-              <w:rPr>
-                <w:b w:val="0"/>
-                <w:i w:val="0"/>
-                <w:sz w:val="18"/>
-              </w:rPr>
-              <w:t>NLS-KT (Cơ bản 1): Ở bài “THỰC HÀNH VÀ TRẢI NGHIỆM THU THẬP, PHÂN LOẠI GHI CHÉP SỐ LIỆU, ĐỌC BẢNG SỐ LIỆU”</w:t>
-            </w:r>
-          </w:p>
-          <w:p>
-            <w:pPr>
-              <w:spacing w:after="0"/>
-            </w:pPr>
-            <w:r>
-              <w:rPr>
-                <w:b w:val="0"/>
-                <w:i w:val="0"/>
-                <w:sz w:val="18"/>
-              </w:rPr>
-              <w:t>NLS-GQVĐ (Cơ bản 1): GV sửa một ô số liệu trên máy ngay trước mắt HS để cả lớp thấy hình vẽ thay đổi theo</w:t>
-            </w:r>
-          </w:p>
-          <w:p>
-            <w:pPr>
-              <w:spacing w:after="0"/>
-            </w:pPr>
-            <w:r>
-              <w:rPr>
-                <w:b w:val="0"/>
-                <w:i w:val="0"/>
-                <w:sz w:val="18"/>
-              </w:rPr>
-              <w:t>NLS-AT: Khi hỏi số liệu về bạn (sở thích</w:t>
-            </w:r>
-          </w:p>
-          <w:p>
-            <w:pPr>
-              <w:spacing w:after="0"/>
-            </w:pPr>
             <w:r>
               <w:rPr>
                 <w:b w:val="0"/>

--- a/assets/docs/lop3/Toan - Lop 3.docx
+++ b/assets/docs/lop3/Toan - Lop 3.docx
@@ -566,7 +566,7 @@
                 <w:i w:val="0"/>
                 <w:sz w:val="20"/>
               </w:rPr>
-              <w:t>Chủ đề: ÔN TẬP VÀ BỔ SUNG</w:t>
+              <w:t>Chủ đề 1: Ôn tập và bổ sung</w:t>
             </w:r>
           </w:p>
         </w:tc>
@@ -585,7 +585,7 @@
                 <w:i w:val="0"/>
                 <w:sz w:val="20"/>
               </w:rPr>
-              <w:t>Bài 1. Ôn tập các số đến 1000-luyện tập (Tiết 1)</w:t>
+              <w:t>Bài 1. Ôn tập các số đến 1 000 (Tiết 1)</w:t>
             </w:r>
           </w:p>
         </w:tc>
@@ -624,6 +624,7 @@
                 <w:i w:val="0"/>
                 <w:sz w:val="18"/>
               </w:rPr>
+              <w:t>Năng lực số 1.1 CB1b: HS quan sát bảng hàng động, nêu được quan hệ giữa các hàng và đọc, viết, so sánh, làm tròn số theo yêu cầu</w:t>
             </w:r>
           </w:p>
         </w:tc>
@@ -699,7 +700,7 @@
                 <w:i w:val="0"/>
                 <w:sz w:val="20"/>
               </w:rPr>
-              <w:t>Bài 1. Ôn tập các số đến 1000-luyện tập (Tiết 2)</w:t>
+              <w:t>Bài 1. Ôn tập các số đến 1 000 (Tiết 2)</w:t>
             </w:r>
           </w:p>
         </w:tc>
@@ -738,6 +739,7 @@
                 <w:i w:val="0"/>
                 <w:sz w:val="18"/>
               </w:rPr>
+              <w:t>Năng lực số 1.1 CB1b: HS quan sát bảng hàng động, nêu được quan hệ giữa các hàng và đọc, viết, so sánh, làm tròn số theo yêu cầu</w:t>
             </w:r>
           </w:p>
         </w:tc>
@@ -813,7 +815,7 @@
                 <w:i w:val="0"/>
                 <w:sz w:val="20"/>
               </w:rPr>
-              <w:t>Bài 2. Ôn phép cộng, phép trừ trong phạm vi 1000 (Tiết 1)</w:t>
+              <w:t>Bài 2. Ôn tập phép cộng, phép trừ trong phạm vi 1 000 (Tiết 1)</w:t>
             </w:r>
           </w:p>
         </w:tc>
@@ -852,7 +854,7 @@
                 <w:i w:val="0"/>
                 <w:sz w:val="18"/>
               </w:rPr>
-              <w:t>NLS-KT (Cơ bản 1): Khởi động bài “Bài 2. Ôn phép cộng, phép trừ trong phạm vi 1000 (Tiết 1)”, GV chiếu trò chơi tính nhẩm.</w:t>
+              <w:t>Năng lực số 1.1 CB1b: HS tham gia trò chơi tính nhẩm trên màn hình, đọc kết quả và nêu cách nhẩm của mình</w:t>
             </w:r>
           </w:p>
         </w:tc>
@@ -928,7 +930,7 @@
                 <w:i w:val="0"/>
                 <w:sz w:val="20"/>
               </w:rPr>
-              <w:t>Bài 2. Ôn phép cộng, phép trừ trong phạm vi 1000 (Tiết 2)</w:t>
+              <w:t>Bài 2. Ôn tập phép cộng, phép trừ trong phạm vi 1 000 (Tiết 2)</w:t>
             </w:r>
           </w:p>
         </w:tc>
@@ -1139,7 +1141,7 @@
                 <w:i w:val="0"/>
                 <w:sz w:val="20"/>
               </w:rPr>
-              <w:t>Chủ đề: ÔN TẬP VÀ BỔ SUNG</w:t>
+              <w:t>Chủ đề 1: Ôn tập và bổ sung</w:t>
             </w:r>
           </w:p>
         </w:tc>
@@ -1311,6 +1313,19 @@
                 <w:i w:val="0"/>
                 <w:sz w:val="18"/>
               </w:rPr>
+              <w:t>Năng lực số 1.1 CB1b: HS trả lời nhanh phép nhân, chia 2 và 5 trong trò chơi và biết ngay phép nào mình còn sai</w:t>
+            </w:r>
+          </w:p>
+          <w:p>
+            <w:pPr>
+              <w:spacing w:after="0"/>
+            </w:pPr>
+            <w:r>
+              <w:rPr>
+                <w:b w:val="0"/>
+                <w:i w:val="0"/>
+                <w:sz w:val="18"/>
+              </w:rPr>
               <w:t>STEM: Bảng nhân, chia (Toán – Mĩ thuật) — dạy thay cho tiết này.</w:t>
             </w:r>
           </w:p>
@@ -1426,6 +1441,7 @@
                 <w:i w:val="0"/>
                 <w:sz w:val="18"/>
               </w:rPr>
+              <w:t>Năng lực số 1.1 CB1b: HS trả lời nhanh phép nhân, chia 2 và 5 trong trò chơi và biết ngay phép nào mình còn sai</w:t>
             </w:r>
           </w:p>
         </w:tc>
@@ -1540,7 +1556,7 @@
                 <w:i w:val="0"/>
                 <w:sz w:val="18"/>
               </w:rPr>
-              <w:t>NLS-GQVĐ (Cơ bản 1): Cuối tiết GV chiếu bảng tổng hợp trò chơi cho HS nhìn phép nhân 3 nào lớp sai nhiều nhất.</w:t>
+              <w:t>Năng lực số 1.1 CB1b: HS luyện bảng nhân 3, chia 3 trong trò chơi trên màn hình và tự đếm số phép mình làm đúng</w:t>
             </w:r>
           </w:p>
           <w:p>
@@ -1681,6 +1697,7 @@
                 <w:i w:val="0"/>
                 <w:sz w:val="18"/>
               </w:rPr>
+              <w:t>Năng lực số 1.1 CB1b: HS luyện bảng nhân 3, chia 3 trong trò chơi trên màn hình và tự đếm số phép mình làm đúng</w:t>
             </w:r>
           </w:p>
         </w:tc>
@@ -1739,7 +1756,7 @@
                 <w:i w:val="0"/>
                 <w:sz w:val="20"/>
               </w:rPr>
-              <w:t>Chủ đề: ÔN TẬP VÀ BỔ SUNG</w:t>
+              <w:t>Chủ đề 1: Ôn tập và bổ sung</w:t>
             </w:r>
           </w:p>
         </w:tc>
@@ -1797,7 +1814,7 @@
                 <w:i w:val="0"/>
                 <w:sz w:val="18"/>
               </w:rPr>
-              <w:t>NLS-KT (Cơ bản 1): Ở bài “Bảng nhân 4, bảng chia 4”, GV chiếu hình các chong chóng bốn cánh.</w:t>
+              <w:t>Năng lực số 1.1 CB1b: HS trả lời nhanh các phép nhân, chia trong trò chơi và nhận biết ngay phép nào mình còn sai</w:t>
             </w:r>
           </w:p>
           <w:p>
@@ -1938,6 +1955,7 @@
                 <w:i w:val="0"/>
                 <w:sz w:val="18"/>
               </w:rPr>
+              <w:t>Năng lực số 1.1 CB1b: HS trả lời nhanh các phép nhân, chia trong trò chơi và nhận biết ngay phép nào mình còn sai</w:t>
             </w:r>
           </w:p>
         </w:tc>
@@ -2052,6 +2070,7 @@
                 <w:i w:val="0"/>
                 <w:sz w:val="18"/>
               </w:rPr>
+              <w:t>Năng lực số 1.1 CB1b: HS quan sát hình động và khối 3 chiều xoay được trên màn hình, đếm đúng số mặt, cạnh, đỉnh, nêu được quan hệ giữa số đo cạnh với chu vi, diện tích</w:t>
             </w:r>
           </w:p>
         </w:tc>
@@ -2166,6 +2185,7 @@
                 <w:i w:val="0"/>
                 <w:sz w:val="18"/>
               </w:rPr>
+              <w:t>Năng lực số 1.1 CB1b: HS quan sát hình động và khối 3 chiều xoay được trên màn hình, đếm đúng số mặt, cạnh, đỉnh, nêu được quan hệ giữa số đo cạnh với chu vi, diện tích</w:t>
             </w:r>
           </w:p>
         </w:tc>
@@ -2280,6 +2300,7 @@
                 <w:i w:val="0"/>
                 <w:sz w:val="18"/>
               </w:rPr>
+              <w:t>Năng lực số 5.4 CB1a: HS trả lời câu hỏi trắc nghiệm trên màn hình, biết ngay mình đúng hay sai và nhận ra dạng bài mình còn yếu</w:t>
             </w:r>
           </w:p>
         </w:tc>
@@ -2338,7 +2359,7 @@
                 <w:i w:val="0"/>
                 <w:sz w:val="20"/>
               </w:rPr>
-              <w:t>Chủ đề: ÔN TẬP VÀ BỔ SUNG</w:t>
+              <w:t>Chủ đề 1: Ôn tập và bổ sung</w:t>
             </w:r>
           </w:p>
         </w:tc>
@@ -2396,6 +2417,7 @@
                 <w:i w:val="0"/>
                 <w:sz w:val="18"/>
               </w:rPr>
+              <w:t>Năng lực số 5.4 CB1a: HS trả lời câu hỏi trắc nghiệm trên màn hình, biết ngay mình đúng hay sai và nhận ra dạng bài mình còn yếu</w:t>
             </w:r>
           </w:p>
         </w:tc>
@@ -2510,6 +2532,7 @@
                 <w:i w:val="0"/>
                 <w:sz w:val="18"/>
               </w:rPr>
+              <w:t>Năng lực số 5.4 CB1a: HS trả lời câu hỏi trắc nghiệm trên màn hình, biết ngay mình đúng hay sai và nhận ra dạng bài mình còn yếu</w:t>
             </w:r>
           </w:p>
         </w:tc>
@@ -2567,7 +2590,7 @@
                 <w:i w:val="0"/>
                 <w:sz w:val="20"/>
               </w:rPr>
-              <w:t>Chủ đề: BẢNG NHÂN, BẢNG CHIA</w:t>
+              <w:t>Chủ đề 2: Bảng nhân, bảng chia</w:t>
             </w:r>
           </w:p>
         </w:tc>
@@ -2625,7 +2648,7 @@
                 <w:i w:val="0"/>
                 <w:sz w:val="18"/>
               </w:rPr>
-              <w:t>NLS-GQVĐ (Cơ bản 1): Cuối tiết GV chiếu bảng tổng hợp của trò chơi cho HS nhìn phép tính nào cả lớp sai nhiều nhất và.</w:t>
+              <w:t>Năng lực số 1.1 CB1b: HS trả lời nhanh các phép nhân, chia trong trò chơi và nhận biết ngay phép nào mình còn sai</w:t>
             </w:r>
           </w:p>
           <w:p>
@@ -2766,6 +2789,7 @@
                 <w:i w:val="0"/>
                 <w:sz w:val="18"/>
               </w:rPr>
+              <w:t>Năng lực số 1.1 CB1b: HS trả lời nhanh các phép nhân, chia trong trò chơi và nhận biết ngay phép nào mình còn sai</w:t>
             </w:r>
           </w:p>
         </w:tc>
@@ -2880,6 +2904,19 @@
                 <w:i w:val="0"/>
                 <w:sz w:val="18"/>
               </w:rPr>
+              <w:t>Năng lực số 1.1 CB1b: HS trả lời nhanh các phép nhân, chia trong trò chơi và nhận biết ngay phép nào mình còn sai</w:t>
+            </w:r>
+          </w:p>
+          <w:p>
+            <w:pPr>
+              <w:spacing w:after="0"/>
+            </w:pPr>
+            <w:r>
+              <w:rPr>
+                <w:b w:val="0"/>
+                <w:i w:val="0"/>
+                <w:sz w:val="18"/>
+              </w:rPr>
               <w:t>STEM: Bảng nhân, chia (Toán – Mĩ thuật) — dạy thay cho tiết này.</w:t>
             </w:r>
           </w:p>
@@ -2952,7 +2989,7 @@
                 <w:i w:val="0"/>
                 <w:sz w:val="20"/>
               </w:rPr>
-              <w:t>Chủ đề: BẢNG NHÂN, BẢNG CHIA</w:t>
+              <w:t>Chủ đề 2: Bảng nhân, bảng chia</w:t>
             </w:r>
           </w:p>
         </w:tc>
@@ -3010,6 +3047,7 @@
                 <w:i w:val="0"/>
                 <w:sz w:val="18"/>
               </w:rPr>
+              <w:t>Năng lực số 1.1 CB1b: HS trả lời nhanh các phép nhân, chia trong trò chơi và nhận biết ngay phép nào mình còn sai</w:t>
             </w:r>
           </w:p>
         </w:tc>
@@ -3124,7 +3162,7 @@
                 <w:i w:val="0"/>
                 <w:sz w:val="18"/>
               </w:rPr>
-              <w:t>NLS-KT (Cơ bản 1): Sau khi HS đã lập được bảng nhân, bảng chia trong bài “BẢNG NHÂN 8, BẢNG CHIA 8” bằng thao tác với.</w:t>
+              <w:t>Năng lực số 1.1 CB1b: HS trả lời nhanh các phép nhân, chia trong trò chơi và nhận biết ngay phép nào mình còn sai</w:t>
             </w:r>
           </w:p>
           <w:p>
@@ -3265,6 +3303,7 @@
                 <w:i w:val="0"/>
                 <w:sz w:val="18"/>
               </w:rPr>
+              <w:t>Năng lực số 1.1 CB1b: HS trả lời nhanh các phép nhân, chia trong trò chơi và nhận biết ngay phép nào mình còn sai</w:t>
             </w:r>
           </w:p>
         </w:tc>
@@ -3379,6 +3418,19 @@
                 <w:i w:val="0"/>
                 <w:sz w:val="18"/>
               </w:rPr>
+              <w:t>Năng lực số 1.1 CB1b: HS trả lời nhanh các phép nhân, chia trong trò chơi và nhận biết ngay phép nào mình còn sai</w:t>
+            </w:r>
+          </w:p>
+          <w:p>
+            <w:pPr>
+              <w:spacing w:after="0"/>
+            </w:pPr>
+            <w:r>
+              <w:rPr>
+                <w:b w:val="0"/>
+                <w:i w:val="0"/>
+                <w:sz w:val="18"/>
+              </w:rPr>
               <w:t>STEM: Bảng nhân, chia (Toán – Mĩ thuật) — dạy thay cho tiết này.</w:t>
             </w:r>
           </w:p>
@@ -3507,6 +3559,7 @@
                 <w:i w:val="0"/>
                 <w:sz w:val="18"/>
               </w:rPr>
+              <w:t>Năng lực số 1.1 CB1b: HS trả lời nhanh các phép nhân, chia trong trò chơi và nhận biết ngay phép nào mình còn sai</w:t>
             </w:r>
           </w:p>
         </w:tc>
@@ -3565,7 +3618,7 @@
                 <w:i w:val="0"/>
                 <w:sz w:val="20"/>
               </w:rPr>
-              <w:t>Chủ đề: BẢNG NHÂN, BẢNG CHIA</w:t>
+              <w:t>Chủ đề 2: Bảng nhân, bảng chia</w:t>
             </w:r>
           </w:p>
         </w:tc>
@@ -3623,6 +3676,7 @@
                 <w:i w:val="0"/>
                 <w:sz w:val="18"/>
               </w:rPr>
+              <w:t>Năng lực số 1.1 CB1b: HS trả lời nhanh các phép nhân, chia trong trò chơi và nhận biết ngay phép nào mình còn sai</w:t>
             </w:r>
           </w:p>
         </w:tc>
@@ -4152,7 +4206,7 @@
                 <w:i w:val="0"/>
                 <w:sz w:val="20"/>
               </w:rPr>
-              <w:t>Chủ đề: BẢNG NHÂN, BẢNG CHIA</w:t>
+              <w:t>Chủ đề 2: Bảng nhân, bảng chia</w:t>
             </w:r>
           </w:p>
         </w:tc>
@@ -4210,7 +4264,7 @@
                 <w:i w:val="0"/>
                 <w:sz w:val="18"/>
               </w:rPr>
-              <w:t>NLS-KT (Cơ bản 1): Chiếu phóng to bài toán có lời văn, gạch chân số liệu và từ khoá gấp lên, chia đều.</w:t>
+              <w:t>Năng lực số 5.4 CB1a: HS trả lời câu hỏi trắc nghiệm trên màn hình, biết ngay mình đúng hay sai và nhận ra dạng bài mình còn yếu</w:t>
             </w:r>
           </w:p>
         </w:tc>
@@ -4325,6 +4379,7 @@
                 <w:i w:val="0"/>
                 <w:sz w:val="18"/>
               </w:rPr>
+              <w:t>Năng lực số 5.4 CB1a: HS trả lời câu hỏi trắc nghiệm trên màn hình, biết ngay mình đúng hay sai và nhận ra dạng bài mình còn yếu</w:t>
             </w:r>
           </w:p>
         </w:tc>
@@ -4382,7 +4437,7 @@
                 <w:i w:val="0"/>
                 <w:sz w:val="20"/>
               </w:rPr>
-              <w:t>Chủ đề: LÀM QUEN VỚI HÌNH PHẲNG, HÌNH KHỐI</w:t>
+              <w:t>Chủ đề 3: Làm quen với hình phẳng, hình khối</w:t>
             </w:r>
           </w:p>
         </w:tc>
@@ -4401,7 +4456,7 @@
                 <w:i w:val="0"/>
                 <w:sz w:val="20"/>
               </w:rPr>
-              <w:t>Bài 16. ĐIỂM Ở GIỮA, TRUNG ĐIỂM CỦA ĐOẠN THẲNG (Tiết 1)</w:t>
+              <w:t>Bài 16. Điểm ở giữa, trung điểm của đoạn thẳng (Tiết 1)</w:t>
             </w:r>
           </w:p>
         </w:tc>
@@ -4440,6 +4495,7 @@
                 <w:i w:val="0"/>
                 <w:sz w:val="18"/>
               </w:rPr>
+              <w:t>Năng lực số 1.1 CB1b: HS quan sát hình động và khối 3 chiều xoay được trên màn hình, đếm đúng số mặt, cạnh, đỉnh, nêu được quan hệ giữa số đo cạnh với chu vi, diện tích</w:t>
             </w:r>
           </w:p>
         </w:tc>
@@ -4515,7 +4571,7 @@
                 <w:i w:val="0"/>
                 <w:sz w:val="20"/>
               </w:rPr>
-              <w:t>Bài 16. ĐIỂM Ở GIỮA, TRUNG ĐIỂM CỦA ĐOẠN THẲNG (Tiết 2)</w:t>
+              <w:t>Bài 16. Điểm ở giữa, trung điểm của đoạn thẳng (Tiết 2)</w:t>
             </w:r>
           </w:p>
         </w:tc>
@@ -4554,6 +4610,7 @@
                 <w:i w:val="0"/>
                 <w:sz w:val="18"/>
               </w:rPr>
+              <w:t>Năng lực số 5.4 CB1a: HS trả lời câu hỏi trắc nghiệm trên màn hình, biết ngay mình đúng hay sai và nhận ra dạng bài mình còn yếu</w:t>
             </w:r>
           </w:p>
         </w:tc>
@@ -4629,7 +4686,7 @@
                 <w:i w:val="0"/>
                 <w:sz w:val="20"/>
               </w:rPr>
-              <w:t>Bài 17. Hình tròn. tâm, bán kính, đường kính của hình tròn</w:t>
+              <w:t>Bài 17. Hình tròn. Tâm, bán kính, đường kính của hình tròn</w:t>
             </w:r>
           </w:p>
         </w:tc>
@@ -4662,6 +4719,19 @@
               <w:spacing w:after="0"/>
             </w:pPr>
             <w:r/>
+            <w:r>
+              <w:rPr>
+                <w:b w:val="0"/>
+                <w:i w:val="0"/>
+                <w:sz w:val="18"/>
+              </w:rPr>
+              <w:t>Năng lực số 1.1 CB1b: HS quan sát hình động và khối 3 chiều xoay được trên màn hình, đếm đúng số mặt, cạnh, đỉnh, nêu được quan hệ giữa số đo cạnh với chu vi, diện tích</w:t>
+            </w:r>
+          </w:p>
+          <w:p>
+            <w:pPr>
+              <w:spacing w:after="0"/>
+            </w:pPr>
             <w:r>
               <w:rPr>
                 <w:b w:val="0"/>
@@ -4727,7 +4797,7 @@
                 <w:i w:val="0"/>
                 <w:sz w:val="20"/>
               </w:rPr>
-              <w:t>Chủ đề: LÀM QUEN VỚI HÌNH PHẲNG, HÌNH KHỐI</w:t>
+              <w:t>Chủ đề 3: Làm quen với hình phẳng, hình khối</w:t>
             </w:r>
           </w:p>
         </w:tc>
@@ -4874,7 +4944,7 @@
                 <w:i w:val="0"/>
                 <w:sz w:val="20"/>
               </w:rPr>
-              <w:t>Bài 19. Hình tam giác, hình tứ giác. Hình chữ nhật, hình vuông (Tiết 1)</w:t>
+              <w:t>Bài 19. Hình tam giác, hình tứ giác, hình chữ nhật, hình vuông (Tiết 1)</w:t>
             </w:r>
           </w:p>
         </w:tc>
@@ -4988,7 +5058,7 @@
                 <w:i w:val="0"/>
                 <w:sz w:val="20"/>
               </w:rPr>
-              <w:t>Bài 19. Hình tam giác, hình tứ giác. Hình chữ nhật, hình vuông (Tiết 2)</w:t>
+              <w:t>Bài 19. Hình tam giác, hình tứ giác, hình chữ nhật, hình vuông (Tiết 2)</w:t>
             </w:r>
           </w:p>
         </w:tc>
@@ -5102,7 +5172,7 @@
                 <w:i w:val="0"/>
                 <w:sz w:val="20"/>
               </w:rPr>
-              <w:t>Bài 19. Hình tam giác, hình tứ giác. Hình chữ nhật, hình vuông  (Tiết 3)</w:t>
+              <w:t>Bài 19. Hình tam giác, hình tứ giác, hình chữ nhật, hình vuông (Tiết 3)</w:t>
             </w:r>
           </w:p>
         </w:tc>
@@ -5216,7 +5286,7 @@
                 <w:i w:val="0"/>
                 <w:sz w:val="20"/>
               </w:rPr>
-              <w:t>Bài 20. Thực hành vẽ góc vuông, vẽ đường tròn , hình vuông, hình chữ nhật và vẽ trang trí (Tiết 1)</w:t>
+              <w:t>Bài 20. Thực hành vẽ góc vuông, vẽ đường tròn, hình vuông, hình chữ nhật và vẽ trang trí (Tiết 1)</w:t>
             </w:r>
           </w:p>
         </w:tc>
@@ -5313,7 +5383,7 @@
                 <w:i w:val="0"/>
                 <w:sz w:val="20"/>
               </w:rPr>
-              <w:t>Chủ đề: LÀM QUEN VỚI HÌNH PHẲNG, HÌNH KHỐI</w:t>
+              <w:t>Chủ đề 3: Làm quen với hình phẳng, hình khối</w:t>
             </w:r>
           </w:p>
         </w:tc>
@@ -5332,7 +5402,7 @@
                 <w:i w:val="0"/>
                 <w:sz w:val="20"/>
               </w:rPr>
-              <w:t>Bài 20. Thực hành vẽ góc vuông, vẽ đường tròn , hình vuông, hình chữ nhật và vẽ trang trí (Tiết 2)</w:t>
+              <w:t>Bài 20. Thực hành vẽ góc vuông, vẽ đường tròn, hình vuông, hình chữ nhật và vẽ trang trí (Tiết 2)</w:t>
             </w:r>
           </w:p>
         </w:tc>
@@ -5371,6 +5441,7 @@
                 <w:i w:val="0"/>
                 <w:sz w:val="18"/>
               </w:rPr>
+              <w:t>Năng lực số 1.1 CB1b: HS quan sát hình động và khối 3 chiều xoay được trên màn hình, đếm đúng số mặt, cạnh, đỉnh, nêu được quan hệ giữa số đo cạnh với chu vi, diện tích</w:t>
             </w:r>
           </w:p>
         </w:tc>
@@ -5446,7 +5517,7 @@
                 <w:i w:val="0"/>
                 <w:sz w:val="20"/>
               </w:rPr>
-              <w:t>Bài 21. Khối lập phương- khối hộp chữ nhật</w:t>
+              <w:t>Bài 21. Khối lập phương, khối hộp chữ nhật</w:t>
             </w:r>
           </w:p>
         </w:tc>
@@ -5485,7 +5556,7 @@
                 <w:i w:val="0"/>
                 <w:sz w:val="18"/>
               </w:rPr>
-              <w:t>NLS-KT (Cơ bản 1): Ở bài “KHỐI LẬP PHƯƠNG- KHỐI HỘP CHỮ NHẬT”, GV dùng phần mềm hình học động chiếu lên màn hình.</w:t>
+              <w:t>Năng lực số 1.1 CB1b: HS quan sát hình động và khối 3 chiều xoay được trên màn hình, đếm đúng số mặt, cạnh, đỉnh, nêu được quan hệ giữa số đo cạnh với chu vi, diện tích</w:t>
             </w:r>
           </w:p>
         </w:tc>
@@ -5600,6 +5671,7 @@
                 <w:i w:val="0"/>
                 <w:sz w:val="18"/>
               </w:rPr>
+              <w:t>Năng lực số 5.4 CB1a: HS trả lời câu hỏi trắc nghiệm trên màn hình, biết ngay mình đúng hay sai và nhận ra dạng bài mình còn yếu</w:t>
             </w:r>
           </w:p>
         </w:tc>
@@ -5714,6 +5786,7 @@
                 <w:i w:val="0"/>
                 <w:sz w:val="18"/>
               </w:rPr>
+              <w:t>Năng lực số 5.4 CB1a: HS trả lời câu hỏi trắc nghiệm trên màn hình, biết ngay mình đúng hay sai và nhận ra dạng bài mình còn yếu</w:t>
             </w:r>
           </w:p>
         </w:tc>
@@ -5771,6 +5844,7 @@
                 <w:i w:val="0"/>
                 <w:sz w:val="20"/>
               </w:rPr>
+              <w:t>Chủ đề 4: Phép nhân, phép chia trong phạm vi 100</w:t>
             </w:r>
           </w:p>
         </w:tc>
@@ -5828,6 +5902,7 @@
                 <w:i w:val="0"/>
                 <w:sz w:val="18"/>
               </w:rPr>
+              <w:t>Năng lực số 5.4 CB1a: HS trả lời câu hỏi trắc nghiệm trên màn hình, biết ngay mình đúng hay sai và nhận ra dạng bài mình còn yếu</w:t>
             </w:r>
           </w:p>
         </w:tc>
@@ -5886,7 +5961,7 @@
                 <w:i w:val="0"/>
                 <w:sz w:val="20"/>
               </w:rPr>
-              <w:t>Chủ đề: PHÉP NHÂN, PHÉP CHIA TRONG PHẠM VI 100</w:t>
+              <w:t>Chủ đề 4: Phép nhân, phép chia trong phạm vi 100</w:t>
             </w:r>
           </w:p>
         </w:tc>
@@ -6459,7 +6534,7 @@
                 <w:i w:val="0"/>
                 <w:sz w:val="20"/>
               </w:rPr>
-              <w:t>Chủ đề: PHÉP NHÂN, PHÉP CHIA TRONG PHẠM VI 100</w:t>
+              <w:t>Chủ đề 4: Phép nhân, phép chia trong phạm vi 100</w:t>
             </w:r>
           </w:p>
         </w:tc>
@@ -7032,7 +7107,7 @@
                 <w:i w:val="0"/>
                 <w:sz w:val="20"/>
               </w:rPr>
-              <w:t>Chủ đề: PHÉP NHÂN, PHÉP CHIA TRONG PHẠM VI 100</w:t>
+              <w:t>Chủ đề 4: Phép nhân, phép chia trong phạm vi 100</w:t>
             </w:r>
           </w:p>
         </w:tc>
@@ -7332,6 +7407,7 @@
                 <w:i w:val="0"/>
                 <w:sz w:val="18"/>
               </w:rPr>
+              <w:t>Năng lực số 5.4 CB1a: HS trả lời câu hỏi trắc nghiệm trên màn hình, biết ngay mình đúng hay sai và nhận ra dạng bài mình còn yếu</w:t>
             </w:r>
           </w:p>
         </w:tc>
@@ -7446,6 +7522,7 @@
                 <w:i w:val="0"/>
                 <w:sz w:val="18"/>
               </w:rPr>
+              <w:t>Năng lực số 5.4 CB1a: HS trả lời câu hỏi trắc nghiệm trên màn hình, biết ngay mình đúng hay sai và nhận ra dạng bài mình còn yếu</w:t>
             </w:r>
           </w:p>
         </w:tc>
@@ -7503,7 +7580,7 @@
                 <w:i w:val="0"/>
                 <w:sz w:val="20"/>
               </w:rPr>
-              <w:t>Chủ đề: MỘT SỐ ĐƠN VỊ ĐO ĐỘ DÀI, KHỐI LƯỢNG, DUNG TÍCH, NHIỆT ĐỘ</w:t>
+              <w:t>Chủ đề 5: Một số đơn vị đo độ dài, khối lượng, dung tích, nhiệt độ</w:t>
             </w:r>
           </w:p>
         </w:tc>
@@ -7522,7 +7599,7 @@
                 <w:i w:val="0"/>
                 <w:sz w:val="20"/>
               </w:rPr>
-              <w:t>Bài 30. mi-li-mét (Tiết 1)</w:t>
+              <w:t>Bài 30. Mi-li-mét (Tiết 1)</w:t>
             </w:r>
           </w:p>
         </w:tc>
@@ -7561,6 +7638,7 @@
                 <w:i w:val="0"/>
                 <w:sz w:val="18"/>
               </w:rPr>
+              <w:t>Năng lực số 1.1 CB1b: HS đọc đúng số đo khối lượng, dung tích, nhiệt độ trên thiết bị điện tử và ghi kèm đơn vị mi-li-mét, gam, mi-li-lít, độ C</w:t>
             </w:r>
           </w:p>
         </w:tc>
@@ -7619,7 +7697,7 @@
                 <w:i w:val="0"/>
                 <w:sz w:val="20"/>
               </w:rPr>
-              <w:t>Chủ đề: MỘT SỐ ĐƠN VỊ ĐO ĐỘ DÀI, KHỐI LƯỢNG, DUNG TÍCH, NHIỆT ĐỘ</w:t>
+              <w:t>Chủ đề 5: Một số đơn vị đo độ dài, khối lượng, dung tích, nhiệt độ</w:t>
             </w:r>
           </w:p>
         </w:tc>
@@ -7638,7 +7716,7 @@
                 <w:i w:val="0"/>
                 <w:sz w:val="20"/>
               </w:rPr>
-              <w:t>Bài 30. mi-li-mét (Tiết 2)</w:t>
+              <w:t>Bài 30. Mi-li-mét (Tiết 2)</w:t>
             </w:r>
           </w:p>
         </w:tc>
@@ -7677,6 +7755,7 @@
                 <w:i w:val="0"/>
                 <w:sz w:val="18"/>
               </w:rPr>
+              <w:t>Năng lực số 1.1 CB1b: HS đọc đúng số đo khối lượng, dung tích, nhiệt độ trên thiết bị điện tử và ghi kèm đơn vị mi-li-mét, gam, mi-li-lít, độ C</w:t>
             </w:r>
           </w:p>
         </w:tc>
@@ -7791,7 +7870,7 @@
                 <w:i w:val="0"/>
                 <w:sz w:val="18"/>
               </w:rPr>
-              <w:t>NLS-KT (Cơ bản 1): Ở bài “GAM”, GV mang tới cân điện tử và nhiệt kế điện tử, cho HS lần lượt cân quyển vở.</w:t>
+              <w:t>Năng lực số 1.1 CB1b: HS đọc đúng số đo khối lượng, dung tích, nhiệt độ trên thiết bị điện tử và ghi kèm đơn vị mi-li-mét, gam, mi-li-lít, độ C</w:t>
             </w:r>
           </w:p>
         </w:tc>
@@ -7906,6 +7985,7 @@
                 <w:i w:val="0"/>
                 <w:sz w:val="18"/>
               </w:rPr>
+              <w:t>Năng lực số 1.1 CB1b: HS đọc đúng số đo khối lượng, dung tích, nhiệt độ trên thiết bị điện tử và ghi kèm đơn vị mi-li-mét, gam, mi-li-lít, độ C</w:t>
             </w:r>
           </w:p>
         </w:tc>
@@ -8020,6 +8100,7 @@
                 <w:i w:val="0"/>
                 <w:sz w:val="18"/>
               </w:rPr>
+              <w:t>Năng lực số 1.1 CB1b: HS đọc đúng số đo khối lượng, dung tích, nhiệt độ trên thiết bị điện tử và ghi kèm đơn vị mi-li-mét, gam, mi-li-lít, độ C</w:t>
             </w:r>
           </w:p>
         </w:tc>
@@ -8134,6 +8215,19 @@
                 <w:i w:val="0"/>
                 <w:sz w:val="18"/>
               </w:rPr>
+              <w:t>Năng lực số 1.1 CB1b: HS đọc đúng số đo khối lượng, dung tích, nhiệt độ trên thiết bị điện tử và ghi kèm đơn vị mi-li-mét, gam, mi-li-lít, độ C</w:t>
+            </w:r>
+          </w:p>
+          <w:p>
+            <w:pPr>
+              <w:spacing w:after="0"/>
+            </w:pPr>
+            <w:r>
+              <w:rPr>
+                <w:b w:val="0"/>
+                <w:i w:val="0"/>
+                <w:sz w:val="18"/>
+              </w:rPr>
               <w:t>STEM: Cân thăng bằng (Toán – Công nghệ) — dạy thay cho tiết này.</w:t>
             </w:r>
           </w:p>
@@ -8193,7 +8287,7 @@
                 <w:i w:val="0"/>
                 <w:sz w:val="20"/>
               </w:rPr>
-              <w:t>Chủ đề: MỘT SỐ ĐƠN VỊ ĐO ĐỘ DÀI, KHỐI LƯỢNG, DUNG TÍCH, NHIỆT ĐỘ</w:t>
+              <w:t>Chủ đề 5: Một số đơn vị đo độ dài, khối lượng, dung tích, nhiệt độ</w:t>
             </w:r>
           </w:p>
         </w:tc>
@@ -8251,6 +8345,7 @@
                 <w:i w:val="0"/>
                 <w:sz w:val="18"/>
               </w:rPr>
+              <w:t>Năng lực số 1.1 CB1b: HS đọc đúng số đo khối lượng, dung tích, nhiệt độ trên thiết bị điện tử và ghi kèm đơn vị mi-li-mét, gam, mi-li-lít, độ C</w:t>
             </w:r>
           </w:p>
         </w:tc>
@@ -8365,7 +8460,7 @@
                 <w:i w:val="0"/>
                 <w:sz w:val="18"/>
               </w:rPr>
-              <w:t>NLS-GQVĐ (Cơ bản 1): Ở tiết luyện tập chung, GV chiếu bộ câu hỏi có tự chấm gồm nhân, chia.</w:t>
+              <w:t>Năng lực số 5.4 CB1a: HS trả lời câu hỏi trắc nghiệm trên màn hình, biết ngay mình đúng hay sai và nhận ra dạng bài mình còn yếu</w:t>
             </w:r>
           </w:p>
         </w:tc>
@@ -8480,6 +8575,7 @@
                 <w:i w:val="0"/>
                 <w:sz w:val="18"/>
               </w:rPr>
+              <w:t>Năng lực số 5.4 CB1a: HS trả lời câu hỏi trắc nghiệm trên màn hình, biết ngay mình đúng hay sai và nhận ra dạng bài mình còn yếu</w:t>
             </w:r>
           </w:p>
         </w:tc>
@@ -8537,7 +8633,7 @@
                 <w:i w:val="0"/>
                 <w:sz w:val="20"/>
               </w:rPr>
-              <w:t>Chủ đề: PHÉP NHÂN, PHÉP CHIA TRONG PHẠM VI 1000</w:t>
+              <w:t>Chủ đề 6: Phép nhân, phép chia trong phạm vi 1 000</w:t>
             </w:r>
           </w:p>
         </w:tc>
@@ -8767,7 +8863,7 @@
                 <w:i w:val="0"/>
                 <w:sz w:val="20"/>
               </w:rPr>
-              <w:t>Chủ đề: PHÉP NHÂN, PHÉP CHIA TRONG PHẠM VI 1000</w:t>
+              <w:t>Chủ đề 6: Phép nhân, phép chia trong phạm vi 1 000</w:t>
             </w:r>
           </w:p>
         </w:tc>
@@ -9341,7 +9437,7 @@
                 <w:i w:val="0"/>
                 <w:sz w:val="20"/>
               </w:rPr>
-              <w:t>Chủ đề: PHÉP NHÂN, PHÉP CHIA TRONG PHẠM VI 1000</w:t>
+              <w:t>Chủ đề 6: Phép nhân, phép chia trong phạm vi 1 000</w:t>
             </w:r>
           </w:p>
         </w:tc>
@@ -9856,6 +9952,7 @@
                 <w:i w:val="0"/>
                 <w:sz w:val="18"/>
               </w:rPr>
+              <w:t>Năng lực số 5.4 CB1a: HS trả lời câu hỏi trắc nghiệm trên màn hình, biết ngay mình đúng hay sai và nhận ra dạng bài mình còn yếu</w:t>
             </w:r>
           </w:p>
         </w:tc>
@@ -9914,7 +10011,7 @@
                 <w:i w:val="0"/>
                 <w:sz w:val="20"/>
               </w:rPr>
-              <w:t>Chủ đề: ÔN TẬP HỌC KÌ I</w:t>
+              <w:t>Chủ đề 6: Phép nhân, phép chia trong phạm vi 1 000</w:t>
             </w:r>
           </w:p>
         </w:tc>
@@ -10029,6 +10126,7 @@
                 <w:i w:val="0"/>
                 <w:sz w:val="20"/>
               </w:rPr>
+              <w:t>Chủ đề 7: Ôn tập học kì I</w:t>
             </w:r>
           </w:p>
         </w:tc>
@@ -10047,7 +10145,7 @@
                 <w:i w:val="0"/>
                 <w:sz w:val="20"/>
               </w:rPr>
-              <w:t>Bài 41. Ôn tập phép nhân, phép chia trong phạm vi 100, 1000  (Tiết 1)</w:t>
+              <w:t>Bài 41. Ôn tập phép nhân, phép chia trong phạm vi 100, 1 000 (Tiết 1)</w:t>
             </w:r>
           </w:p>
         </w:tc>
@@ -10067,7 +10165,7 @@
                 <w:i w:val="0"/>
                 <w:sz w:val="20"/>
               </w:rPr>
-              <w:t>Tiết 82 (3 tiết)</w:t>
+              <w:t>Tiết 82 (2 tiết)</w:t>
             </w:r>
           </w:p>
         </w:tc>
@@ -10086,6 +10184,7 @@
                 <w:i w:val="0"/>
                 <w:sz w:val="18"/>
               </w:rPr>
+              <w:t>SGV 3 tiết; bớt 1 tiết cho kiểm tra định kì</w:t>
             </w:r>
           </w:p>
         </w:tc>
@@ -10161,7 +10260,7 @@
                 <w:i w:val="0"/>
                 <w:sz w:val="20"/>
               </w:rPr>
-              <w:t>Bài 41. Ôn tập phép nhân, phép chia trong phạm vi 100, 1000  (Tiết 2)</w:t>
+              <w:t>Bài 41. Ôn tập phép nhân, phép chia trong phạm vi 100, 1 000 (Tiết 2)</w:t>
             </w:r>
           </w:p>
         </w:tc>
@@ -10275,7 +10374,7 @@
                 <w:i w:val="0"/>
                 <w:sz w:val="20"/>
               </w:rPr>
-              <w:t>Bài 41. Ôn tập phép nhân, phép chia trong phạm vi 100, 1000  (Tiết 3)</w:t>
+              <w:t>Bài 42. Ôn tập biểu thức số (Tiết 1)</w:t>
             </w:r>
           </w:p>
         </w:tc>
@@ -10295,7 +10394,7 @@
                 <w:i w:val="0"/>
                 <w:sz w:val="20"/>
               </w:rPr>
-              <w:t>Tiết 84</w:t>
+              <w:t>Tiết 84 (2 tiết)</w:t>
             </w:r>
           </w:p>
         </w:tc>
@@ -10389,7 +10488,7 @@
                 <w:i w:val="0"/>
                 <w:sz w:val="20"/>
               </w:rPr>
-              <w:t>Bài 42. Ôn tập biểu thức số (Tiết 1)</w:t>
+              <w:t>Bài 42. Ôn tập biểu thức số (Tiết 2)</w:t>
             </w:r>
           </w:p>
         </w:tc>
@@ -10409,7 +10508,7 @@
                 <w:i w:val="0"/>
                 <w:sz w:val="20"/>
               </w:rPr>
-              <w:t>Tiết 85 (2 tiết)</w:t>
+              <w:t>Tiết 85</w:t>
             </w:r>
           </w:p>
         </w:tc>
@@ -10486,7 +10585,7 @@
                 <w:i w:val="0"/>
                 <w:sz w:val="20"/>
               </w:rPr>
-              <w:t>Chủ đề: ÔN TẬP HỌC KÌ I</w:t>
+              <w:t>Chủ đề 7: Ôn tập học kì I</w:t>
             </w:r>
           </w:p>
         </w:tc>
@@ -10505,7 +10604,7 @@
                 <w:i w:val="0"/>
                 <w:sz w:val="20"/>
               </w:rPr>
-              <w:t>Bài 42. Ôn tập biểu thức số (Tiết 2)</w:t>
+              <w:t>Bài 43. Ôn tập hình học và đo lường (Tiết 1)</w:t>
             </w:r>
           </w:p>
         </w:tc>
@@ -10525,7 +10624,7 @@
                 <w:i w:val="0"/>
                 <w:sz w:val="20"/>
               </w:rPr>
-              <w:t>Tiết 86</w:t>
+              <w:t>Tiết 86 (2 tiết)</w:t>
             </w:r>
           </w:p>
         </w:tc>
@@ -10544,6 +10643,7 @@
                 <w:i w:val="0"/>
                 <w:sz w:val="18"/>
               </w:rPr>
+              <w:t>Năng lực số 1.1 CB1b: HS quan sát hình động và khối 3 chiều xoay được trên màn hình, đếm đúng số mặt, cạnh, đỉnh, nêu được quan hệ giữa số đo cạnh với chu vi, diện tích</w:t>
             </w:r>
           </w:p>
         </w:tc>
@@ -10619,7 +10719,7 @@
                 <w:i w:val="0"/>
                 <w:sz w:val="20"/>
               </w:rPr>
-              <w:t>Bài 43. Ôn tập hình học và đo lường (Tiết 1)</w:t>
+              <w:t>Bài 43. Ôn tập hình học và đo lường (Tiết 2)</w:t>
             </w:r>
           </w:p>
         </w:tc>
@@ -10639,7 +10739,7 @@
                 <w:i w:val="0"/>
                 <w:sz w:val="20"/>
               </w:rPr>
-              <w:t>Tiết 87 (2 tiết)</w:t>
+              <w:t>Tiết 87</w:t>
             </w:r>
           </w:p>
         </w:tc>
@@ -10658,6 +10758,7 @@
                 <w:i w:val="0"/>
                 <w:sz w:val="18"/>
               </w:rPr>
+              <w:t>Năng lực số 1.1 CB1b: HS quan sát hình động và khối 3 chiều xoay được trên màn hình, đếm đúng số mặt, cạnh, đỉnh, nêu được quan hệ giữa số đo cạnh với chu vi, diện tích</w:t>
             </w:r>
           </w:p>
         </w:tc>
@@ -10733,7 +10834,7 @@
                 <w:i w:val="0"/>
                 <w:sz w:val="20"/>
               </w:rPr>
-              <w:t>Bài 43. Ôn tập hình học và đo lường (Tiết 2)</w:t>
+              <w:t>Bài 44. Ôn tập chung (Tiết 1)</w:t>
             </w:r>
           </w:p>
         </w:tc>
@@ -10753,7 +10854,7 @@
                 <w:i w:val="0"/>
                 <w:sz w:val="20"/>
               </w:rPr>
-              <w:t>Tiết 88</w:t>
+              <w:t>Tiết 88 (2 tiết)</w:t>
             </w:r>
           </w:p>
         </w:tc>
@@ -10772,6 +10873,7 @@
                 <w:i w:val="0"/>
                 <w:sz w:val="18"/>
               </w:rPr>
+              <w:t>Năng lực số 5.4 CB1a: HS trả lời câu hỏi trắc nghiệm trên màn hình, biết ngay mình đúng hay sai và nhận ra dạng bài mình còn yếu</w:t>
             </w:r>
           </w:p>
         </w:tc>
@@ -10847,7 +10949,7 @@
                 <w:i w:val="0"/>
                 <w:sz w:val="20"/>
               </w:rPr>
-              <w:t>Bài 44. Ôn tập chung</w:t>
+              <w:t>Bài 44. Ôn tập chung (Tiết 2)</w:t>
             </w:r>
           </w:p>
         </w:tc>
@@ -10867,7 +10969,7 @@
                 <w:i w:val="0"/>
                 <w:sz w:val="20"/>
               </w:rPr>
-              <w:t>Tiết 89 (2 tiết)</w:t>
+              <w:t>Tiết 89</w:t>
             </w:r>
           </w:p>
         </w:tc>
@@ -10886,6 +10988,7 @@
                 <w:i w:val="0"/>
                 <w:sz w:val="18"/>
               </w:rPr>
+              <w:t>Năng lực số 5.4 CB1a: HS trả lời câu hỏi trắc nghiệm trên màn hình, biết ngay mình đúng hay sai và nhận ra dạng bài mình còn yếu</w:t>
             </w:r>
           </w:p>
         </w:tc>
@@ -10943,6 +11046,7 @@
                 <w:i w:val="0"/>
                 <w:sz w:val="20"/>
               </w:rPr>
+              <w:t>Ôn tập, kiểm tra, đánh giá</w:t>
             </w:r>
           </w:p>
         </w:tc>
@@ -10961,7 +11065,7 @@
                 <w:i w:val="0"/>
                 <w:sz w:val="20"/>
               </w:rPr>
-              <w:t>Bài 44. Ôn tập chung  (Kiểm tra định kì cuối học kì I)</w:t>
+              <w:t>Kiểm tra định kì cuối học kì I</w:t>
             </w:r>
           </w:p>
         </w:tc>
@@ -10981,7 +11085,7 @@
                 <w:i w:val="0"/>
                 <w:sz w:val="20"/>
               </w:rPr>
-              <w:t>Tiết 90</w:t>
+              <w:t>Tiết 90 (1 tiết)</w:t>
             </w:r>
           </w:p>
         </w:tc>
@@ -11000,6 +11104,7 @@
                 <w:i w:val="0"/>
                 <w:sz w:val="18"/>
               </w:rPr>
+              <w:t>Năng lực số 5.4 CB1a: HS trả lời câu hỏi trắc nghiệm trên màn hình, biết ngay mình đúng hay sai và nhận ra dạng bài mình còn yếu</w:t>
             </w:r>
           </w:p>
         </w:tc>
@@ -11082,7 +11187,7 @@
                 <w:i w:val="0"/>
                 <w:sz w:val="20"/>
               </w:rPr>
-              <w:t>Chủ đề: CÁC SỐ ĐẾN 10 000</w:t>
+              <w:t>Chủ đề 8: Các số đến 10 000</w:t>
             </w:r>
           </w:p>
         </w:tc>
@@ -11101,7 +11206,7 @@
                 <w:i w:val="0"/>
                 <w:sz w:val="20"/>
               </w:rPr>
-              <w:t>Bài 45. Các số có 4 chữ số. Số 10 000 (Tiết 1)</w:t>
+              <w:t>Bài 45. Các số có bốn chữ số. Số 10 000 (Tiết 1)</w:t>
             </w:r>
           </w:p>
         </w:tc>
@@ -11229,7 +11334,7 @@
                 <w:i w:val="0"/>
                 <w:sz w:val="20"/>
               </w:rPr>
-              <w:t>Bài 45. Các số có 4 chữ số. Số 10 000  (Tiết 2)</w:t>
+              <w:t>Bài 45. Các số có bốn chữ số. Số 10 000 (Tiết 2)</w:t>
             </w:r>
           </w:p>
         </w:tc>
@@ -11343,7 +11448,7 @@
                 <w:i w:val="0"/>
                 <w:sz w:val="20"/>
               </w:rPr>
-              <w:t>Bài 45.  Các số có 4 chữ số. Số 10 000  (Tiết 3)</w:t>
+              <w:t>Bài 45. Các số có bốn chữ số. Số 10 000 (Tiết 3)</w:t>
             </w:r>
           </w:p>
         </w:tc>
@@ -11668,7 +11773,7 @@
                 <w:i w:val="0"/>
                 <w:sz w:val="20"/>
               </w:rPr>
-              <w:t>Chủ đề: CÁC SỐ ĐẾN 10 000</w:t>
+              <w:t>Chủ đề 8: Các số đến 10 000</w:t>
             </w:r>
           </w:p>
         </w:tc>
@@ -11726,20 +11831,7 @@
                 <w:i w:val="0"/>
                 <w:sz w:val="18"/>
               </w:rPr>
-              <w:t>STEM: Đồng hồ sử dụng số La Mã (Tiết 96, 97).</w:t>
-            </w:r>
-          </w:p>
-          <w:p>
-            <w:pPr>
-              <w:spacing w:after="0"/>
-            </w:pPr>
-            <w:r>
-              <w:rPr>
-                <w:b w:val="0"/>
-                <w:i w:val="0"/>
-                <w:sz w:val="18"/>
-              </w:rPr>
-              <w:t>NLS-GQVĐ (Cơ bản 1): Với chữ số La Mã, GV chiếu ảnh mặt đồng hồ, bìa sách, biển số nhà, số ghi thế kỉ trên bảng di tích.</w:t>
+              <w:t>Năng lực số 1.1 CB1b: HS quan sát bảng hàng động, nêu được quan hệ giữa các hàng và đọc, viết, so sánh, làm tròn số theo yêu cầu</w:t>
             </w:r>
           </w:p>
         </w:tc>
@@ -11854,6 +11946,7 @@
                 <w:i w:val="0"/>
                 <w:sz w:val="18"/>
               </w:rPr>
+              <w:t>Năng lực số 1.1 CB1b: HS quan sát bảng hàng động, nêu được quan hệ giữa các hàng và đọc, viết, so sánh, làm tròn số theo yêu cầu</w:t>
             </w:r>
           </w:p>
         </w:tc>
@@ -11968,6 +12061,7 @@
                 <w:i w:val="0"/>
                 <w:sz w:val="18"/>
               </w:rPr>
+              <w:t>Năng lực số 1.1 CB1b: HS quan sát bảng hàng động, nêu được quan hệ giữa các hàng và đọc, viết, so sánh, làm tròn số theo yêu cầu</w:t>
             </w:r>
           </w:p>
         </w:tc>
@@ -12082,6 +12176,7 @@
                 <w:i w:val="0"/>
                 <w:sz w:val="18"/>
               </w:rPr>
+              <w:t>Năng lực số 5.4 CB1a: HS trả lời câu hỏi trắc nghiệm trên màn hình, biết ngay mình đúng hay sai và nhận ra dạng bài mình còn yếu</w:t>
             </w:r>
           </w:p>
         </w:tc>
@@ -12196,6 +12291,7 @@
                 <w:i w:val="0"/>
                 <w:sz w:val="18"/>
               </w:rPr>
+              <w:t>Năng lực số 5.4 CB1a: HS trả lời câu hỏi trắc nghiệm trên màn hình, biết ngay mình đúng hay sai và nhận ra dạng bài mình còn yếu</w:t>
             </w:r>
           </w:p>
         </w:tc>
@@ -12254,7 +12350,7 @@
                 <w:i w:val="0"/>
                 <w:sz w:val="20"/>
               </w:rPr>
-              <w:t>Chủ đề: CÁC SỐ ĐẾN 10 000</w:t>
+              <w:t>Chủ đề 8: Các số đến 10 000</w:t>
             </w:r>
           </w:p>
         </w:tc>
@@ -12312,6 +12408,7 @@
                 <w:i w:val="0"/>
                 <w:sz w:val="18"/>
               </w:rPr>
+              <w:t>Năng lực số 5.4 CB1a: HS trả lời câu hỏi trắc nghiệm trên màn hình, biết ngay mình đúng hay sai và nhận ra dạng bài mình còn yếu</w:t>
             </w:r>
           </w:p>
         </w:tc>
@@ -12369,7 +12466,7 @@
                 <w:i w:val="0"/>
                 <w:sz w:val="20"/>
               </w:rPr>
-              <w:t>Chủ đề: CHU VI, DIỆN TÍCH MỘT SỐ HÌNH PHẲNG</w:t>
+              <w:t>Chủ đề 9: Chu vi, diện tích một số hình phẳng</w:t>
             </w:r>
           </w:p>
         </w:tc>
@@ -12427,7 +12524,7 @@
                 <w:i w:val="0"/>
                 <w:sz w:val="18"/>
               </w:rPr>
-              <w:t>NLS-KT (Cơ bản 1): Ở bài “CHU VI HÌNH TAM GIÁC, HÌNH TỨ GIÁC, HÌNH CHỮ NHẬT, HÌNH VUÔNG”, GV dùng phần mềm hình học động chiếu lên màn hình.</w:t>
+              <w:t>Năng lực số 1.1 CB1b: HS quan sát hình động và khối 3 chiều xoay được trên màn hình, đếm đúng số mặt, cạnh, đỉnh, nêu được quan hệ giữa số đo cạnh với chu vi, diện tích</w:t>
             </w:r>
           </w:p>
         </w:tc>
@@ -12542,6 +12639,7 @@
                 <w:i w:val="0"/>
                 <w:sz w:val="18"/>
               </w:rPr>
+              <w:t>Năng lực số 1.1 CB1b: HS quan sát hình động và khối 3 chiều xoay được trên màn hình, đếm đúng số mặt, cạnh, đỉnh, nêu được quan hệ giữa số đo cạnh với chu vi, diện tích</w:t>
             </w:r>
           </w:p>
         </w:tc>
@@ -12656,6 +12754,7 @@
                 <w:i w:val="0"/>
                 <w:sz w:val="18"/>
               </w:rPr>
+              <w:t>Năng lực số 1.1 CB1b: HS quan sát hình động và khối 3 chiều xoay được trên màn hình, đếm đúng số mặt, cạnh, đỉnh, nêu được quan hệ giữa số đo cạnh với chu vi, diện tích</w:t>
             </w:r>
           </w:p>
         </w:tc>
@@ -12731,7 +12830,7 @@
                 <w:i w:val="0"/>
                 <w:sz w:val="20"/>
               </w:rPr>
-              <w:t>Bài 51. Diện tích của một hình. xăng-ti-mét vuông (Tiết 1)</w:t>
+              <w:t>Bài 51. Diện tích của một hình. Xăng-ti-mét vuông (Tiết 1)</w:t>
             </w:r>
           </w:p>
         </w:tc>
@@ -12764,6 +12863,19 @@
               <w:spacing w:after="0"/>
             </w:pPr>
             <w:r/>
+            <w:r>
+              <w:rPr>
+                <w:b w:val="0"/>
+                <w:i w:val="0"/>
+                <w:sz w:val="18"/>
+              </w:rPr>
+              <w:t>Năng lực số 1.1 CB1b: HS quan sát hình động và khối 3 chiều xoay được trên màn hình, đếm đúng số mặt, cạnh, đỉnh, nêu được quan hệ giữa số đo cạnh với chu vi, diện tích</w:t>
+            </w:r>
+          </w:p>
+          <w:p>
+            <w:pPr>
+              <w:spacing w:after="0"/>
+            </w:pPr>
             <w:r>
               <w:rPr>
                 <w:b w:val="0"/>
@@ -12829,7 +12941,7 @@
                 <w:i w:val="0"/>
                 <w:sz w:val="20"/>
               </w:rPr>
-              <w:t>Chủ đề: CHU VI, DIỆN TÍCH MỘT SỐ HÌNH PHẲNG</w:t>
+              <w:t>Chủ đề 9: Chu vi, diện tích một số hình phẳng</w:t>
             </w:r>
           </w:p>
         </w:tc>
@@ -12848,7 +12960,7 @@
                 <w:i w:val="0"/>
                 <w:sz w:val="20"/>
               </w:rPr>
-              <w:t>Bài 51. Diện tích của một hình. xăng-ti-mét vuông (Tiết 2)</w:t>
+              <w:t>Bài 51. Diện tích của một hình. Xăng-ti-mét vuông (Tiết 2)</w:t>
             </w:r>
           </w:p>
         </w:tc>
@@ -12887,6 +12999,7 @@
                 <w:i w:val="0"/>
                 <w:sz w:val="18"/>
               </w:rPr>
+              <w:t>Năng lực số 1.1 CB1b: HS quan sát hình động và khối 3 chiều xoay được trên màn hình, đếm đúng số mặt, cạnh, đỉnh, nêu được quan hệ giữa số đo cạnh với chu vi, diện tích</w:t>
             </w:r>
           </w:p>
         </w:tc>
@@ -13001,7 +13114,7 @@
                 <w:i w:val="0"/>
                 <w:sz w:val="18"/>
               </w:rPr>
-              <w:t>NLS-GQVĐ (Cơ bản 1): Cho HS dự đoán trước rồi mới kéo hình để kiểm tra.</w:t>
+              <w:t>Năng lực số 1.1 CB1b: HS quan sát hình động và khối 3 chiều xoay được trên màn hình, đếm đúng số mặt, cạnh, đỉnh, nêu được quan hệ giữa số đo cạnh với chu vi, diện tích</w:t>
             </w:r>
           </w:p>
         </w:tc>
@@ -13116,6 +13229,7 @@
                 <w:i w:val="0"/>
                 <w:sz w:val="18"/>
               </w:rPr>
+              <w:t>Năng lực số 1.1 CB1b: HS quan sát hình động và khối 3 chiều xoay được trên màn hình, đếm đúng số mặt, cạnh, đỉnh, nêu được quan hệ giữa số đo cạnh với chu vi, diện tích</w:t>
             </w:r>
           </w:p>
         </w:tc>
@@ -13230,6 +13344,7 @@
                 <w:i w:val="0"/>
                 <w:sz w:val="18"/>
               </w:rPr>
+              <w:t>Năng lực số 1.1 CB1b: HS quan sát hình động và khối 3 chiều xoay được trên màn hình, đếm đúng số mặt, cạnh, đỉnh, nêu được quan hệ giữa số đo cạnh với chu vi, diện tích</w:t>
             </w:r>
           </w:p>
         </w:tc>
@@ -13344,6 +13459,7 @@
                 <w:i w:val="0"/>
                 <w:sz w:val="18"/>
               </w:rPr>
+              <w:t>Năng lực số 5.4 CB1a: HS trả lời câu hỏi trắc nghiệm trên màn hình, biết ngay mình đúng hay sai và nhận ra dạng bài mình còn yếu</w:t>
             </w:r>
           </w:p>
         </w:tc>
@@ -13402,7 +13518,7 @@
                 <w:i w:val="0"/>
                 <w:sz w:val="20"/>
               </w:rPr>
-              <w:t>Chủ đề: CHU VI, DIỆN TÍCH MỘT SỐ HÌNH PHẲNG</w:t>
+              <w:t>Chủ đề 9: Chu vi, diện tích một số hình phẳng</w:t>
             </w:r>
           </w:p>
         </w:tc>
@@ -13460,6 +13576,7 @@
                 <w:i w:val="0"/>
                 <w:sz w:val="18"/>
               </w:rPr>
+              <w:t>Năng lực số 5.4 CB1a: HS trả lời câu hỏi trắc nghiệm trên màn hình, biết ngay mình đúng hay sai và nhận ra dạng bài mình còn yếu</w:t>
             </w:r>
           </w:p>
         </w:tc>
@@ -13574,6 +13691,7 @@
                 <w:i w:val="0"/>
                 <w:sz w:val="18"/>
               </w:rPr>
+              <w:t>Năng lực số 5.4 CB1a: HS trả lời câu hỏi trắc nghiệm trên màn hình, biết ngay mình đúng hay sai và nhận ra dạng bài mình còn yếu</w:t>
             </w:r>
           </w:p>
         </w:tc>
@@ -13631,7 +13749,7 @@
                 <w:i w:val="0"/>
                 <w:sz w:val="20"/>
               </w:rPr>
-              <w:t>Chủ đề: CỘNG, TRỪ, NHÂN, CHIA CÁC SỐ TRONG PHẠM VI 10 000</w:t>
+              <w:t>Chủ đề 10: Cộng, trừ, nhân, chia trong phạm vi 10 000</w:t>
             </w:r>
           </w:p>
         </w:tc>
@@ -13817,6 +13935,7 @@
                 <w:i w:val="0"/>
                 <w:sz w:val="18"/>
               </w:rPr>
+              <w:t>Năng lực số 5.4 CB1a: HS trả lời câu hỏi trắc nghiệm trên màn hình, biết ngay mình đúng hay sai và nhận ra dạng bài mình còn yếu</w:t>
             </w:r>
           </w:p>
         </w:tc>
@@ -13989,7 +14108,7 @@
                 <w:i w:val="0"/>
                 <w:sz w:val="20"/>
               </w:rPr>
-              <w:t>Chủ đề: CỘNG, TRỪ, NHÂN, CHIA CÁC SỐ TRONG PHẠM VI 10 000</w:t>
+              <w:t>Chủ đề 10: Cộng, trừ, nhân, chia trong phạm vi 10 000</w:t>
             </w:r>
           </w:p>
         </w:tc>
@@ -14047,6 +14166,7 @@
                 <w:i w:val="0"/>
                 <w:sz w:val="18"/>
               </w:rPr>
+              <w:t>Năng lực số 5.4 CB1a: HS trả lời câu hỏi trắc nghiệm trên màn hình, biết ngay mình đúng hay sai và nhận ra dạng bài mình còn yếu</w:t>
             </w:r>
           </w:p>
         </w:tc>
@@ -14562,7 +14682,7 @@
                 <w:i w:val="0"/>
                 <w:sz w:val="20"/>
               </w:rPr>
-              <w:t>Chủ đề: CỘNG, TRỪ, NHÂN, CHIA CÁC SỐ TRONG PHẠM VI 10 000</w:t>
+              <w:t>Chủ đề 10: Cộng, trừ, nhân, chia trong phạm vi 10 000</w:t>
             </w:r>
           </w:p>
         </w:tc>
@@ -14848,7 +14968,7 @@
                 <w:i w:val="0"/>
                 <w:sz w:val="18"/>
               </w:rPr>
-              <w:t>NLS-KT (Cơ bản 1): Ở hoạt động Luyện tập bài “Luyện tập chung”, GV chiếu bảng tóm tắt các dạng tính đã học lên màn hình.</w:t>
+              <w:t>Năng lực số 5.4 CB1a: HS trả lời câu hỏi trắc nghiệm trên màn hình, biết ngay mình đúng hay sai và nhận ra dạng bài mình còn yếu</w:t>
             </w:r>
           </w:p>
         </w:tc>
@@ -14963,6 +15083,7 @@
                 <w:i w:val="0"/>
                 <w:sz w:val="18"/>
               </w:rPr>
+              <w:t>Năng lực số 5.4 CB1a: HS trả lời câu hỏi trắc nghiệm trên màn hình, biết ngay mình đúng hay sai và nhận ra dạng bài mình còn yếu</w:t>
             </w:r>
           </w:p>
         </w:tc>
@@ -15077,6 +15198,7 @@
                 <w:i w:val="0"/>
                 <w:sz w:val="18"/>
               </w:rPr>
+              <w:t>Năng lực số 5.4 CB1a: HS trả lời câu hỏi trắc nghiệm trên màn hình, biết ngay mình đúng hay sai và nhận ra dạng bài mình còn yếu</w:t>
             </w:r>
           </w:p>
         </w:tc>
@@ -15135,7 +15257,7 @@
                 <w:i w:val="0"/>
                 <w:sz w:val="20"/>
               </w:rPr>
-              <w:t>Chủ đề: CÁC SỐ ĐẾN 100 000</w:t>
+              <w:t>Chủ đề 11: Các số trong phạm vi 100 000</w:t>
             </w:r>
           </w:p>
         </w:tc>
@@ -15193,7 +15315,7 @@
                 <w:i w:val="0"/>
                 <w:sz w:val="18"/>
               </w:rPr>
-              <w:t>NLS-GQVĐ (Cơ bản 1): Với chữ số La Mã, GV chiếu ảnh mặt đồng hồ, bìa sách, biển số nhà, số ghi thế kỉ trên bảng di tích.</w:t>
+              <w:t>Năng lực số 1.1 CB1b: HS quan sát bảng hàng động, nêu được quan hệ giữa các hàng và đọc, viết, so sánh, làm tròn số theo yêu cầu</w:t>
             </w:r>
           </w:p>
         </w:tc>
@@ -15308,6 +15430,7 @@
                 <w:i w:val="0"/>
                 <w:sz w:val="18"/>
               </w:rPr>
+              <w:t>Năng lực số 1.1 CB1b: HS quan sát bảng hàng động, nêu được quan hệ giữa các hàng và đọc, viết, so sánh, làm tròn số theo yêu cầu</w:t>
             </w:r>
           </w:p>
         </w:tc>
@@ -15422,6 +15545,7 @@
                 <w:i w:val="0"/>
                 <w:sz w:val="18"/>
               </w:rPr>
+              <w:t>Năng lực số 5.4 CB1a: HS trả lời câu hỏi trắc nghiệm trên màn hình, biết ngay mình đúng hay sai và nhận ra dạng bài mình còn yếu</w:t>
             </w:r>
           </w:p>
         </w:tc>
@@ -15536,6 +15660,7 @@
                 <w:i w:val="0"/>
                 <w:sz w:val="18"/>
               </w:rPr>
+              <w:t>Năng lực số 5.4 CB1a: HS trả lời câu hỏi trắc nghiệm trên màn hình, biết ngay mình đúng hay sai và nhận ra dạng bài mình còn yếu</w:t>
             </w:r>
           </w:p>
         </w:tc>
@@ -15650,6 +15775,7 @@
                 <w:i w:val="0"/>
                 <w:sz w:val="18"/>
               </w:rPr>
+              <w:t>Năng lực số 1.1 CB1b: HS quan sát bảng hàng động, nêu được quan hệ giữa các hàng và đọc, viết, so sánh, làm tròn số theo yêu cầu</w:t>
             </w:r>
           </w:p>
         </w:tc>
@@ -15708,7 +15834,7 @@
                 <w:i w:val="0"/>
                 <w:sz w:val="20"/>
               </w:rPr>
-              <w:t>Chủ đề: CÁC SỐ ĐẾN 100 000</w:t>
+              <w:t>Chủ đề 11: Các số trong phạm vi 100 000</w:t>
             </w:r>
           </w:p>
         </w:tc>
@@ -15766,6 +15892,7 @@
                 <w:i w:val="0"/>
                 <w:sz w:val="18"/>
               </w:rPr>
+              <w:t>Năng lực số 5.4 CB1a: HS trả lời câu hỏi trắc nghiệm trên màn hình, biết ngay mình đúng hay sai và nhận ra dạng bài mình còn yếu</w:t>
             </w:r>
           </w:p>
         </w:tc>
@@ -15841,7 +15968,7 @@
                 <w:i w:val="0"/>
                 <w:sz w:val="20"/>
               </w:rPr>
-              <w:t>Bài 61. Làm tròn các số đến hàng nghìn, hàng chục nghìn</w:t>
+              <w:t>Bài 61. Làm tròn số đến hàng nghìn, hàng chục nghìn</w:t>
             </w:r>
           </w:p>
         </w:tc>
@@ -15880,7 +16007,7 @@
                 <w:i w:val="0"/>
                 <w:sz w:val="18"/>
               </w:rPr>
-              <w:t>NLS-KT (Cơ bản 1): Ở bài “LÀM TRÒN CÁC SỐ ĐẾN HÀNG NGHÌN, HÀNG CHỤC NGHÌN”, GV chiếu bảng hàng động trên máy.</w:t>
+              <w:t>Năng lực số 1.1 CB1b: HS quan sát bảng hàng động, nêu được quan hệ giữa các hàng và đọc, viết, so sánh, làm tròn số theo yêu cầu</w:t>
             </w:r>
           </w:p>
         </w:tc>
@@ -15995,6 +16122,7 @@
                 <w:i w:val="0"/>
                 <w:sz w:val="18"/>
               </w:rPr>
+              <w:t>Năng lực số 5.4 CB1a: HS trả lời câu hỏi trắc nghiệm trên màn hình, biết ngay mình đúng hay sai và nhận ra dạng bài mình còn yếu</w:t>
             </w:r>
           </w:p>
         </w:tc>
@@ -16109,6 +16237,7 @@
                 <w:i w:val="0"/>
                 <w:sz w:val="18"/>
               </w:rPr>
+              <w:t>Năng lực số 5.4 CB1a: HS trả lời câu hỏi trắc nghiệm trên màn hình, biết ngay mình đúng hay sai và nhận ra dạng bài mình còn yếu</w:t>
             </w:r>
           </w:p>
         </w:tc>
@@ -16223,6 +16352,7 @@
                 <w:i w:val="0"/>
                 <w:sz w:val="18"/>
               </w:rPr>
+              <w:t>Năng lực số 5.4 CB1a: HS trả lời câu hỏi trắc nghiệm trên màn hình, biết ngay mình đúng hay sai và nhận ra dạng bài mình còn yếu</w:t>
             </w:r>
           </w:p>
         </w:tc>
@@ -16281,7 +16411,7 @@
                 <w:i w:val="0"/>
                 <w:sz w:val="20"/>
               </w:rPr>
-              <w:t>Chủ đề: CỘNG , TRỪ TRONG PHẠM VI 100 000</w:t>
+              <w:t>Chủ đề 12: Cộng, trừ trong phạm vi 100 000</w:t>
             </w:r>
           </w:p>
         </w:tc>
@@ -16796,6 +16926,7 @@
                 <w:i w:val="0"/>
                 <w:sz w:val="18"/>
               </w:rPr>
+              <w:t>Năng lực số 5.4 CB1a: HS trả lời câu hỏi trắc nghiệm trên màn hình, biết ngay mình đúng hay sai và nhận ra dạng bài mình còn yếu</w:t>
             </w:r>
           </w:p>
         </w:tc>
@@ -16854,7 +16985,7 @@
                 <w:i w:val="0"/>
                 <w:sz w:val="20"/>
               </w:rPr>
-              <w:t>Chủ đề: XEM ĐỒNG HỒ. THÁNG – NĂM. TIỀN VIỆT NAM</w:t>
+              <w:t>Chủ đề 13: Xem đồng hồ. Tháng – năm. Tiền Việt Nam</w:t>
             </w:r>
           </w:p>
         </w:tc>
@@ -16873,7 +17004,7 @@
                 <w:i w:val="0"/>
                 <w:sz w:val="20"/>
               </w:rPr>
-              <w:t>Bài 66. Xem đồng hồ. tháng-năm (Tiết 1)</w:t>
+              <w:t>Bài 66. Xem đồng hồ. Tháng – năm (Tiết 1)</w:t>
             </w:r>
           </w:p>
         </w:tc>
@@ -16912,7 +17043,7 @@
                 <w:i w:val="0"/>
                 <w:sz w:val="18"/>
               </w:rPr>
-              <w:t>NLS-KT (Cơ bản 1): Ở bài “XEM ĐỒNG HỒ. THÁNG-NĂM”, GV đặt cạnh nhau đồng hồ kim thật và đồng hồ số hiện trên màn hình máy tính, điện thoại.</w:t>
+              <w:t>Năng lực số 1.3 CB1a: HS đọc đúng giờ trên cả đồng hồ kim và đồng hồ số, xem được lịch tháng trên máy và trên tờ lịch giấy</w:t>
             </w:r>
           </w:p>
           <w:p>
@@ -17014,7 +17145,7 @@
                 <w:i w:val="0"/>
                 <w:sz w:val="20"/>
               </w:rPr>
-              <w:t>Bài 66. Xem đồng hồ. tháng-năm (Tiết 2)</w:t>
+              <w:t>Bài 66. Xem đồng hồ. Tháng – năm (Tiết 2)</w:t>
             </w:r>
           </w:p>
         </w:tc>
@@ -17053,6 +17184,7 @@
                 <w:i w:val="0"/>
                 <w:sz w:val="18"/>
               </w:rPr>
+              <w:t>Năng lực số 1.3 CB1a: HS đọc đúng giờ trên cả đồng hồ kim và đồng hồ số, xem được lịch tháng trên máy và trên tờ lịch giấy</w:t>
             </w:r>
           </w:p>
         </w:tc>
@@ -17128,7 +17260,7 @@
                 <w:i w:val="0"/>
                 <w:sz w:val="20"/>
               </w:rPr>
-              <w:t>Bài 67. Thực hành xem đồng hồ , xem lịch (Tiết 1)</w:t>
+              <w:t>Bài 67. Thực hành xem đồng hồ, xem lịch (Tiết 1)</w:t>
             </w:r>
           </w:p>
         </w:tc>
@@ -17167,6 +17299,7 @@
                 <w:i w:val="0"/>
                 <w:sz w:val="18"/>
               </w:rPr>
+              <w:t>Năng lực số 1.3 CB1a: HS đọc đúng giờ trên cả đồng hồ kim và đồng hồ số, xem được lịch tháng trên máy và trên tờ lịch giấy</w:t>
             </w:r>
           </w:p>
         </w:tc>
@@ -17242,7 +17375,7 @@
                 <w:i w:val="0"/>
                 <w:sz w:val="20"/>
               </w:rPr>
-              <w:t>Bài 67. Thực hành xem đồng hồ , xem lịch (Tiết 2)</w:t>
+              <w:t>Bài 67. Thực hành xem đồng hồ, xem lịch (Tiết 2)</w:t>
             </w:r>
           </w:p>
         </w:tc>
@@ -17281,6 +17414,7 @@
                 <w:i w:val="0"/>
                 <w:sz w:val="18"/>
               </w:rPr>
+              <w:t>Năng lực số 1.3 CB1a: HS đọc đúng giờ trên cả đồng hồ kim và đồng hồ số, xem được lịch tháng trên máy và trên tờ lịch giấy</w:t>
             </w:r>
           </w:p>
         </w:tc>
@@ -17395,6 +17529,19 @@
                 <w:i w:val="0"/>
                 <w:sz w:val="18"/>
               </w:rPr>
+              <w:t>Năng lực số 1.3 CB1a: HS đọc đúng giờ trên cả đồng hồ kim và đồng hồ số, xem được lịch tháng trên máy và trên tờ lịch giấy</w:t>
+            </w:r>
+          </w:p>
+          <w:p>
+            <w:pPr>
+              <w:spacing w:after="0"/>
+            </w:pPr>
+            <w:r>
+              <w:rPr>
+                <w:b w:val="0"/>
+                <w:i w:val="0"/>
+                <w:sz w:val="18"/>
+              </w:rPr>
               <w:t>KNS: KN chi tiêu hợp lí: tính toán khi mua bán, biết tiết kiệm.</w:t>
             </w:r>
           </w:p>
@@ -17454,7 +17601,7 @@
                 <w:i w:val="0"/>
                 <w:sz w:val="20"/>
               </w:rPr>
-              <w:t>Chủ đề: XEM ĐỒNG HỒ. THÁNG – NĂM. TIỀN VIỆT NAM</w:t>
+              <w:t>Chủ đề 13: Xem đồng hồ. Tháng – năm. Tiền Việt Nam</w:t>
             </w:r>
           </w:p>
         </w:tc>
@@ -17512,6 +17659,7 @@
                 <w:i w:val="0"/>
                 <w:sz w:val="18"/>
               </w:rPr>
+              <w:t>Năng lực số 1.3 CB1a: HS đọc đúng giờ trên cả đồng hồ kim và đồng hồ số, xem được lịch tháng trên máy và trên tờ lịch giấy</w:t>
             </w:r>
           </w:p>
         </w:tc>
@@ -17569,7 +17717,6 @@
                 <w:i w:val="0"/>
                 <w:sz w:val="20"/>
               </w:rPr>
-              <w:t>Chủ đề: NHÂN, CHIA TRONG PHẠM VI 100 000</w:t>
             </w:r>
           </w:p>
         </w:tc>
@@ -17627,20 +17774,7 @@
                 <w:i w:val="0"/>
                 <w:sz w:val="18"/>
               </w:rPr>
-              <w:t>Gồm cả Bài 69 (Tổ CM đối chiếu mục lục SGK)</w:t>
-            </w:r>
-          </w:p>
-          <w:p>
-            <w:pPr>
-              <w:spacing w:after="0"/>
-            </w:pPr>
-            <w:r>
-              <w:rPr>
-                <w:b w:val="0"/>
-                <w:i w:val="0"/>
-                <w:sz w:val="18"/>
-              </w:rPr>
-              <w:t>NLS-GQVĐ (Cơ bản 1): Ở phần luyện tập, GV mở bài tập tương tác.</w:t>
+              <w:t>Năng lực số 5.4 CB1a: HS trả lời câu hỏi trắc nghiệm trên màn hình, biết ngay mình đúng hay sai và nhận ra dạng bài mình còn yếu</w:t>
             </w:r>
           </w:p>
         </w:tc>
@@ -17755,6 +17889,7 @@
                 <w:i w:val="0"/>
                 <w:sz w:val="18"/>
               </w:rPr>
+              <w:t>Năng lực số 5.4 CB1a: HS trả lời câu hỏi trắc nghiệm trên màn hình, biết ngay mình đúng hay sai và nhận ra dạng bài mình còn yếu</w:t>
             </w:r>
           </w:p>
         </w:tc>
@@ -17869,6 +18004,7 @@
                 <w:i w:val="0"/>
                 <w:sz w:val="18"/>
               </w:rPr>
+              <w:t>Năng lực số 5.4 CB1a: HS trả lời câu hỏi trắc nghiệm trên màn hình, biết ngay mình đúng hay sai và nhận ra dạng bài mình còn yếu</w:t>
             </w:r>
           </w:p>
         </w:tc>
@@ -17926,6 +18062,7 @@
                 <w:i w:val="0"/>
                 <w:sz w:val="20"/>
               </w:rPr>
+              <w:t>Chủ đề 14: Nhân, chia trong phạm vi 100 000</w:t>
             </w:r>
           </w:p>
         </w:tc>
@@ -18041,7 +18178,7 @@
                 <w:i w:val="0"/>
                 <w:sz w:val="20"/>
               </w:rPr>
-              <w:t>Chủ đề: NHÂN, CHIA TRONG PHẠM VI 100 000</w:t>
+              <w:t>Chủ đề 14: Nhân, chia trong phạm vi 100 000</w:t>
             </w:r>
           </w:p>
         </w:tc>
@@ -18614,7 +18751,7 @@
                 <w:i w:val="0"/>
                 <w:sz w:val="20"/>
               </w:rPr>
-              <w:t>Chủ đề: NHÂN, CHIA TRONG PHẠM VI 100 000</w:t>
+              <w:t>Chủ đề 14: Nhân, chia trong phạm vi 100 000</w:t>
             </w:r>
           </w:p>
         </w:tc>
@@ -18672,7 +18809,7 @@
                 <w:i w:val="0"/>
                 <w:sz w:val="18"/>
               </w:rPr>
-              <w:t>NLS-GQVĐ (Cơ bản 1): Với những câu nhiều bạn sai, GV không đọc đáp án luôn mà mời hai HS chọn khác nhau lên giải thích.</w:t>
+              <w:t>Năng lực số 5.4 CB1a: HS trả lời câu hỏi trắc nghiệm trên màn hình, biết ngay mình đúng hay sai và nhận ra dạng bài mình còn yếu</w:t>
             </w:r>
           </w:p>
         </w:tc>
@@ -18787,6 +18924,7 @@
                 <w:i w:val="0"/>
                 <w:sz w:val="18"/>
               </w:rPr>
+              <w:t>Năng lực số 5.4 CB1a: HS trả lời câu hỏi trắc nghiệm trên màn hình, biết ngay mình đúng hay sai và nhận ra dạng bài mình còn yếu</w:t>
             </w:r>
           </w:p>
         </w:tc>
@@ -18844,7 +18982,7 @@
                 <w:i w:val="0"/>
                 <w:sz w:val="20"/>
               </w:rPr>
-              <w:t>Chủ đề: LÀM QUEN VỚI YẾU TỐ THỐNG KÊ, XÁC SUẤT</w:t>
+              <w:t>Chủ đề 15: Làm quen với yếu tố thống kê, xác suất</w:t>
             </w:r>
           </w:p>
         </w:tc>
@@ -18863,7 +19001,7 @@
                 <w:i w:val="0"/>
                 <w:sz w:val="20"/>
               </w:rPr>
-              <w:t>Bài 73. Thu thập, phân loại, ghi chép số liệu. bảng số liệu (Tiết 1)</w:t>
+              <w:t>Bài 73. Thu thập, phân loại, ghi chép số liệu. Bảng số liệu (Tiết 1)</w:t>
             </w:r>
           </w:p>
         </w:tc>
@@ -18896,6 +19034,19 @@
               <w:spacing w:after="0"/>
             </w:pPr>
             <w:r/>
+            <w:r>
+              <w:rPr>
+                <w:b w:val="0"/>
+                <w:i w:val="0"/>
+                <w:sz w:val="18"/>
+              </w:rPr>
+              <w:t>NLS: Năng lực số 1.1 CB1b: HS thu thập, phân loại và ghi số liệu vào bảng</w:t>
+            </w:r>
+          </w:p>
+          <w:p>
+            <w:pPr>
+              <w:spacing w:after="0"/>
+            </w:pPr>
             <w:r>
               <w:rPr>
                 <w:b w:val="0"/>
@@ -18978,7 +19129,7 @@
                 <w:i w:val="0"/>
                 <w:sz w:val="20"/>
               </w:rPr>
-              <w:t>Bài 73. Thu thập, phân loại, ghi chép số liệu. bảng số liệu (Tiết 2)</w:t>
+              <w:t>Bài 73. Thu thập, phân loại, ghi chép số liệu. Bảng số liệu (Tiết 2)</w:t>
             </w:r>
           </w:p>
         </w:tc>
@@ -19017,6 +19168,7 @@
                 <w:i w:val="0"/>
                 <w:sz w:val="18"/>
               </w:rPr>
+              <w:t>NLS: Năng lực số 1.1 CB1b: HS thu thập, phân loại và ghi số liệu vào bảng</w:t>
             </w:r>
           </w:p>
         </w:tc>
@@ -19092,7 +19244,7 @@
                 <w:i w:val="0"/>
                 <w:sz w:val="20"/>
               </w:rPr>
-              <w:t>Bài 73. Thu thập, phân loại, ghi chép số liệu. bảng số liệu (Tiết 3)</w:t>
+              <w:t>Bài 73. Thu thập, phân loại, ghi chép số liệu. Bảng số liệu (Tiết 3)</w:t>
             </w:r>
           </w:p>
         </w:tc>
@@ -19131,6 +19283,7 @@
                 <w:i w:val="0"/>
                 <w:sz w:val="18"/>
               </w:rPr>
+              <w:t>NLS: Năng lực số 1.1 CB1b: HS thu thập, phân loại và ghi số liệu vào bảng</w:t>
             </w:r>
           </w:p>
         </w:tc>
@@ -19189,7 +19342,7 @@
                 <w:i w:val="0"/>
                 <w:sz w:val="20"/>
               </w:rPr>
-              <w:t>Chủ đề: LÀM QUEN VỚI YẾU TỐ THỐNG KÊ, XÁC SUẤT</w:t>
+              <w:t>Chủ đề 15: Làm quen với yếu tố thống kê, xác suất</w:t>
             </w:r>
           </w:p>
         </w:tc>
@@ -19247,7 +19400,7 @@
                 <w:i w:val="0"/>
                 <w:sz w:val="18"/>
               </w:rPr>
-              <w:t>NLS-KT (Cơ bản 1): Ở bài “KHẢ NĂNG XẢY RA CỦA MỘT SỰ KIỆN”.</w:t>
+              <w:t>NLS: Năng lực số 1.1 CB1b: HS thu thập, phân loại và ghi số liệu vào bảng</w:t>
             </w:r>
           </w:p>
         </w:tc>
@@ -19323,7 +19476,7 @@
                 <w:i w:val="0"/>
                 <w:sz w:val="20"/>
               </w:rPr>
-              <w:t>Bài 75. Thực hành và trải nghiệm thu thập, phân loại ghi chép số liệu, đọc bảng số liệu (Tiết 1)</w:t>
+              <w:t>Bài 75. Thực hành và trải nghiệm thu thập, phân loại, ghi chép số liệu, đọc bảng số liệu (Tiết 1)</w:t>
             </w:r>
           </w:p>
         </w:tc>
@@ -19356,6 +19509,19 @@
               <w:spacing w:after="0"/>
             </w:pPr>
             <w:r/>
+            <w:r>
+              <w:rPr>
+                <w:b w:val="0"/>
+                <w:i w:val="0"/>
+                <w:sz w:val="18"/>
+              </w:rPr>
+              <w:t>NLS: Năng lực số 1.1 CB1b: HS thu thập, phân loại và ghi số liệu vào bảng</w:t>
+            </w:r>
+          </w:p>
+          <w:p>
+            <w:pPr>
+              <w:spacing w:after="0"/>
+            </w:pPr>
             <w:r>
               <w:rPr>
                 <w:b w:val="0"/>
@@ -19438,7 +19604,7 @@
                 <w:i w:val="0"/>
                 <w:sz w:val="20"/>
               </w:rPr>
-              <w:t>Bài 75. Thực hành và trải nghiệm thu thập, phân loại ghi chép số liệu, đọc bảng số liệu (Tiết 2)</w:t>
+              <w:t>Bài 75. Thực hành và trải nghiệm thu thập, phân loại, ghi chép số liệu, đọc bảng số liệu (Tiết 2)</w:t>
             </w:r>
           </w:p>
         </w:tc>
@@ -19477,6 +19643,7 @@
                 <w:i w:val="0"/>
                 <w:sz w:val="18"/>
               </w:rPr>
+              <w:t>NLS: Năng lực số 1.1 CB1b: HS thu thập, phân loại và ghi số liệu vào bảng</w:t>
             </w:r>
           </w:p>
         </w:tc>
@@ -19534,7 +19701,7 @@
                 <w:i w:val="0"/>
                 <w:sz w:val="20"/>
               </w:rPr>
-              <w:t>Chủ đề: ÔN TẬP CUỐI NĂM</w:t>
+              <w:t>Chủ đề 16: Ôn tập cuối năm</w:t>
             </w:r>
           </w:p>
         </w:tc>
@@ -19553,7 +19720,7 @@
                 <w:i w:val="0"/>
                 <w:sz w:val="20"/>
               </w:rPr>
-              <w:t>Bài 76. Ôn tập các số trong phạm vi 10 000, 100 000 (Tiết 1)</w:t>
+              <w:t>Bài 76. Ôn tập các số trong phạm vi 10 000, 100 000</w:t>
             </w:r>
           </w:p>
         </w:tc>
@@ -19573,7 +19740,7 @@
                 <w:i w:val="0"/>
                 <w:sz w:val="20"/>
               </w:rPr>
-              <w:t>Tiết 164 (2 tiết)</w:t>
+              <w:t>Tiết 164 (1 tiết)</w:t>
             </w:r>
           </w:p>
         </w:tc>
@@ -19592,6 +19759,7 @@
                 <w:i w:val="0"/>
                 <w:sz w:val="18"/>
               </w:rPr>
+              <w:t>Năng lực số 1.1 CB1b: HS quan sát bảng hàng động, nêu được quan hệ giữa các hàng và đọc, viết, so sánh, làm tròn số theo yêu cầu</w:t>
             </w:r>
           </w:p>
         </w:tc>
@@ -19667,7 +19835,7 @@
                 <w:i w:val="0"/>
                 <w:sz w:val="20"/>
               </w:rPr>
-              <w:t>Bài 76. Ôn tập các số trong phạm vi 10 000, 100 000 (Tiết 2)</w:t>
+              <w:t>Bài 77. Ôn tập phép cộng, phép trừ trong phạm vi 100 000</w:t>
             </w:r>
           </w:p>
         </w:tc>
@@ -19687,7 +19855,7 @@
                 <w:i w:val="0"/>
                 <w:sz w:val="20"/>
               </w:rPr>
-              <w:t>Tiết 165</w:t>
+              <w:t>Tiết 165 (1 tiết)</w:t>
             </w:r>
           </w:p>
         </w:tc>
@@ -19764,7 +19932,7 @@
                 <w:i w:val="0"/>
                 <w:sz w:val="20"/>
               </w:rPr>
-              <w:t>Chủ đề: ÔN TẬP CUỐI NĂM</w:t>
+              <w:t>Chủ đề 16: Ôn tập cuối năm</w:t>
             </w:r>
           </w:p>
         </w:tc>
@@ -19783,7 +19951,7 @@
                 <w:i w:val="0"/>
                 <w:sz w:val="20"/>
               </w:rPr>
-              <w:t>Bài 77. Ôn tập phép cộng, phép trừ trong phạm vi  100 000 (Tiết 1)</w:t>
+              <w:t>Bài 78. Ôn tập phép nhân, phép chia trong phạm vi 100 000 (Tiết 1)</w:t>
             </w:r>
           </w:p>
         </w:tc>
@@ -19803,7 +19971,7 @@
                 <w:i w:val="0"/>
                 <w:sz w:val="20"/>
               </w:rPr>
-              <w:t>Tiết 166 (2 tiết)</w:t>
+              <w:t>Tiết 166 (3 tiết)</w:t>
             </w:r>
           </w:p>
         </w:tc>
@@ -19897,7 +20065,7 @@
                 <w:i w:val="0"/>
                 <w:sz w:val="20"/>
               </w:rPr>
-              <w:t>Bài 77. Ôn tập phép cộng, phép trừ trong phạm vi 100 000 (Tiết 2)</w:t>
+              <w:t>Bài 78. Ôn tập phép nhân, phép chia trong phạm vi 100 000 (Tiết 2)</w:t>
             </w:r>
           </w:p>
         </w:tc>
@@ -20011,7 +20179,7 @@
                 <w:i w:val="0"/>
                 <w:sz w:val="20"/>
               </w:rPr>
-              <w:t>Bài 78. Ôn tập phép nhân, phép chia trong phạm vi 100 000 (Tiết 1)</w:t>
+              <w:t>Bài 78. Ôn tập phép nhân, phép chia trong phạm vi 100 000 (Tiết 3)</w:t>
             </w:r>
           </w:p>
         </w:tc>
@@ -20031,7 +20199,7 @@
                 <w:i w:val="0"/>
                 <w:sz w:val="20"/>
               </w:rPr>
-              <w:t>Tiết 168 (3 tiết)</w:t>
+              <w:t>Tiết 168</w:t>
             </w:r>
           </w:p>
         </w:tc>
@@ -20125,7 +20293,7 @@
                 <w:i w:val="0"/>
                 <w:sz w:val="20"/>
               </w:rPr>
-              <w:t>Bài 78. Ôn tập phép nhân, phép chia trong phạm vi 100 000 (Tiết 2)</w:t>
+              <w:t>Bài 79. Ôn tập hình học và đo lường (Tiết 1)</w:t>
             </w:r>
           </w:p>
         </w:tc>
@@ -20145,7 +20313,7 @@
                 <w:i w:val="0"/>
                 <w:sz w:val="20"/>
               </w:rPr>
-              <w:t>Tiết 169</w:t>
+              <w:t>Tiết 169 (3 tiết)</w:t>
             </w:r>
           </w:p>
         </w:tc>
@@ -20164,6 +20332,7 @@
                 <w:i w:val="0"/>
                 <w:sz w:val="18"/>
               </w:rPr>
+              <w:t>Năng lực số 1.1 CB1b: HS quan sát hình động và khối 3 chiều xoay được trên màn hình, đếm đúng số mặt, cạnh, đỉnh, nêu được quan hệ giữa số đo cạnh với chu vi, diện tích</w:t>
             </w:r>
           </w:p>
         </w:tc>
@@ -20239,7 +20408,7 @@
                 <w:i w:val="0"/>
                 <w:sz w:val="20"/>
               </w:rPr>
-              <w:t>Bài 78. Ôn tập phép nhân, phép chia trong phạm vi 100 000 (Tiết 3)</w:t>
+              <w:t>Bài 79. Ôn tập hình học và đo lường (Tiết 2)</w:t>
             </w:r>
           </w:p>
         </w:tc>
@@ -20278,6 +20447,7 @@
                 <w:i w:val="0"/>
                 <w:sz w:val="18"/>
               </w:rPr>
+              <w:t>Năng lực số 1.1 CB1b: HS quan sát hình động và khối 3 chiều xoay được trên màn hình, đếm đúng số mặt, cạnh, đỉnh, nêu được quan hệ giữa số đo cạnh với chu vi, diện tích</w:t>
             </w:r>
           </w:p>
         </w:tc>
@@ -20336,7 +20506,7 @@
                 <w:i w:val="0"/>
                 <w:sz w:val="20"/>
               </w:rPr>
-              <w:t>Chủ đề: ÔN TẬP CUỐI NĂM</w:t>
+              <w:t>Chủ đề 16: Ôn tập cuối năm</w:t>
             </w:r>
           </w:p>
         </w:tc>
@@ -20355,7 +20525,7 @@
                 <w:i w:val="0"/>
                 <w:sz w:val="20"/>
               </w:rPr>
-              <w:t>Bài 79. Ôn tập hình học và đo lường (Tiết 1)</w:t>
+              <w:t>Bài 79. Ôn tập hình học và đo lường (Tiết 3)</w:t>
             </w:r>
           </w:p>
         </w:tc>
@@ -20375,7 +20545,7 @@
                 <w:i w:val="0"/>
                 <w:sz w:val="20"/>
               </w:rPr>
-              <w:t>Tiết 171 (2 tiết)</w:t>
+              <w:t>Tiết 171</w:t>
             </w:r>
           </w:p>
         </w:tc>
@@ -20394,6 +20564,7 @@
                 <w:i w:val="0"/>
                 <w:sz w:val="18"/>
               </w:rPr>
+              <w:t>Năng lực số 1.1 CB1b: HS quan sát hình động và khối 3 chiều xoay được trên màn hình, đếm đúng số mặt, cạnh, đỉnh, nêu được quan hệ giữa số đo cạnh với chu vi, diện tích</w:t>
             </w:r>
           </w:p>
         </w:tc>
@@ -20469,7 +20640,7 @@
                 <w:i w:val="0"/>
                 <w:sz w:val="20"/>
               </w:rPr>
-              <w:t>Bài 79.  Ôn tập hình học và đo lường (Tiết 2)</w:t>
+              <w:t>Bài 80. Ôn tập bảng số liệu, khả năng xảy ra của một sự kiện</w:t>
             </w:r>
           </w:p>
         </w:tc>
@@ -20489,7 +20660,7 @@
                 <w:i w:val="0"/>
                 <w:sz w:val="20"/>
               </w:rPr>
-              <w:t>Tiết 172</w:t>
+              <w:t>Tiết 172 (1 tiết)</w:t>
             </w:r>
           </w:p>
         </w:tc>
@@ -20508,6 +20679,7 @@
                 <w:i w:val="0"/>
                 <w:sz w:val="18"/>
               </w:rPr>
+              <w:t>NLS: Năng lực số 1.1 CB1b: HS thu thập, phân loại và ghi số liệu vào bảng</w:t>
             </w:r>
           </w:p>
         </w:tc>
@@ -20583,7 +20755,7 @@
                 <w:i w:val="0"/>
                 <w:sz w:val="20"/>
               </w:rPr>
-              <w:t>Bài 80. Ôn tâp bảng số liệu, khả năng xảy ra của một sự kiện</w:t>
+              <w:t>Bài 81. Ôn tập chung (Tiết 1)</w:t>
             </w:r>
           </w:p>
         </w:tc>
@@ -20603,7 +20775,7 @@
                 <w:i w:val="0"/>
                 <w:sz w:val="20"/>
               </w:rPr>
-              <w:t>Tiết 173 (1 tiết)</w:t>
+              <w:t>Tiết 173 (2 tiết)</w:t>
             </w:r>
           </w:p>
         </w:tc>
@@ -20622,6 +20794,7 @@
                 <w:i w:val="0"/>
                 <w:sz w:val="18"/>
               </w:rPr>
+              <w:t>SGV 3 tiết; bớt 1 tiết cho kiểm tra định kì; Năng lực số 5.4 CB1a: HS trả lời câu hỏi trắc nghiệm trên màn hình, biết ngay mình đúng hay sai và nhận ra dạng bài mình còn yếu</w:t>
             </w:r>
           </w:p>
         </w:tc>
@@ -20697,7 +20870,7 @@
                 <w:i w:val="0"/>
                 <w:sz w:val="20"/>
               </w:rPr>
-              <w:t>Bài 81. Ôn tập chung (Tiết 1)</w:t>
+              <w:t>Bài 81. Ôn tập chung (Tiết 2)</w:t>
             </w:r>
           </w:p>
         </w:tc>
@@ -20717,7 +20890,7 @@
                 <w:i w:val="0"/>
                 <w:sz w:val="20"/>
               </w:rPr>
-              <w:t>Tiết 174 (2 tiết)</w:t>
+              <w:t>Tiết 174</w:t>
             </w:r>
           </w:p>
         </w:tc>
@@ -20736,6 +20909,7 @@
                 <w:i w:val="0"/>
                 <w:sz w:val="18"/>
               </w:rPr>
+              <w:t>Năng lực số 5.4 CB1a: HS trả lời câu hỏi trắc nghiệm trên màn hình, biết ngay mình đúng hay sai và nhận ra dạng bài mình còn yếu</w:t>
             </w:r>
           </w:p>
         </w:tc>
@@ -20793,6 +20967,7 @@
                 <w:i w:val="0"/>
                 <w:sz w:val="20"/>
               </w:rPr>
+              <w:t>Ôn tập, kiểm tra, đánh giá</w:t>
             </w:r>
           </w:p>
         </w:tc>
@@ -20811,7 +20986,7 @@
                 <w:i w:val="0"/>
                 <w:sz w:val="20"/>
               </w:rPr>
-              <w:t>Bài 81. Ôn tập chung (Tiết 2) ( Kiểm tra định kì cuối năm học)</w:t>
+              <w:t>Kiểm tra định kì cuối năm học</w:t>
             </w:r>
           </w:p>
         </w:tc>
@@ -20831,7 +21006,7 @@
                 <w:i w:val="0"/>
                 <w:sz w:val="20"/>
               </w:rPr>
-              <w:t>Tiết 175</w:t>
+              <w:t>Tiết 175 (1 tiết)</w:t>
             </w:r>
           </w:p>
         </w:tc>
@@ -20850,6 +21025,7 @@
                 <w:i w:val="0"/>
                 <w:sz w:val="18"/>
               </w:rPr>
+              <w:t>Năng lực số 5.4 CB1a: HS trả lời câu hỏi trắc nghiệm trên màn hình, biết ngay mình đúng hay sai và nhận ra dạng bài mình còn yếu</w:t>
             </w:r>
           </w:p>
         </w:tc>

--- a/assets/docs/lop3/Toan - Lop 3.docx
+++ b/assets/docs/lop3/Toan - Lop 3.docx
@@ -1083,6 +1083,7 @@
                 <w:i w:val="0"/>
                 <w:sz w:val="18"/>
               </w:rPr>
+              <w:t>Năng lực số Miền 1 (Cơ bản, bậc 1): Ở phần khám phá bài “Bài 3. Tìm thành phần trong phép cộng, phép trừ (Tiết 1)”, GV chiếu hình ảnh động bài toán táo xanh, táo đỏ trong SGK; Năng lực số Miền 5 (Cơ bản, bậc 1): Ở phần luyện tập, GV chiếu bài tập tương tác dạng ? + 5 = 12 hoặc 7 + ? = 15</w:t>
             </w:r>
           </w:p>
         </w:tc>
@@ -3791,7 +3792,7 @@
                 <w:i w:val="0"/>
                 <w:sz w:val="18"/>
               </w:rPr>
-              <w:t>NLS-GQVĐ (Cơ bản 1): Mở bài tập tương tác điền số vào ô trống của phép nhân, phép chia; máy chấm ngay nên HS biết mình.</w:t>
+              <w:t>Năng lực số Miền 1 (Cơ bản, bậc 1): Ở bài tìm thành phần trong phép nhân, phép chia, GV chiếu sơ đồ phép tính có một ô trống và bấm cho phần đã biết sáng lên; Năng lực số Miền 5 (Cơ bản, bậc 1): GV mở bài tập tương tác điền số vào ô trống của phép nhân, phép chia; máy chấm ngay nên HS biết mình chọn phép tính ngược đúng chưa</w:t>
             </w:r>
           </w:p>
           <w:p>
@@ -4033,6 +4034,19 @@
                 <w:i w:val="0"/>
                 <w:sz w:val="18"/>
               </w:rPr>
+              <w:t>Năng lực số Miền 1 (Cơ bản, bậc 1): Ở bài “Một phần mấy”, GV dùng hình động trên máy: chia một hình tròn, một băng giấy thành hai, thành bốn phần bằng nhau rồi tô màu một phần; Năng lực số Miền 5 (Cơ bản, bậc 1): GV chiếu các hình chia phần không bằng nhau xen lẫn hình chia đúng, cho HS chọn hình đã tô một phần tư; máy báo đúng</w:t>
+            </w:r>
+          </w:p>
+          <w:p>
+            <w:pPr>
+              <w:spacing w:after="0"/>
+            </w:pPr>
+            <w:r>
+              <w:rPr>
+                <w:b w:val="0"/>
+                <w:i w:val="0"/>
+                <w:sz w:val="18"/>
+              </w:rPr>
               <w:t>STEM: Trải nghiệm cùng một phần mấy (Toán – Mĩ thuật) — dạy thay cho tiết này.</w:t>
             </w:r>
           </w:p>
@@ -4855,20 +4869,7 @@
                 <w:i w:val="0"/>
                 <w:sz w:val="18"/>
               </w:rPr>
-              <w:t>Gồm cả Bài 19 (Tổ CM đối chiếu mục lục SGK)</w:t>
-            </w:r>
-          </w:p>
-          <w:p>
-            <w:pPr>
-              <w:spacing w:after="0"/>
-            </w:pPr>
-            <w:r>
-              <w:rPr>
-                <w:b w:val="0"/>
-                <w:i w:val="0"/>
-                <w:sz w:val="18"/>
-              </w:rPr>
-              <w:t>NLS-GQVĐ (Cơ bản 1): Chiếu nhiều hình có góc khác nhau cho HS chọn góc vuông trước khi kiểm tra bằng ê ke thật.</w:t>
+              <w:t>Gồm cả Bài 19 (Tổ CM đối chiếu mục lục SGK); Năng lực số Miền 1 (Cơ bản, bậc 1): Ở bài “Góc, góc vuông, góc không vuông”, GV dùng hình động trên máy: kéo một cạnh cho góc mở rộng dần và bấm hiện ê ke áp vào góc; Năng lực số Miền 5 (Cơ bản, bậc 1): GV chiếu nhiều hình có góc khác nhau cho HS chọn góc vuông trước khi kiểm tra bằng ê ke thật; máy báo đúng</w:t>
             </w:r>
           </w:p>
         </w:tc>
@@ -4983,6 +4984,7 @@
                 <w:i w:val="0"/>
                 <w:sz w:val="18"/>
               </w:rPr>
+              <w:t>Năng lực số Miền 1 (Cơ bản, bậc 1): Ở bài về hình tam giác, tứ giác, hình chữ nhật và hình vuông, GV chiếu hình trên máy rồi xoay, phóng to thu nhỏ; HS nhận ra hình vẫn giữ nguyên số cạnh; Năng lực số Miền 5 (Cơ bản, bậc 1): GV mở bài tập tương tác kéo mỗi hình về đúng nhóm và đánh dấu góc vuông của hình chữ nhật, hình vuông; máy báo đúng</w:t>
             </w:r>
           </w:p>
         </w:tc>
@@ -5325,6 +5327,7 @@
                 <w:i w:val="0"/>
                 <w:sz w:val="18"/>
               </w:rPr>
+              <w:t>Năng lực số Miền 1 (Cơ bản, bậc 1): Ở bài “Thực hành vẽ góc vuông, vẽ đường tròn , hình vuông, hình chữ nhật và vẽ trang trí”, GV dùng phần mềm hình học động chiếu lên màn hình: kéo một đỉnh…; Năng lực số Miền 5 (Cơ bản, bậc 1): GV cho HS dự đoán trước rồi mới kéo hình để kiểm tra: “Nếu chiều dài tăng gấp đôi thì chu vi thay đổi thế nào?”. HS nói dự đoán, GV thao tác</w:t>
             </w:r>
           </w:p>
         </w:tc>
@@ -6019,7 +6022,7 @@
                 <w:i w:val="0"/>
                 <w:sz w:val="18"/>
               </w:rPr>
-              <w:t>NLS-GQVĐ (Cơ bản 1): Mở bài tập tương tác đặt tính.</w:t>
+              <w:t>Năng lực số Miền 1 (Cơ bản, bậc 1): Ở tiết luyện tập nhân số có hai chữ số với số có một chữ số, GV chiếu phép nhân đặt tính trên màn hình rồi bấm hiện dần từng bước nhân hàng đơn…; Năng lực số Miền 5 (Cơ bản, bậc 1): GV mở bài tập tương tác đặt tính rồi tính, máy báo đúng, sai ngay và chỉ chỗ sai; HS nhận ra mình quên cộng phần nhớ hay viết lệch cột</w:t>
             </w:r>
           </w:p>
         </w:tc>
@@ -6134,6 +6137,7 @@
                 <w:i w:val="0"/>
                 <w:sz w:val="18"/>
               </w:rPr>
+              <w:t>Năng lực số Miền 1 (Cơ bản, bậc 1): Ở bài “Gấp một số lên một số lần”, GV dùng hình động trên máy: bấm cho một nhóm đồ vật nhân lên thành hai lần, ba lần và hiện phép tính bên cạnh; Năng lực số Miền 5 (Cơ bản, bậc 1): GV chiếu các bài toán ngắn có từ gấp lên và thêm vào xen kẽ nhau, cho HS chọn phép tính đúng; máy báo đúng</w:t>
             </w:r>
           </w:p>
         </w:tc>
@@ -6362,6 +6366,7 @@
                 <w:i w:val="0"/>
                 <w:sz w:val="18"/>
               </w:rPr>
+              <w:t>Năng lực số Miền 1 (Cơ bản, bậc 1): Ở bài phép chia hết và phép chia có dư, GV dùng hình động chia đều số viên phấn vào các hộp; khi còn viên lẻ không xếp được nữa; Năng lực số Miền 5 (Cơ bản, bậc 1): GV mở bài tập tương tác cho HS chia và ghi thương, ghi số dư; máy báo đúng, sai ngay nên các em nhận ra mình ghi số dư lớn hơn số chia là…</w:t>
             </w:r>
           </w:p>
         </w:tc>
@@ -6592,7 +6597,7 @@
                 <w:i w:val="0"/>
                 <w:sz w:val="18"/>
               </w:rPr>
-              <w:t>NLS-KT (Cơ bản 1): Ở bài chia số có hai chữ số cho số có một chữ số, GV chiếu phép chia đặt tính trên màn hình.</w:t>
+              <w:t>Năng lực số Miền 1 (Cơ bản, bậc 1): Ở bài chia số có hai chữ số cho số có một chữ số, GV chiếu phép chia đặt tính trên màn hình rồi bấm hiện dần từng bước chia hàng chục, hạ số; Năng lực số Miền 5 (Cơ bản, bậc 1): GV mở bài tập tương tác đặt tính rồi tính, máy báo đúng, sai ngay và chỉ chỗ sai; HS nhận ra mình quên hạ số hay viết thương lệch cột</w:t>
             </w:r>
           </w:p>
         </w:tc>
@@ -6935,6 +6940,7 @@
                 <w:i w:val="0"/>
                 <w:sz w:val="18"/>
               </w:rPr>
+              <w:t>Năng lực số Miền 1 (Cơ bản, bậc 1): Ở bài “Giảm một số đi một số lần”, GV dùng hình động trên máy: bấm cho một nhóm đồ vật bớt đi còn một nửa; Năng lực số Miền 5 (Cơ bản, bậc 1): GV chiếu xen kẽ các bài toán có từ giảm đi và bớt đi, cho HS chọn phép tính đúng; máy báo đúng</w:t>
             </w:r>
           </w:p>
         </w:tc>
@@ -7165,7 +7171,20 @@
                 <w:i w:val="0"/>
                 <w:sz w:val="18"/>
               </w:rPr>
-              <w:t>NLS-GQVĐ (Cơ bản 1): Chiếu một bài giải mẫu rồi ẩn bước thứ nhất.</w:t>
+              <w:t>Năng lực số Miền 1 (Cơ bản, bậc 1): Ở bài toán giải bằng hai bước tính, GV chiếu sơ đồ đoạn thẳng trên máy và bấm hiện dần từng dữ kiện; HS nói bước còn thiếu, khi các em nêu sai thứ tự thì GV bấm hiện lại sơ đồ để cả lớp thấy…</w:t>
+            </w:r>
+          </w:p>
+          <w:p>
+            <w:pPr>
+              <w:spacing w:after="0"/>
+            </w:pPr>
+            <w:r>
+              <w:rPr>
+                <w:b w:val="0"/>
+                <w:i w:val="0"/>
+                <w:sz w:val="18"/>
+              </w:rPr>
+              <w:t>NLS: Năng lực số Miền 5 (Cơ bản, bậc 1): GV chiếu một bài giải mẫu rồi ẩn bước thứ nhất</w:t>
             </w:r>
           </w:p>
           <w:p>
@@ -8691,6 +8710,7 @@
                 <w:i w:val="0"/>
                 <w:sz w:val="18"/>
               </w:rPr>
+              <w:t>Năng lực số Miền 1 (Cơ bản, bậc 1): Ở bài nhân số có ba chữ số với số có một chữ số, GV chiếu phép nhân đặt tính trên màn hình rồi bấm hiện dần từng bước nhân hàng đơn vị; Năng lực số Miền 5 (Cơ bản, bậc 1): GV mở bài tập tương tác đặt tính rồi tính, máy báo đúng, sai ngay và chỉ chỗ sai; HS nhận ra mình quên cộng phần nhớ hay viết lệch cột</w:t>
             </w:r>
           </w:p>
         </w:tc>
@@ -8921,7 +8941,7 @@
                 <w:i w:val="0"/>
                 <w:sz w:val="18"/>
               </w:rPr>
-              <w:t>NLS-KT (Cơ bản 1): Ở hoạt động Khám phá bài “Chia số có ba chữ số cho số có một chữ số”, GV chiếu hình vẽ.</w:t>
+              <w:t>Năng lực số Miền 1 (Cơ bản, bậc 1): Ở hoạt động Khám phá bài “Chia số có ba chữ số cho số có một chữ số”, GV chiếu hình vẽ và lời thoại của Rô-bốt, Mai, Việt lên màn hình; Năng lực số Miền 5 (Cơ bản, bậc 1): Ở hoạt động Luyện tập, GV mở bài tập tương tác đặt tính rồi tính: HS làm ra nháp trước, sau đó nhập kết quả vào máy</w:t>
             </w:r>
           </w:p>
         </w:tc>
@@ -9264,7 +9284,7 @@
                 <w:i w:val="0"/>
                 <w:sz w:val="18"/>
               </w:rPr>
-              <w:t>Gồm cả Bài 39–41 (Tổ CM đối chiếu mục lục SGK)</w:t>
+              <w:t>Gồm cả Bài 39–41 (Tổ CM đối chiếu mục lục SGK); Năng lực số Miền 1 (Cơ bản, bậc 1): Ở hoạt động làm quen với biểu thức của bài “Biểu thức số. Tính giá trị của biểu thức số”, GV chiếu các biểu thức lên màn hình và tô màu theo thứ tự…; Năng lực số Miền 5 (Cơ bản, bậc 1): Ở hoạt động Luyện tập, GV mở bài tập tương tác nối biểu thức với giá trị đúng: HS tính ra nháp rồi kéo nối trên màn hình</w:t>
             </w:r>
           </w:p>
         </w:tc>
@@ -9723,7 +9743,7 @@
                 <w:i w:val="0"/>
                 <w:sz w:val="18"/>
               </w:rPr>
-              <w:t>NLS-GQVĐ (Cơ bản 1): Ở hoạt động Luyện tập, GV mở bài tập tương tác: máy hiện hai số, HS chọn phép tính tìm số lớn.</w:t>
+              <w:t>Năng lực số Miền 1 (Cơ bản, bậc 1): Ở hoạt động Khám phá bài “So sánh số lớn gấp mấy lần số bé”, GV chiếu sơ đồ đoạn thẳng lên màn hình; Năng lực số Miền 5 (Cơ bản, bậc 1): Ở hoạt động Luyện tập, GV mở bài tập tương tác: máy hiện hai số, HS chọn phép tính tìm số lớn gấp mấy lần số bé rồi bấm kiểm tra</w:t>
             </w:r>
           </w:p>
         </w:tc>
@@ -11245,20 +11265,7 @@
                 <w:i w:val="0"/>
                 <w:sz w:val="18"/>
               </w:rPr>
-              <w:t>Gồm cả Bài 45 (Tổ CM đối chiếu mục lục SGK)</w:t>
-            </w:r>
-          </w:p>
-          <w:p>
-            <w:pPr>
-              <w:spacing w:after="0"/>
-            </w:pPr>
-            <w:r>
-              <w:rPr>
-                <w:b w:val="0"/>
-                <w:i w:val="0"/>
-                <w:sz w:val="18"/>
-              </w:rPr>
-              <w:t>NLS-KT (Cơ bản 1): Ở hoạt động Khám phá bài “Các số có bốn chữ số. Số 10 000”, GV chiếu bảng các hàng nghìn, trăm.</w:t>
+              <w:t>Gồm cả Bài 45 (Tổ CM đối chiếu mục lục SGK); Năng lực số Miền 1 (Cơ bản, bậc 1): Ở hoạt động Khám phá bài “Các số có bốn chữ số. Số 10 000”, GV chiếu bảng các hàng nghìn, trăm, chục, đơn vị lên màn hình; Năng lực số Miền 5 (Cơ bản, bậc 1): Ở hoạt động Luyện tập, GV mở bài tập tương tác: máy hiện số, HS kéo các chữ số vào đúng cột hàng rồi bấm kiểm tra</w:t>
             </w:r>
           </w:p>
         </w:tc>
@@ -11601,6 +11608,7 @@
                 <w:i w:val="0"/>
                 <w:sz w:val="18"/>
               </w:rPr>
+              <w:t>Năng lực số Miền 1 (Cơ bản, bậc 1): Ở bài “So sánh các số trong phạm vi 10 000”, GV chiếu bảng hàng động trên máy: thêm hoặc bớt một khối ở hàng đơn vị, hàng chục, hàng trăm; Năng lực số Miền 5 (Cơ bản, bậc 1): Với chữ số La Mã, GV chiếu ảnh mặt đồng hồ, bìa sách, biển số nhà, số ghi thế kỉ trên bảng di tích; những chỗ chữ số La Mã còn được dùng…</w:t>
             </w:r>
           </w:p>
         </w:tc>
@@ -13807,20 +13815,7 @@
                 <w:i w:val="0"/>
                 <w:sz w:val="18"/>
               </w:rPr>
-              <w:t>Gồm cả Bài 55 (Tổ CM đối chiếu mục lục SGK)</w:t>
-            </w:r>
-          </w:p>
-          <w:p>
-            <w:pPr>
-              <w:spacing w:after="0"/>
-            </w:pPr>
-            <w:r>
-              <w:rPr>
-                <w:b w:val="0"/>
-                <w:i w:val="0"/>
-                <w:sz w:val="18"/>
-              </w:rPr>
-              <w:t>NLS-KT (Cơ bản 1): Ở hoạt động Khám phá bài “Phép cộng trong phạm vi 10 000”, GV chiếu phép cộng đặt tính dọc lên màn.</w:t>
+              <w:t>Gồm cả Bài 55 (Tổ CM đối chiếu mục lục SGK); Năng lực số Miền 1 (Cơ bản, bậc 1): Ở hoạt động Khám phá bài “Phép cộng trong phạm vi 10 000”, GV chiếu phép cộng đặt tính dọc lên màn hình và cho hiện dần từng hàng đơn vị, chục, trăm; Năng lực số Miền 5 (Cơ bản, bậc 1): Ở hoạt động Luyện tập, GV mở bài tập tương tác: HS đặt tính và tính ra vở trước rồi nhập kết quả; khi máy báo sai</w:t>
             </w:r>
           </w:p>
         </w:tc>
@@ -14050,6 +14045,7 @@
                 <w:i w:val="0"/>
                 <w:sz w:val="18"/>
               </w:rPr>
+              <w:t>Năng lực số Miền 1 (Cơ bản, bậc 1): Ở hoạt động Khám phá bài “Phép trừ trong phạm vi 10 000”, GV chiếu phép trừ đặt tính dọc lên màn hình và cho hiện dần từng hàng; Năng lực số Miền 5 (Cơ bản, bậc 1): Ở hoạt động Luyện tập, GV mở bài tập tương tác: HS tính ra vở trước rồi nhập kết quả; khi máy báo sai</w:t>
             </w:r>
           </w:p>
         </w:tc>
@@ -14281,7 +14277,7 @@
                 <w:i w:val="0"/>
                 <w:sz w:val="18"/>
               </w:rPr>
-              <w:t>NLS-GQVĐ (Cơ bản 1): Ở hoạt động Luyện tập, GV mở bài tập tương tác.</w:t>
+              <w:t>Năng lực số Miền 1 (Cơ bản, bậc 1): Ở hoạt động Khám phá bài “Nhân số có bốn chữ số với số có một chữ số”, GV chiếu phép nhân đặt tính dọc lên màn hình và cho hiện dần từng lượt…; Năng lực số Miền 5 (Cơ bản, bậc 1): Ở hoạt động Luyện tập, GV mở bài tập tương tác: HS đặt tính và tính ra vở trước rồi nhập kết quả; khi máy báo sai</w:t>
             </w:r>
           </w:p>
         </w:tc>
@@ -14624,6 +14620,7 @@
                 <w:i w:val="0"/>
                 <w:sz w:val="18"/>
               </w:rPr>
+              <w:t>Năng lực số Miền 1 (Cơ bản, bậc 1): Ở hoạt động Khám phá bài “Chia số có bốn chữ số cho số có một chữ số”, GV chiếu phép chia đặt tính lên màn hình và cho hiện dần từng lượt chia; Năng lực số Miền 5 (Cơ bản, bậc 1): Ở hoạt động Luyện tập, GV mở bài tập tương tác: HS tính ra vở trước rồi nhập kết quả; khi máy báo sai</w:t>
             </w:r>
           </w:p>
         </w:tc>
@@ -16469,7 +16466,7 @@
                 <w:i w:val="0"/>
                 <w:sz w:val="18"/>
               </w:rPr>
-              <w:t>NLS-GQVĐ (Cơ bản 1): Ở hoạt động Luyện tập, GV mở bài tập tương tác.</w:t>
+              <w:t>Năng lực số Miền 1 (Cơ bản, bậc 1): Ở hoạt động Khám phá bài “Phép cộng trong phạm vi 100 000”, GV chiếu phép cộng đặt tính dọc lên màn hình và cho hiện dần từng hàng cùng số nhớ; Năng lực số Miền 5 (Cơ bản, bậc 1): Ở hoạt động Luyện tập, GV mở bài tập tương tác: HS đặt tính và tính ra vở trước rồi nhập kết quả; khi máy báo sai</w:t>
             </w:r>
           </w:p>
         </w:tc>
@@ -16698,6 +16695,7 @@
                 <w:i w:val="0"/>
                 <w:sz w:val="18"/>
               </w:rPr>
+              <w:t>Năng lực số Miền 1 (Cơ bản, bậc 1): Ở hoạt động Khám phá bài “Phép trừ trong phạm vi 100 000”, GV chiếu phép trừ đặt tính dọc lên màn hình và cho hiện dần từng hàng; Năng lực số Miền 5 (Cơ bản, bậc 1): Ở hoạt động Luyện tập, GV mở bài tập tương tác: HS tính ra vở trước rồi nhập kết quả; khi máy báo sai</w:t>
             </w:r>
           </w:p>
         </w:tc>
@@ -18120,6 +18118,7 @@
                 <w:i w:val="0"/>
                 <w:sz w:val="18"/>
               </w:rPr>
+              <w:t>Năng lực số Miền 1 (Cơ bản, bậc 1): Ở hoạt động Khám phá bài “Nhân số có năm chữ số với số có một chữ số”, GV chiếu phép nhân đặt tính dọc lên màn hình và cho hiện dần từng lượt…; Năng lực số Miền 5 (Cơ bản, bậc 1): Ở hoạt động Luyện tập, GV mở bài tập tương tác: HS đặt tính và tính ra vở trước rồi nhập kết quả; khi máy báo sai</w:t>
             </w:r>
           </w:p>
         </w:tc>
@@ -18464,7 +18463,7 @@
                 <w:i w:val="0"/>
                 <w:sz w:val="18"/>
               </w:rPr>
-              <w:t>NLS-KT (Cơ bản 1): Ở hoạt động Khám phá bài “Chia số có năm chữ số cho số có một chữ số”.</w:t>
+              <w:t>Năng lực số Miền 1 (Cơ bản, bậc 1): Ở hoạt động Khám phá bài “Chia số có năm chữ số cho số có một chữ số”, GV chiếu phép chia đặt tính lên màn hình và cho hiện dần từng lượt chia; Năng lực số Miền 5 (Cơ bản, bậc 1): Ở hoạt động Luyện tập, GV mở bài tập tương tác: HS tính ra vở trước rồi nhập kết quả; khi máy báo sai</w:t>
             </w:r>
           </w:p>
         </w:tc>

--- a/assets/docs/lop3/Toan - Lop 3.docx
+++ b/assets/docs/lop3/Toan - Lop 3.docx
@@ -11608,7 +11608,7 @@
                 <w:i w:val="0"/>
                 <w:sz w:val="18"/>
               </w:rPr>
-              <w:t>Năng lực số Miền 1 (Cơ bản, bậc 1): Ở bài “So sánh các số trong phạm vi 10 000”, GV chiếu bảng hàng động trên máy: thêm hoặc bớt một khối ở hàng đơn vị, hàng chục, hàng trăm; Năng lực số Miền 5 (Cơ bản, bậc 1): Với chữ số La Mã, GV chiếu ảnh mặt đồng hồ, bìa sách, biển số nhà, số ghi thế kỉ trên bảng di tích; những chỗ chữ số La Mã còn được dùng…</w:t>
+              <w:t>Năng lực số Miền 1 (Cơ bản, bậc 1): Ở bài “So sánh các số trong phạm vi 10 000”, GV chiếu bảng hàng động trên máy: thêm hoặc bớt một khối ở hàng đơn vị, hàng chục, hàng trăm; Năng lực số Miền 5 (Cơ bản, bậc 1): Với chữ số La Mã, GV chiếu ảnh mặt đồng hồ, bìa sách, biển số nhà, số ghi thế kỉ trên bảng di tích – những chỗ chữ số La Mã còn được dùng…</w:t>
             </w:r>
           </w:p>
         </w:tc>
